--- a/docs/10_교회바자회_계획서.docx
+++ b/docs/10_교회바자회_계획서.docx
@@ -11,7 +11,7 @@
         <w:rPr>
           <w:b w:val="0"/>
         </w:rPr>
-        <w:t>(교회명) 이웃과 함께하는 사랑 나눔 바자회 계획안</w:t>
+        <w:t>202X년 (교회명) 이웃과 함께하는 나눔 바자회 계획서</w:t>
       </w:r>
     </w:p>
     <w:p>
@@ -22,7 +22,7 @@
         <w:rPr>
           <w:b w:val="0"/>
         </w:rPr>
-        <w:t>1. 행사 개요</w:t>
+        <w:t>개요</w:t>
       </w:r>
     </w:p>
     <w:p>
@@ -31,15 +31,9 @@
       </w:pPr>
       <w:r>
         <w:rPr>
-          <w:b/>
-        </w:rPr>
-        <w:t>행사명</w:t>
-      </w:r>
-      <w:r>
-        <w:rPr>
           <w:b w:val="0"/>
         </w:rPr>
-        <w:t>: (교회명) 이웃과 함께하는 사랑 나눔 바자회</w:t>
+        <w:t>목적 : 선교 및 지역사회 구제 기금 마련</w:t>
       </w:r>
     </w:p>
     <w:p>
@@ -48,15 +42,9 @@
       </w:pPr>
       <w:r>
         <w:rPr>
-          <w:b/>
-        </w:rPr>
-        <w:t>일시</w:t>
-      </w:r>
-      <w:r>
-        <w:rPr>
           <w:b w:val="0"/>
         </w:rPr>
-        <w:t>: 202X년 O월 O일 (요일) 00:00 ~ 00:00</w:t>
+        <w:t>일시 : 202X년 __월 __일(요일) __:__ ~ __:__</w:t>
       </w:r>
     </w:p>
     <w:p>
@@ -65,15 +53,9 @@
       </w:pPr>
       <w:r>
         <w:rPr>
-          <w:b/>
-        </w:rPr>
-        <w:t>장소</w:t>
-      </w:r>
-      <w:r>
-        <w:rPr>
           <w:b w:val="0"/>
         </w:rPr>
-        <w:t>: (교회 앞마당/주차장/본당 로비 등)</w:t>
+        <w:t>장소 : (교회명) 마당 및 교육관</w:t>
       </w:r>
     </w:p>
     <w:p>
@@ -82,37 +64,9 @@
       </w:pPr>
       <w:r>
         <w:rPr>
-          <w:b/>
-        </w:rPr>
-        <w:t>목적</w:t>
-      </w:r>
-      <w:r>
-        <w:rPr>
           <w:b w:val="0"/>
         </w:rPr>
-        <w:t>:</w:t>
-      </w:r>
-    </w:p>
-    <w:p>
-      <w:pPr>
-        <w:pStyle w:val="ListNumber"/>
-      </w:pPr>
-      <w:r>
-        <w:rPr>
-          <w:b w:val="0"/>
-        </w:rPr>
-        <w:t>지역사회 소외이웃 돕기 및 (국내외 선교지/기관) 후원 기금 마련</w:t>
-      </w:r>
-    </w:p>
-    <w:p>
-      <w:pPr>
-        <w:pStyle w:val="ListNumber"/>
-      </w:pPr>
-      <w:r>
-        <w:rPr>
-          <w:b w:val="0"/>
-        </w:rPr>
-        <w:t>교인 간 친목 도모 및 지역 주민과의 소통</w:t>
+        <w:t>담당 : (부서명/위원장) ________</w:t>
       </w:r>
     </w:p>
     <w:p>
@@ -121,15 +75,9 @@
       </w:pPr>
       <w:r>
         <w:rPr>
-          <w:b/>
-        </w:rPr>
-        <w:t>성경 본문</w:t>
-      </w:r>
-      <w:r>
-        <w:rPr>
           <w:b w:val="0"/>
         </w:rPr>
-        <w:t>: 사도행전 2:44-45 (참조)</w:t>
+        <w:t>대상 : 교인 및 지역주민 (예상 인원 n명)</w:t>
       </w:r>
     </w:p>
     <w:p>
@@ -140,326 +88,7 @@
         <w:rPr>
           <w:b w:val="0"/>
         </w:rPr>
-        <w:t>2. 준비 조직 및 역할 분담</w:t>
-      </w:r>
-    </w:p>
-    <w:tbl>
-      <w:tblPr>
-        <w:tblStyle w:val="TableGrid"/>
-        <w:tblW w:type="auto" w:w="0"/>
-        <w:tblLook w:firstColumn="1" w:firstRow="1" w:lastColumn="0" w:lastRow="0" w:noHBand="0" w:noVBand="1" w:val="04A0"/>
-      </w:tblPr>
-      <w:tblGrid>
-        <w:gridCol w:w="2880"/>
-        <w:gridCol w:w="2880"/>
-        <w:gridCol w:w="2880"/>
-      </w:tblGrid>
-      <w:tr>
-        <w:tc>
-          <w:tcPr>
-            <w:tcW w:type="dxa" w:w="2880"/>
-          </w:tcPr>
-          <w:p>
-            <w:r>
-              <w:rPr>
-                <w:b/>
-              </w:rPr>
-              <w:t>부서</w:t>
-            </w:r>
-          </w:p>
-        </w:tc>
-        <w:tc>
-          <w:tcPr>
-            <w:tcW w:type="dxa" w:w="2880"/>
-          </w:tcPr>
-          <w:p>
-            <w:r>
-              <w:rPr>
-                <w:b/>
-              </w:rPr>
-              <w:t>담당자</w:t>
-            </w:r>
-          </w:p>
-        </w:tc>
-        <w:tc>
-          <w:tcPr>
-            <w:tcW w:type="dxa" w:w="2880"/>
-          </w:tcPr>
-          <w:p>
-            <w:r>
-              <w:rPr>
-                <w:b/>
-              </w:rPr>
-              <w:t>주요 업무</w:t>
-            </w:r>
-          </w:p>
-        </w:tc>
-      </w:tr>
-      <w:tr>
-        <w:tc>
-          <w:tcPr>
-            <w:tcW w:type="dxa" w:w="2880"/>
-          </w:tcPr>
-          <w:p>
-            <w:r>
-              <w:rPr>
-                <w:b w:val="0"/>
-              </w:rPr>
-              <w:t>총괄</w:t>
-            </w:r>
-          </w:p>
-        </w:tc>
-        <w:tc>
-          <w:tcPr>
-            <w:tcW w:type="dxa" w:w="2880"/>
-          </w:tcPr>
-          <w:p>
-            <w:r>
-              <w:rPr>
-                <w:b w:val="0"/>
-              </w:rPr>
-              <w:t>________</w:t>
-            </w:r>
-          </w:p>
-        </w:tc>
-        <w:tc>
-          <w:tcPr>
-            <w:tcW w:type="dxa" w:w="2880"/>
-          </w:tcPr>
-          <w:p>
-            <w:r>
-              <w:rPr>
-                <w:b w:val="0"/>
-              </w:rPr>
-              <w:t>전체 일정 관리 및 보고</w:t>
-            </w:r>
-          </w:p>
-        </w:tc>
-      </w:tr>
-      <w:tr>
-        <w:tc>
-          <w:tcPr>
-            <w:tcW w:type="dxa" w:w="2880"/>
-          </w:tcPr>
-          <w:p>
-            <w:r>
-              <w:rPr>
-                <w:b w:val="0"/>
-              </w:rPr>
-              <w:t>물품팀</w:t>
-            </w:r>
-          </w:p>
-        </w:tc>
-        <w:tc>
-          <w:tcPr>
-            <w:tcW w:type="dxa" w:w="2880"/>
-          </w:tcPr>
-          <w:p>
-            <w:r>
-              <w:rPr>
-                <w:b w:val="0"/>
-              </w:rPr>
-              <w:t>________</w:t>
-            </w:r>
-          </w:p>
-        </w:tc>
-        <w:tc>
-          <w:tcPr>
-            <w:tcW w:type="dxa" w:w="2880"/>
-          </w:tcPr>
-          <w:p>
-            <w:r>
-              <w:rPr>
-                <w:b w:val="0"/>
-              </w:rPr>
-              <w:t>기증 물품 접수 및 분류, 가격 책정</w:t>
-            </w:r>
-          </w:p>
-        </w:tc>
-      </w:tr>
-      <w:tr>
-        <w:tc>
-          <w:tcPr>
-            <w:tcW w:type="dxa" w:w="2880"/>
-          </w:tcPr>
-          <w:p>
-            <w:r>
-              <w:rPr>
-                <w:b w:val="0"/>
-              </w:rPr>
-              <w:t>먹거리팀</w:t>
-            </w:r>
-          </w:p>
-        </w:tc>
-        <w:tc>
-          <w:tcPr>
-            <w:tcW w:type="dxa" w:w="2880"/>
-          </w:tcPr>
-          <w:p>
-            <w:r>
-              <w:rPr>
-                <w:b w:val="0"/>
-              </w:rPr>
-              <w:t>________</w:t>
-            </w:r>
-          </w:p>
-        </w:tc>
-        <w:tc>
-          <w:tcPr>
-            <w:tcW w:type="dxa" w:w="2880"/>
-          </w:tcPr>
-          <w:p>
-            <w:r>
-              <w:rPr>
-                <w:b w:val="0"/>
-              </w:rPr>
-              <w:t>식단 구성, 식재료 구매, 위생 관리</w:t>
-            </w:r>
-          </w:p>
-        </w:tc>
-      </w:tr>
-      <w:tr>
-        <w:tc>
-          <w:tcPr>
-            <w:tcW w:type="dxa" w:w="2880"/>
-          </w:tcPr>
-          <w:p>
-            <w:r>
-              <w:rPr>
-                <w:b w:val="0"/>
-              </w:rPr>
-              <w:t>홍보/안내</w:t>
-            </w:r>
-          </w:p>
-        </w:tc>
-        <w:tc>
-          <w:tcPr>
-            <w:tcW w:type="dxa" w:w="2880"/>
-          </w:tcPr>
-          <w:p>
-            <w:r>
-              <w:rPr>
-                <w:b w:val="0"/>
-              </w:rPr>
-              <w:t>________</w:t>
-            </w:r>
-          </w:p>
-        </w:tc>
-        <w:tc>
-          <w:tcPr>
-            <w:tcW w:type="dxa" w:w="2880"/>
-          </w:tcPr>
-          <w:p>
-            <w:r>
-              <w:rPr>
-                <w:b w:val="0"/>
-              </w:rPr>
-              <w:t>현수막, 주보 광고, 지역주민 안내</w:t>
-            </w:r>
-          </w:p>
-        </w:tc>
-      </w:tr>
-      <w:tr>
-        <w:tc>
-          <w:tcPr>
-            <w:tcW w:type="dxa" w:w="2880"/>
-          </w:tcPr>
-          <w:p>
-            <w:r>
-              <w:rPr>
-                <w:b w:val="0"/>
-              </w:rPr>
-              <w:t>재무/정산</w:t>
-            </w:r>
-          </w:p>
-        </w:tc>
-        <w:tc>
-          <w:tcPr>
-            <w:tcW w:type="dxa" w:w="2880"/>
-          </w:tcPr>
-          <w:p>
-            <w:r>
-              <w:rPr>
-                <w:b w:val="0"/>
-              </w:rPr>
-              <w:t>________</w:t>
-            </w:r>
-          </w:p>
-        </w:tc>
-        <w:tc>
-          <w:tcPr>
-            <w:tcW w:type="dxa" w:w="2880"/>
-          </w:tcPr>
-          <w:p>
-            <w:r>
-              <w:rPr>
-                <w:b w:val="0"/>
-              </w:rPr>
-              <w:t>당일 매출 관리, 결산 보고서 작성</w:t>
-            </w:r>
-          </w:p>
-        </w:tc>
-      </w:tr>
-      <w:tr>
-        <w:tc>
-          <w:tcPr>
-            <w:tcW w:type="dxa" w:w="2880"/>
-          </w:tcPr>
-          <w:p>
-            <w:r>
-              <w:rPr>
-                <w:b w:val="0"/>
-              </w:rPr>
-              <w:t>안전/시설</w:t>
-            </w:r>
-          </w:p>
-        </w:tc>
-        <w:tc>
-          <w:tcPr>
-            <w:tcW w:type="dxa" w:w="2880"/>
-          </w:tcPr>
-          <w:p>
-            <w:r>
-              <w:rPr>
-                <w:b w:val="0"/>
-              </w:rPr>
-              <w:t>________</w:t>
-            </w:r>
-          </w:p>
-        </w:tc>
-        <w:tc>
-          <w:tcPr>
-            <w:tcW w:type="dxa" w:w="2880"/>
-          </w:tcPr>
-          <w:p>
-            <w:r>
-              <w:rPr>
-                <w:b w:val="0"/>
-              </w:rPr>
-              <w:t>부스 설치, 안전 수칙 준수, 정리</w:t>
-            </w:r>
-          </w:p>
-        </w:tc>
-      </w:tr>
-    </w:tbl>
-    <w:p/>
-    <w:p>
-      <w:pPr>
-        <w:pStyle w:val="Heading2"/>
-      </w:pPr>
-      <w:r>
-        <w:rPr>
-          <w:b w:val="0"/>
-        </w:rPr>
-        <w:t>3. 물품 및 후원 접수 양식</w:t>
-      </w:r>
-    </w:p>
-    <w:p>
-      <w:r>
-        <w:rPr>
-          <w:b w:val="0"/>
-        </w:rPr>
-        <w:t>물품 기증은 (날짜)부터 (날짜)까지 진행합니다. 모든 물품은 깨끗하게 세척/손질된 상태로 접수해 주시기 바랍니다.</w:t>
+        <w:t>물품 기증 접수표</w:t>
       </w:r>
     </w:p>
     <w:tbl>
@@ -486,7 +115,7 @@
               <w:rPr>
                 <w:b/>
               </w:rPr>
-              <w:t>번호</w:t>
+              <w:t>구분</w:t>
             </w:r>
           </w:p>
         </w:tc>
@@ -499,7 +128,7 @@
               <w:rPr>
                 <w:b/>
               </w:rPr>
-              <w:t>기증자(성함/구역)</w:t>
+              <w:t>기증자(성함)</w:t>
             </w:r>
           </w:p>
         </w:tc>
@@ -512,7 +141,7 @@
               <w:rPr>
                 <w:b/>
               </w:rPr>
-              <w:t>품목명</w:t>
+              <w:t>물품명</w:t>
             </w:r>
           </w:p>
         </w:tc>
@@ -538,7 +167,7 @@
               <w:rPr>
                 <w:b/>
               </w:rPr>
-              <w:t>예상 가격</w:t>
+              <w:t>상태</w:t>
             </w:r>
           </w:p>
         </w:tc>
@@ -636,23 +265,102 @@
           </w:p>
         </w:tc>
       </w:tr>
+    </w:tbl>
+    <w:p/>
+    <w:p>
+      <w:pPr>
+        <w:pStyle w:val="Heading2"/>
+      </w:pPr>
+      <w:r>
+        <w:rPr>
+          <w:b w:val="0"/>
+        </w:rPr>
+        <w:t>부스 배치와 담당</w:t>
+      </w:r>
+    </w:p>
+    <w:tbl>
+      <w:tblPr>
+        <w:tblStyle w:val="TableGrid"/>
+        <w:tblW w:type="auto" w:w="0"/>
+        <w:tblLook w:firstColumn="1" w:firstRow="1" w:lastColumn="0" w:lastRow="0" w:noHBand="0" w:noVBand="1" w:val="04A0"/>
+      </w:tblPr>
+      <w:tblGrid>
+        <w:gridCol w:w="2160"/>
+        <w:gridCol w:w="2160"/>
+        <w:gridCol w:w="2160"/>
+        <w:gridCol w:w="2160"/>
+      </w:tblGrid>
       <w:tr>
         <w:tc>
           <w:tcPr>
-            <w:tcW w:type="dxa" w:w="1440"/>
+            <w:tcW w:type="dxa" w:w="2160"/>
+          </w:tcPr>
+          <w:p>
+            <w:r>
+              <w:rPr>
+                <w:b/>
+              </w:rPr>
+              <w:t>부스명</w:t>
+            </w:r>
+          </w:p>
+        </w:tc>
+        <w:tc>
+          <w:tcPr>
+            <w:tcW w:type="dxa" w:w="2160"/>
+          </w:tcPr>
+          <w:p>
+            <w:r>
+              <w:rPr>
+                <w:b/>
+              </w:rPr>
+              <w:t>주요 물품</w:t>
+            </w:r>
+          </w:p>
+        </w:tc>
+        <w:tc>
+          <w:tcPr>
+            <w:tcW w:type="dxa" w:w="2160"/>
+          </w:tcPr>
+          <w:p>
+            <w:r>
+              <w:rPr>
+                <w:b/>
+              </w:rPr>
+              <w:t>담당자</w:t>
+            </w:r>
+          </w:p>
+        </w:tc>
+        <w:tc>
+          <w:tcPr>
+            <w:tcW w:type="dxa" w:w="2160"/>
+          </w:tcPr>
+          <w:p>
+            <w:r>
+              <w:rPr>
+                <w:b/>
+              </w:rPr>
+              <w:t>보조 인원</w:t>
+            </w:r>
+          </w:p>
+        </w:tc>
+      </w:tr>
+      <w:tr>
+        <w:tc>
+          <w:tcPr>
+            <w:tcW w:type="dxa" w:w="2160"/>
           </w:tcPr>
           <w:p>
             <w:r>
               <w:rPr>
                 <w:b w:val="0"/>
               </w:rPr>
-              <w:t>2</w:t>
+              <w:t>의류/잡화</w:t>
             </w:r>
           </w:p>
         </w:tc>
         <w:tc>
           <w:tcPr>
-            <w:tcW w:type="dxa" w:w="1440"/>
+            <w:tcW w:type="dxa" w:w="2160"/>
           </w:tcPr>
           <w:p>
             <w:r>
@@ -665,7 +373,7 @@
         </w:tc>
         <w:tc>
           <w:tcPr>
-            <w:tcW w:type="dxa" w:w="1440"/>
+            <w:tcW w:type="dxa" w:w="2160"/>
           </w:tcPr>
           <w:p>
             <w:r>
@@ -678,33 +386,7 @@
         </w:tc>
         <w:tc>
           <w:tcPr>
-            <w:tcW w:type="dxa" w:w="1440"/>
-          </w:tcPr>
-          <w:p>
-            <w:r>
-              <w:rPr>
-                <w:b w:val="0"/>
-              </w:rPr>
-              <w:t>________</w:t>
-            </w:r>
-          </w:p>
-        </w:tc>
-        <w:tc>
-          <w:tcPr>
-            <w:tcW w:type="dxa" w:w="1440"/>
-          </w:tcPr>
-          <w:p>
-            <w:r>
-              <w:rPr>
-                <w:b w:val="0"/>
-              </w:rPr>
-              <w:t>________</w:t>
-            </w:r>
-          </w:p>
-        </w:tc>
-        <w:tc>
-          <w:tcPr>
-            <w:tcW w:type="dxa" w:w="1440"/>
+            <w:tcW w:type="dxa" w:w="2160"/>
           </w:tcPr>
           <w:p>
             <w:r>
@@ -719,20 +401,20 @@
       <w:tr>
         <w:tc>
           <w:tcPr>
-            <w:tcW w:type="dxa" w:w="1440"/>
+            <w:tcW w:type="dxa" w:w="2160"/>
           </w:tcPr>
           <w:p>
             <w:r>
               <w:rPr>
                 <w:b w:val="0"/>
               </w:rPr>
-              <w:t>3</w:t>
+              <w:t>먹거리</w:t>
             </w:r>
           </w:p>
         </w:tc>
         <w:tc>
           <w:tcPr>
-            <w:tcW w:type="dxa" w:w="1440"/>
+            <w:tcW w:type="dxa" w:w="2160"/>
           </w:tcPr>
           <w:p>
             <w:r>
@@ -745,7 +427,7 @@
         </w:tc>
         <w:tc>
           <w:tcPr>
-            <w:tcW w:type="dxa" w:w="1440"/>
+            <w:tcW w:type="dxa" w:w="2160"/>
           </w:tcPr>
           <w:p>
             <w:r>
@@ -758,33 +440,7 @@
         </w:tc>
         <w:tc>
           <w:tcPr>
-            <w:tcW w:type="dxa" w:w="1440"/>
-          </w:tcPr>
-          <w:p>
-            <w:r>
-              <w:rPr>
-                <w:b w:val="0"/>
-              </w:rPr>
-              <w:t>________</w:t>
-            </w:r>
-          </w:p>
-        </w:tc>
-        <w:tc>
-          <w:tcPr>
-            <w:tcW w:type="dxa" w:w="1440"/>
-          </w:tcPr>
-          <w:p>
-            <w:r>
-              <w:rPr>
-                <w:b w:val="0"/>
-              </w:rPr>
-              <w:t>________</w:t>
-            </w:r>
-          </w:p>
-        </w:tc>
-        <w:tc>
-          <w:tcPr>
-            <w:tcW w:type="dxa" w:w="1440"/>
+            <w:tcW w:type="dxa" w:w="2160"/>
           </w:tcPr>
           <w:p>
             <w:r>
@@ -799,20 +455,20 @@
       <w:tr>
         <w:tc>
           <w:tcPr>
-            <w:tcW w:type="dxa" w:w="1440"/>
+            <w:tcW w:type="dxa" w:w="2160"/>
           </w:tcPr>
           <w:p>
             <w:r>
               <w:rPr>
                 <w:b w:val="0"/>
               </w:rPr>
-              <w:t>4</w:t>
+              <w:t>체험/기타</w:t>
             </w:r>
           </w:p>
         </w:tc>
         <w:tc>
           <w:tcPr>
-            <w:tcW w:type="dxa" w:w="1440"/>
+            <w:tcW w:type="dxa" w:w="2160"/>
           </w:tcPr>
           <w:p>
             <w:r>
@@ -825,7 +481,7 @@
         </w:tc>
         <w:tc>
           <w:tcPr>
-            <w:tcW w:type="dxa" w:w="1440"/>
+            <w:tcW w:type="dxa" w:w="2160"/>
           </w:tcPr>
           <w:p>
             <w:r>
@@ -838,33 +494,7 @@
         </w:tc>
         <w:tc>
           <w:tcPr>
-            <w:tcW w:type="dxa" w:w="1440"/>
-          </w:tcPr>
-          <w:p>
-            <w:r>
-              <w:rPr>
-                <w:b w:val="0"/>
-              </w:rPr>
-              <w:t>________</w:t>
-            </w:r>
-          </w:p>
-        </w:tc>
-        <w:tc>
-          <w:tcPr>
-            <w:tcW w:type="dxa" w:w="1440"/>
-          </w:tcPr>
-          <w:p>
-            <w:r>
-              <w:rPr>
-                <w:b w:val="0"/>
-              </w:rPr>
-              <w:t>________</w:t>
-            </w:r>
-          </w:p>
-        </w:tc>
-        <w:tc>
-          <w:tcPr>
-            <w:tcW w:type="dxa" w:w="1440"/>
+            <w:tcW w:type="dxa" w:w="2160"/>
           </w:tcPr>
           <w:p>
             <w:r>
@@ -880,13 +510,57 @@
     <w:p/>
     <w:p>
       <w:pPr>
+        <w:pStyle w:val="Heading2"/>
+      </w:pPr>
+      <w:r>
+        <w:rPr>
+          <w:b w:val="0"/>
+        </w:rPr>
+        <w:t>가격표 원칙</w:t>
+      </w:r>
+    </w:p>
+    <w:p>
+      <w:pPr>
         <w:pStyle w:val="ListBullet"/>
       </w:pPr>
       <w:r>
         <w:rPr>
           <w:b w:val="0"/>
         </w:rPr>
-        <w:t>*참고: 의류는 세탁 완료된 것만, 가전제품은 작동 확인 후 접수 (확인 필요)*</w:t>
+        <w:t>모든 물품은 ____원 단위로 책정(잔돈 교환 편의 고려).</w:t>
+      </w:r>
+    </w:p>
+    <w:p>
+      <w:pPr>
+        <w:pStyle w:val="ListBullet"/>
+      </w:pPr>
+      <w:r>
+        <w:rPr>
+          <w:b w:val="0"/>
+        </w:rPr>
+        <w:t>기증 물품은 상태에 따라 상(____원), 중(____원), 하(____원) 분류.</w:t>
+      </w:r>
+    </w:p>
+    <w:p>
+      <w:pPr>
+        <w:pStyle w:val="ListBullet"/>
+      </w:pPr>
+      <w:r>
+        <w:rPr>
+          <w:b w:val="0"/>
+        </w:rPr>
+        <w:t>먹거리는 원가 대비 __% 수익을 목표로 책정.</w:t>
+      </w:r>
+    </w:p>
+    <w:p>
+      <w:pPr>
+        <w:pStyle w:val="ListBullet"/>
+      </w:pPr>
+      <w:r>
+        <w:rPr>
+          <w:b w:val="0"/>
+        </w:rPr>
+        <w:t>가격표는 잘 보이는 곳에 부착하고, 흥정 여부(가능/불가) 사전 결정.</w:t>
       </w:r>
     </w:p>
     <w:p>
@@ -897,420 +571,7 @@
         <w:rPr>
           <w:b w:val="0"/>
         </w:rPr>
-        <w:t>4. 부스 배치 및 운영 계획</w:t>
-      </w:r>
-    </w:p>
-    <w:p>
-      <w:pPr>
-        <w:pStyle w:val="ListBullet"/>
-      </w:pPr>
-      <w:r>
-        <w:rPr>
-          <w:b/>
-        </w:rPr>
-        <w:t>배치도(약도)</w:t>
-      </w:r>
-      <w:r>
-        <w:rPr>
-          <w:b w:val="0"/>
-        </w:rPr>
-        <w:t>:</w:t>
-      </w:r>
-    </w:p>
-    <w:p>
-      <w:r>
-        <w:rPr>
-          <w:b w:val="0"/>
-        </w:rPr>
-        <w:t>(아래 빈칸에 대략적인 부스 위치를 그려 넣으십시오)</w:t>
-      </w:r>
-    </w:p>
-    <w:p>
-      <w:r>
-        <w:rPr>
-          <w:b w:val="0"/>
-        </w:rPr>
-        <w:t>____________________________________________________________</w:t>
-      </w:r>
-    </w:p>
-    <w:p>
-      <w:r>
-        <w:rPr>
-          <w:b w:val="0"/>
-        </w:rPr>
-        <w:t>____________________________________________________________</w:t>
-      </w:r>
-    </w:p>
-    <w:p>
-      <w:r>
-        <w:rPr>
-          <w:b w:val="0"/>
-        </w:rPr>
-        <w:t>____________________________________________________________</w:t>
-      </w:r>
-    </w:p>
-    <w:p>
-      <w:pPr>
-        <w:pStyle w:val="ListBullet"/>
-      </w:pPr>
-      <w:r>
-        <w:rPr>
-          <w:b/>
-        </w:rPr>
-        <w:t>운영 원칙</w:t>
-      </w:r>
-    </w:p>
-    <w:p>
-      <w:pPr>
-        <w:pStyle w:val="ListNumber"/>
-      </w:pPr>
-      <w:r>
-        <w:rPr>
-          <w:b w:val="0"/>
-        </w:rPr>
-        <w:t>모든 부스는 (시간)까지 세팅 완료한다.</w:t>
-      </w:r>
-    </w:p>
-    <w:p>
-      <w:pPr>
-        <w:pStyle w:val="ListNumber"/>
-      </w:pPr>
-      <w:r>
-        <w:rPr>
-          <w:b w:val="0"/>
-        </w:rPr>
-        <w:t>판매 물품은 품목별로 명확히 구분하여 전시한다.</w:t>
-      </w:r>
-    </w:p>
-    <w:p>
-      <w:pPr>
-        <w:pStyle w:val="ListNumber"/>
-      </w:pPr>
-      <w:r>
-        <w:rPr>
-          <w:b w:val="0"/>
-        </w:rPr>
-        <w:t>먹거리 부스는 별도의 위생 복장(앞치마, 두건, 장갑)을 착용한다.</w:t>
-      </w:r>
-    </w:p>
-    <w:p>
-      <w:pPr>
-        <w:pStyle w:val="Heading2"/>
-      </w:pPr>
-      <w:r>
-        <w:rPr>
-          <w:b w:val="0"/>
-        </w:rPr>
-        <w:t>5. 가격 책정 및 판매 원칙</w:t>
-      </w:r>
-    </w:p>
-    <w:p>
-      <w:pPr>
-        <w:pStyle w:val="ListNumber"/>
-      </w:pPr>
-      <w:r>
-        <w:rPr>
-          <w:b/>
-        </w:rPr>
-        <w:t>가격 결정</w:t>
-      </w:r>
-      <w:r>
-        <w:rPr>
-          <w:b w:val="0"/>
-        </w:rPr>
-        <w:t>: 새 물품은 시중가의 00%, 중고 물품은 상태에 따라 (시중가의 30~50%)로 책정한다.</w:t>
-      </w:r>
-    </w:p>
-    <w:p>
-      <w:pPr>
-        <w:pStyle w:val="ListNumber"/>
-      </w:pPr>
-      <w:r>
-        <w:rPr>
-          <w:b/>
-        </w:rPr>
-        <w:t>할인 정책</w:t>
-      </w:r>
-      <w:r>
-        <w:rPr>
-          <w:b w:val="0"/>
-        </w:rPr>
-        <w:t>: 행사 마감 1시간 전부터는 '행복 할인(00%)'을 적용하여 완판을 유도한다.</w:t>
-      </w:r>
-    </w:p>
-    <w:p>
-      <w:pPr>
-        <w:pStyle w:val="ListNumber"/>
-      </w:pPr>
-      <w:r>
-        <w:rPr>
-          <w:b/>
-        </w:rPr>
-        <w:t>결제 방식</w:t>
-      </w:r>
-      <w:r>
-        <w:rPr>
-          <w:b w:val="0"/>
-        </w:rPr>
-        <w:t>: (현금/계좌이체/지역화폐 등) 결제 가능 여부 확인 필요.</w:t>
-      </w:r>
-    </w:p>
-    <w:p>
-      <w:pPr>
-        <w:pStyle w:val="Heading2"/>
-      </w:pPr>
-      <w:r>
-        <w:rPr>
-          <w:b w:val="0"/>
-        </w:rPr>
-        <w:t>6. 홍보 일정 계획</w:t>
-      </w:r>
-    </w:p>
-    <w:p>
-      <w:pPr>
-        <w:pStyle w:val="ListBullet"/>
-      </w:pPr>
-      <w:r>
-        <w:rPr>
-          <w:b/>
-        </w:rPr>
-        <w:t>교회 내부</w:t>
-      </w:r>
-      <w:r>
-        <w:rPr>
-          <w:b w:val="0"/>
-        </w:rPr>
-        <w:t>:</w:t>
-      </w:r>
-    </w:p>
-    <w:p>
-      <w:pPr>
-        <w:pStyle w:val="ListBullet"/>
-      </w:pPr>
-      <w:r>
-        <w:rPr>
-          <w:b w:val="0"/>
-        </w:rPr>
-        <w:t>(날짜): 광고 시작 (주보/광고시간)</w:t>
-      </w:r>
-    </w:p>
-    <w:p>
-      <w:pPr>
-        <w:pStyle w:val="ListBullet"/>
-      </w:pPr>
-      <w:r>
-        <w:rPr>
-          <w:b w:val="0"/>
-        </w:rPr>
-        <w:t>(날짜): 기증 물품 접수 시작 알림</w:t>
-      </w:r>
-    </w:p>
-    <w:p>
-      <w:pPr>
-        <w:pStyle w:val="ListBullet"/>
-      </w:pPr>
-      <w:r>
-        <w:rPr>
-          <w:b/>
-        </w:rPr>
-        <w:t>대외 홍보</w:t>
-      </w:r>
-      <w:r>
-        <w:rPr>
-          <w:b w:val="0"/>
-        </w:rPr>
-        <w:t>:</w:t>
-      </w:r>
-    </w:p>
-    <w:p>
-      <w:pPr>
-        <w:pStyle w:val="ListBullet"/>
-      </w:pPr>
-      <w:r>
-        <w:rPr>
-          <w:b w:val="0"/>
-        </w:rPr>
-        <w:t>(날짜): 현수막 게시 (교회 입구 등)</w:t>
-      </w:r>
-    </w:p>
-    <w:p>
-      <w:pPr>
-        <w:pStyle w:val="ListBullet"/>
-      </w:pPr>
-      <w:r>
-        <w:rPr>
-          <w:b w:val="0"/>
-        </w:rPr>
-        <w:t>(날짜): 지역 커뮤니티/SNS 홍보 (확인 필요)</w:t>
-      </w:r>
-    </w:p>
-    <w:p>
-      <w:pPr>
-        <w:pStyle w:val="ListBullet"/>
-      </w:pPr>
-      <w:r>
-        <w:rPr>
-          <w:b w:val="0"/>
-        </w:rPr>
-        <w:t>(날짜): 인근 아파트 게시판 안내문 부착 (확인 필요)</w:t>
-      </w:r>
-    </w:p>
-    <w:p>
-      <w:pPr>
-        <w:pStyle w:val="Heading2"/>
-      </w:pPr>
-      <w:r>
-        <w:rPr>
-          <w:b w:val="0"/>
-        </w:rPr>
-        <w:t>7. 위생 및 안전 관리</w:t>
-      </w:r>
-    </w:p>
-    <w:p>
-      <w:pPr>
-        <w:pStyle w:val="ListNumber"/>
-      </w:pPr>
-      <w:r>
-        <w:rPr>
-          <w:b/>
-        </w:rPr>
-        <w:t>식품 위생</w:t>
-      </w:r>
-      <w:r>
-        <w:rPr>
-          <w:b w:val="0"/>
-        </w:rPr>
-        <w:t>:</w:t>
-      </w:r>
-    </w:p>
-    <w:p>
-      <w:pPr>
-        <w:pStyle w:val="ListBullet"/>
-      </w:pPr>
-      <w:r>
-        <w:rPr>
-          <w:b w:val="0"/>
-        </w:rPr>
-        <w:t>당일 조리 식품은 즉시 소비 가능한 것만 판매한다.</w:t>
-      </w:r>
-    </w:p>
-    <w:p>
-      <w:pPr>
-        <w:pStyle w:val="ListBullet"/>
-      </w:pPr>
-      <w:r>
-        <w:rPr>
-          <w:b w:val="0"/>
-        </w:rPr>
-        <w:t>조리 종사자는 보건증 보유 또는 위생 교육(간략히)을 실시한다. (확인 필요)</w:t>
-      </w:r>
-    </w:p>
-    <w:p>
-      <w:pPr>
-        <w:pStyle w:val="ListNumber"/>
-      </w:pPr>
-      <w:r>
-        <w:rPr>
-          <w:b/>
-        </w:rPr>
-        <w:t>화재 및 시설 안전</w:t>
-      </w:r>
-      <w:r>
-        <w:rPr>
-          <w:b w:val="0"/>
-        </w:rPr>
-        <w:t>:</w:t>
-      </w:r>
-    </w:p>
-    <w:p>
-      <w:pPr>
-        <w:pStyle w:val="ListBullet"/>
-      </w:pPr>
-      <w:r>
-        <w:rPr>
-          <w:b w:val="0"/>
-        </w:rPr>
-        <w:t>부스 내 가스 사용 시 소화기를 반드시 비치한다.</w:t>
-      </w:r>
-    </w:p>
-    <w:p>
-      <w:pPr>
-        <w:pStyle w:val="ListBullet"/>
-      </w:pPr>
-      <w:r>
-        <w:rPr>
-          <w:b w:val="0"/>
-        </w:rPr>
-        <w:t>전기 문어발식 콘센트 사용을 금지한다.</w:t>
-      </w:r>
-    </w:p>
-    <w:p>
-      <w:pPr>
-        <w:pStyle w:val="ListNumber"/>
-      </w:pPr>
-      <w:r>
-        <w:rPr>
-          <w:b/>
-        </w:rPr>
-        <w:t>비상 연락망</w:t>
-      </w:r>
-      <w:r>
-        <w:rPr>
-          <w:b w:val="0"/>
-        </w:rPr>
-        <w:t>:</w:t>
-      </w:r>
-    </w:p>
-    <w:p>
-      <w:pPr>
-        <w:pStyle w:val="ListBullet"/>
-      </w:pPr>
-      <w:r>
-        <w:rPr>
-          <w:b w:val="0"/>
-        </w:rPr>
-        <w:t>인근 병원 연락처: ________</w:t>
-      </w:r>
-    </w:p>
-    <w:p>
-      <w:pPr>
-        <w:pStyle w:val="ListBullet"/>
-      </w:pPr>
-      <w:r>
-        <w:rPr>
-          <w:b w:val="0"/>
-        </w:rPr>
-        <w:t>관리자 비상 연락처: ________</w:t>
-      </w:r>
-    </w:p>
-    <w:p>
-      <w:pPr>
-        <w:pStyle w:val="Heading2"/>
-      </w:pPr>
-      <w:r>
-        <w:rPr>
-          <w:b w:val="0"/>
-        </w:rPr>
-        <w:t>8. 수익금 정산 및 사용 보고 양식</w:t>
-      </w:r>
-    </w:p>
-    <w:p>
-      <w:r>
-        <w:rPr>
-          <w:b w:val="0"/>
-        </w:rPr>
-        <w:t>행사 종료 후 1주일 이내에 결산하여 공동의회 또는 당회에 보고합니다.</w:t>
-      </w:r>
-    </w:p>
-    <w:p>
-      <w:pPr>
-        <w:pStyle w:val="Heading3"/>
-      </w:pPr>
-      <w:r>
-        <w:rPr>
-          <w:b w:val="0"/>
-        </w:rPr>
-        <w:t>[수입 결산]</w:t>
+        <w:t>홍보 및 준비 일정</w:t>
       </w:r>
     </w:p>
     <w:tbl>
@@ -1348,7 +609,7 @@
               <w:rPr>
                 <w:b/>
               </w:rPr>
-              <w:t>내역</w:t>
+              <w:t>기간</w:t>
             </w:r>
           </w:p>
         </w:tc>
@@ -1361,7 +622,7 @@
               <w:rPr>
                 <w:b/>
               </w:rPr>
-              <w:t>금액</w:t>
+              <w:t>내용</w:t>
             </w:r>
           </w:p>
         </w:tc>
@@ -1389,7 +650,278 @@
               <w:rPr>
                 <w:b w:val="0"/>
               </w:rPr>
-              <w:t>물품 판매</w:t>
+              <w:t>홍보</w:t>
+            </w:r>
+          </w:p>
+        </w:tc>
+        <w:tc>
+          <w:tcPr>
+            <w:tcW w:type="dxa" w:w="2160"/>
+          </w:tcPr>
+          <w:p>
+            <w:r>
+              <w:rPr>
+                <w:b w:val="0"/>
+              </w:rPr>
+              <w:t>__월 __일 ~ __일</w:t>
+            </w:r>
+          </w:p>
+        </w:tc>
+        <w:tc>
+          <w:tcPr>
+            <w:tcW w:type="dxa" w:w="2160"/>
+          </w:tcPr>
+          <w:p>
+            <w:r>
+              <w:rPr>
+                <w:b w:val="0"/>
+              </w:rPr>
+              <w:t>주보 광고, 현수막 게시</w:t>
+            </w:r>
+          </w:p>
+        </w:tc>
+        <w:tc>
+          <w:tcPr>
+            <w:tcW w:type="dxa" w:w="2160"/>
+          </w:tcPr>
+          <w:p>
+            <w:r>
+              <w:rPr>
+                <w:b w:val="0"/>
+              </w:rPr>
+              <w:t>(확인 필요)</w:t>
+            </w:r>
+          </w:p>
+        </w:tc>
+      </w:tr>
+      <w:tr>
+        <w:tc>
+          <w:tcPr>
+            <w:tcW w:type="dxa" w:w="2160"/>
+          </w:tcPr>
+          <w:p>
+            <w:r>
+              <w:rPr>
+                <w:b w:val="0"/>
+              </w:rPr>
+              <w:t>물품수집</w:t>
+            </w:r>
+          </w:p>
+        </w:tc>
+        <w:tc>
+          <w:tcPr>
+            <w:tcW w:type="dxa" w:w="2160"/>
+          </w:tcPr>
+          <w:p>
+            <w:r>
+              <w:rPr>
+                <w:b w:val="0"/>
+              </w:rPr>
+              <w:t>__월 __일 ~ __일</w:t>
+            </w:r>
+          </w:p>
+        </w:tc>
+        <w:tc>
+          <w:tcPr>
+            <w:tcW w:type="dxa" w:w="2160"/>
+          </w:tcPr>
+          <w:p>
+            <w:r>
+              <w:rPr>
+                <w:b w:val="0"/>
+              </w:rPr>
+              <w:t>물품 기증 접수 및 분류</w:t>
+            </w:r>
+          </w:p>
+        </w:tc>
+        <w:tc>
+          <w:tcPr>
+            <w:tcW w:type="dxa" w:w="2160"/>
+          </w:tcPr>
+          <w:p/>
+        </w:tc>
+      </w:tr>
+      <w:tr>
+        <w:tc>
+          <w:tcPr>
+            <w:tcW w:type="dxa" w:w="2160"/>
+          </w:tcPr>
+          <w:p>
+            <w:r>
+              <w:rPr>
+                <w:b w:val="0"/>
+              </w:rPr>
+              <w:t>당일준비</w:t>
+            </w:r>
+          </w:p>
+        </w:tc>
+        <w:tc>
+          <w:tcPr>
+            <w:tcW w:type="dxa" w:w="2160"/>
+          </w:tcPr>
+          <w:p>
+            <w:r>
+              <w:rPr>
+                <w:b w:val="0"/>
+              </w:rPr>
+              <w:t>__월 __일(오전)</w:t>
+            </w:r>
+          </w:p>
+        </w:tc>
+        <w:tc>
+          <w:tcPr>
+            <w:tcW w:type="dxa" w:w="2160"/>
+          </w:tcPr>
+          <w:p>
+            <w:r>
+              <w:rPr>
+                <w:b w:val="0"/>
+              </w:rPr>
+              <w:t>부스 설치 및 물품 진열</w:t>
+            </w:r>
+          </w:p>
+        </w:tc>
+        <w:tc>
+          <w:tcPr>
+            <w:tcW w:type="dxa" w:w="2160"/>
+          </w:tcPr>
+          <w:p/>
+        </w:tc>
+      </w:tr>
+    </w:tbl>
+    <w:p/>
+    <w:p>
+      <w:pPr>
+        <w:pStyle w:val="Heading2"/>
+      </w:pPr>
+      <w:r>
+        <w:rPr>
+          <w:b w:val="0"/>
+        </w:rPr>
+        <w:t>위생 및 안전 관리</w:t>
+      </w:r>
+    </w:p>
+    <w:p>
+      <w:pPr>
+        <w:pStyle w:val="ListBullet"/>
+      </w:pPr>
+      <w:r>
+        <w:rPr>
+          <w:b w:val="0"/>
+        </w:rPr>
+        <w:t>먹거리 팀: 조리 시 위생모/장갑 필수 착용, 식재료 유통기한 엄수.</w:t>
+      </w:r>
+    </w:p>
+    <w:p>
+      <w:pPr>
+        <w:pStyle w:val="ListBullet"/>
+      </w:pPr>
+      <w:r>
+        <w:rPr>
+          <w:b w:val="0"/>
+        </w:rPr>
+        <w:t>안전: 전기 사용 부스 배선 정리, 소화기 비치, 주차 안내 인원 배치.</w:t>
+      </w:r>
+    </w:p>
+    <w:p>
+      <w:pPr>
+        <w:pStyle w:val="ListBullet"/>
+      </w:pPr>
+      <w:r>
+        <w:rPr>
+          <w:b w:val="0"/>
+        </w:rPr>
+        <w:t>기타: 쓰레기 분리수거 및 종료 후 청소 담당 구역 사전 지정.</w:t>
+      </w:r>
+    </w:p>
+    <w:p>
+      <w:pPr>
+        <w:pStyle w:val="Heading2"/>
+      </w:pPr>
+      <w:r>
+        <w:rPr>
+          <w:b w:val="0"/>
+        </w:rPr>
+        <w:t>수익금 정산 및 사용 보고 양식</w:t>
+      </w:r>
+    </w:p>
+    <w:tbl>
+      <w:tblPr>
+        <w:tblStyle w:val="TableGrid"/>
+        <w:tblW w:type="auto" w:w="0"/>
+        <w:tblLook w:firstColumn="1" w:firstRow="1" w:lastColumn="0" w:lastRow="0" w:noHBand="0" w:noVBand="1" w:val="04A0"/>
+      </w:tblPr>
+      <w:tblGrid>
+        <w:gridCol w:w="2160"/>
+        <w:gridCol w:w="2160"/>
+        <w:gridCol w:w="2160"/>
+        <w:gridCol w:w="2160"/>
+      </w:tblGrid>
+      <w:tr>
+        <w:tc>
+          <w:tcPr>
+            <w:tcW w:type="dxa" w:w="2160"/>
+          </w:tcPr>
+          <w:p>
+            <w:r>
+              <w:rPr>
+                <w:b/>
+              </w:rPr>
+              <w:t>항목</w:t>
+            </w:r>
+          </w:p>
+        </w:tc>
+        <w:tc>
+          <w:tcPr>
+            <w:tcW w:type="dxa" w:w="2160"/>
+          </w:tcPr>
+          <w:p>
+            <w:r>
+              <w:rPr>
+                <w:b/>
+              </w:rPr>
+              <w:t>예산(목표액)</w:t>
+            </w:r>
+          </w:p>
+        </w:tc>
+        <w:tc>
+          <w:tcPr>
+            <w:tcW w:type="dxa" w:w="2160"/>
+          </w:tcPr>
+          <w:p>
+            <w:r>
+              <w:rPr>
+                <w:b/>
+              </w:rPr>
+              <w:t>실제 수익</w:t>
+            </w:r>
+          </w:p>
+        </w:tc>
+        <w:tc>
+          <w:tcPr>
+            <w:tcW w:type="dxa" w:w="2160"/>
+          </w:tcPr>
+          <w:p>
+            <w:r>
+              <w:rPr>
+                <w:b/>
+              </w:rPr>
+              <w:t>비고</w:t>
+            </w:r>
+          </w:p>
+        </w:tc>
+      </w:tr>
+      <w:tr>
+        <w:tc>
+          <w:tcPr>
+            <w:tcW w:type="dxa" w:w="2160"/>
+          </w:tcPr>
+          <w:p>
+            <w:r>
+              <w:rPr>
+                <w:b w:val="0"/>
+              </w:rPr>
+              <w:t>매출액</w:t>
             </w:r>
           </w:p>
         </w:tc>
@@ -1436,54 +968,7 @@
               <w:rPr>
                 <w:b w:val="0"/>
               </w:rPr>
-              <w:t>먹거리 판매</w:t>
-            </w:r>
-          </w:p>
-        </w:tc>
-        <w:tc>
-          <w:tcPr>
-            <w:tcW w:type="dxa" w:w="2160"/>
-          </w:tcPr>
-          <w:p>
-            <w:r>
-              <w:rPr>
-                <w:b w:val="0"/>
-              </w:rPr>
-              <w:t>________</w:t>
-            </w:r>
-          </w:p>
-        </w:tc>
-        <w:tc>
-          <w:tcPr>
-            <w:tcW w:type="dxa" w:w="2160"/>
-          </w:tcPr>
-          <w:p>
-            <w:r>
-              <w:rPr>
-                <w:b w:val="0"/>
-              </w:rPr>
-              <w:t>________</w:t>
-            </w:r>
-          </w:p>
-        </w:tc>
-        <w:tc>
-          <w:tcPr>
-            <w:tcW w:type="dxa" w:w="2160"/>
-          </w:tcPr>
-          <w:p/>
-        </w:tc>
-      </w:tr>
-      <w:tr>
-        <w:tc>
-          <w:tcPr>
-            <w:tcW w:type="dxa" w:w="2160"/>
-          </w:tcPr>
-          <w:p>
-            <w:r>
-              <w:rPr>
-                <w:b w:val="0"/>
-              </w:rPr>
-              <w:t>후원금</w:t>
+              <w:t>준비 비용</w:t>
             </w:r>
           </w:p>
         </w:tc>
@@ -1530,15 +1015,9 @@
               <w:rPr>
                 <w:b/>
               </w:rPr>
-              <w:t>합계</w:t>
+              <w:t>순수익</w:t>
             </w:r>
           </w:p>
-        </w:tc>
-        <w:tc>
-          <w:tcPr>
-            <w:tcW w:type="dxa" w:w="2160"/>
-          </w:tcPr>
-          <w:p/>
         </w:tc>
         <w:tc>
           <w:tcPr>
@@ -1549,7 +1028,20 @@
               <w:rPr>
                 <w:b/>
               </w:rPr>
-              <w:t>________원</w:t>
+              <w:t>________</w:t>
+            </w:r>
+          </w:p>
+        </w:tc>
+        <w:tc>
+          <w:tcPr>
+            <w:tcW w:type="dxa" w:w="2160"/>
+          </w:tcPr>
+          <w:p>
+            <w:r>
+              <w:rPr>
+                <w:b/>
+              </w:rPr>
+              <w:t>________</w:t>
             </w:r>
           </w:p>
         </w:tc>
@@ -1563,14 +1055,11 @@
     </w:tbl>
     <w:p/>
     <w:p>
-      <w:pPr>
-        <w:pStyle w:val="Heading3"/>
-      </w:pPr>
       <w:r>
         <w:rPr>
-          <w:b w:val="0"/>
+          <w:b/>
         </w:rPr>
-        <w:t>[지출 결산]</w:t>
+        <w:t>[수익금 사용 계획]</w:t>
       </w:r>
     </w:p>
     <w:tbl>
@@ -1608,7 +1097,7 @@
               <w:rPr>
                 <w:b/>
               </w:rPr>
-              <w:t>내역</w:t>
+              <w:t>수혜 대상</w:t>
             </w:r>
           </w:p>
         </w:tc>
@@ -1621,7 +1110,7 @@
               <w:rPr>
                 <w:b/>
               </w:rPr>
-              <w:t>금액</w:t>
+              <w:t>집행 예정일</w:t>
             </w:r>
           </w:p>
         </w:tc>
@@ -1649,7 +1138,7 @@
               <w:rPr>
                 <w:b w:val="0"/>
               </w:rPr>
-              <w:t>식재료 구입비</w:t>
+              <w:t>선교/구제</w:t>
             </w:r>
           </w:p>
         </w:tc>
@@ -1683,27 +1172,6 @@
           <w:tcPr>
             <w:tcW w:type="dxa" w:w="2160"/>
           </w:tcPr>
-          <w:p/>
-        </w:tc>
-      </w:tr>
-      <w:tr>
-        <w:tc>
-          <w:tcPr>
-            <w:tcW w:type="dxa" w:w="2160"/>
-          </w:tcPr>
-          <w:p>
-            <w:r>
-              <w:rPr>
-                <w:b w:val="0"/>
-              </w:rPr>
-              <w:t>홍보비</w:t>
-            </w:r>
-          </w:p>
-        </w:tc>
-        <w:tc>
-          <w:tcPr>
-            <w:tcW w:type="dxa" w:w="2160"/>
-          </w:tcPr>
           <w:p>
             <w:r>
               <w:rPr>
@@ -1713,226 +1181,9 @@
             </w:r>
           </w:p>
         </w:tc>
-        <w:tc>
-          <w:tcPr>
-            <w:tcW w:type="dxa" w:w="2160"/>
-          </w:tcPr>
-          <w:p>
-            <w:r>
-              <w:rPr>
-                <w:b w:val="0"/>
-              </w:rPr>
-              <w:t>________</w:t>
-            </w:r>
-          </w:p>
-        </w:tc>
-        <w:tc>
-          <w:tcPr>
-            <w:tcW w:type="dxa" w:w="2160"/>
-          </w:tcPr>
-          <w:p/>
-        </w:tc>
-      </w:tr>
-      <w:tr>
-        <w:tc>
-          <w:tcPr>
-            <w:tcW w:type="dxa" w:w="2160"/>
-          </w:tcPr>
-          <w:p>
-            <w:r>
-              <w:rPr>
-                <w:b w:val="0"/>
-              </w:rPr>
-              <w:t>소모품비</w:t>
-            </w:r>
-          </w:p>
-        </w:tc>
-        <w:tc>
-          <w:tcPr>
-            <w:tcW w:type="dxa" w:w="2160"/>
-          </w:tcPr>
-          <w:p>
-            <w:r>
-              <w:rPr>
-                <w:b w:val="0"/>
-              </w:rPr>
-              <w:t>________</w:t>
-            </w:r>
-          </w:p>
-        </w:tc>
-        <w:tc>
-          <w:tcPr>
-            <w:tcW w:type="dxa" w:w="2160"/>
-          </w:tcPr>
-          <w:p>
-            <w:r>
-              <w:rPr>
-                <w:b w:val="0"/>
-              </w:rPr>
-              <w:t>________</w:t>
-            </w:r>
-          </w:p>
-        </w:tc>
-        <w:tc>
-          <w:tcPr>
-            <w:tcW w:type="dxa" w:w="2160"/>
-          </w:tcPr>
-          <w:p/>
-        </w:tc>
-      </w:tr>
-      <w:tr>
-        <w:tc>
-          <w:tcPr>
-            <w:tcW w:type="dxa" w:w="2160"/>
-          </w:tcPr>
-          <w:p>
-            <w:r>
-              <w:rPr>
-                <w:b/>
-              </w:rPr>
-              <w:t>합계</w:t>
-            </w:r>
-          </w:p>
-        </w:tc>
-        <w:tc>
-          <w:tcPr>
-            <w:tcW w:type="dxa" w:w="2160"/>
-          </w:tcPr>
-          <w:p/>
-        </w:tc>
-        <w:tc>
-          <w:tcPr>
-            <w:tcW w:type="dxa" w:w="2160"/>
-          </w:tcPr>
-          <w:p>
-            <w:r>
-              <w:rPr>
-                <w:b/>
-              </w:rPr>
-              <w:t>________원</w:t>
-            </w:r>
-          </w:p>
-        </w:tc>
-        <w:tc>
-          <w:tcPr>
-            <w:tcW w:type="dxa" w:w="2160"/>
-          </w:tcPr>
-          <w:p/>
-        </w:tc>
       </w:tr>
     </w:tbl>
     <w:p/>
-    <w:p>
-      <w:pPr>
-        <w:pStyle w:val="Heading3"/>
-      </w:pPr>
-      <w:r>
-        <w:rPr>
-          <w:b w:val="0"/>
-        </w:rPr>
-        <w:t>[최종 수익금 사용 계획]</w:t>
-      </w:r>
-    </w:p>
-    <w:p>
-      <w:pPr>
-        <w:pStyle w:val="ListBullet"/>
-      </w:pPr>
-      <w:r>
-        <w:rPr>
-          <w:b/>
-        </w:rPr>
-        <w:t>총 수익금(수입-지출)</w:t>
-      </w:r>
-      <w:r>
-        <w:rPr>
-          <w:b w:val="0"/>
-        </w:rPr>
-        <w:t>: ________원</w:t>
-      </w:r>
-    </w:p>
-    <w:p>
-      <w:pPr>
-        <w:pStyle w:val="ListBullet"/>
-      </w:pPr>
-      <w:r>
-        <w:rPr>
-          <w:b/>
-        </w:rPr>
-        <w:t>사용처</w:t>
-      </w:r>
-      <w:r>
-        <w:rPr>
-          <w:b w:val="0"/>
-        </w:rPr>
-        <w:t>: (예: 국내 선교 후원, 구제 사역, 장학금 등 구체적으로)</w:t>
-      </w:r>
-    </w:p>
-    <w:p>
-      <w:pPr>
-        <w:pStyle w:val="ListNumber"/>
-      </w:pPr>
-      <w:r>
-        <w:rPr>
-          <w:b w:val="0"/>
-        </w:rPr>
-        <w:t>________ (________원)</w:t>
-      </w:r>
-    </w:p>
-    <w:p>
-      <w:pPr>
-        <w:pStyle w:val="ListNumber"/>
-      </w:pPr>
-      <w:r>
-        <w:rPr>
-          <w:b w:val="0"/>
-        </w:rPr>
-        <w:t>________ (________원)</w:t>
-      </w:r>
-    </w:p>
-    <w:p>
-      <w:pPr>
-        <w:pStyle w:val="Heading2"/>
-      </w:pPr>
-      <w:r>
-        <w:rPr>
-          <w:b w:val="0"/>
-        </w:rPr>
-        <w:t>9. 비고 및 특이사항</w:t>
-      </w:r>
-    </w:p>
-    <w:p>
-      <w:pPr>
-        <w:pStyle w:val="ListBullet"/>
-      </w:pPr>
-      <w:r>
-        <w:rPr>
-          <w:b w:val="0"/>
-        </w:rPr>
-        <w:t>(날짜)까지 전 부서 준비 사항 점검 회의 실시</w:t>
-      </w:r>
-    </w:p>
-    <w:p>
-      <w:pPr>
-        <w:pStyle w:val="ListBullet"/>
-      </w:pPr>
-      <w:r>
-        <w:rPr>
-          <w:b w:val="0"/>
-        </w:rPr>
-        <w:t>우천 시 대책: (장소 변경 또는 행사 연기 여부 결정) (확인 필요)</w:t>
-      </w:r>
-    </w:p>
-    <w:p>
-      <w:pPr>
-        <w:pStyle w:val="ListBullet"/>
-      </w:pPr>
-      <w:r>
-        <w:rPr>
-          <w:b w:val="0"/>
-        </w:rPr>
-        <w:t>기타 건의 사항: ________________________________________________</w:t>
-      </w:r>
-    </w:p>
     <w:sectPr>
       <w:pgSz w:w="12240" w:h="15840"/>
       <w:pgMar w:top="1440" w:right="1800" w:bottom="1440" w:left="1800" w:header="720" w:footer="720" w:gutter="0"/>

--- a/docs/10_교회바자회_계획서.docx
+++ b/docs/10_교회바자회_계획서.docx
@@ -11,7 +11,264 @@
         <w:rPr>
           <w:b w:val="0"/>
         </w:rPr>
-        <w:t>202X년 (교회명) 이웃과 함께하는 나눔 바자회 계획서</w:t>
+        <w:t>[연도] (교회명) (부서명) 교회 바자회 계획서</w:t>
+      </w:r>
+    </w:p>
+    <w:tbl>
+      <w:tblPr>
+        <w:tblStyle w:val="TableGrid"/>
+        <w:tblW w:type="auto" w:w="0"/>
+        <w:tblLook w:firstColumn="1" w:firstRow="1" w:lastColumn="0" w:lastRow="0" w:noHBand="0" w:noVBand="1" w:val="04A0"/>
+      </w:tblPr>
+      <w:tblGrid>
+        <w:gridCol w:w="2160"/>
+        <w:gridCol w:w="2160"/>
+        <w:gridCol w:w="2160"/>
+        <w:gridCol w:w="2160"/>
+      </w:tblGrid>
+      <w:tr>
+        <w:tc>
+          <w:tcPr>
+            <w:tcW w:type="dxa" w:w="2160"/>
+          </w:tcPr>
+          <w:p>
+            <w:r>
+              <w:rPr>
+                <w:b/>
+              </w:rPr>
+              <w:t>작성일</w:t>
+            </w:r>
+          </w:p>
+        </w:tc>
+        <w:tc>
+          <w:tcPr>
+            <w:tcW w:type="dxa" w:w="2160"/>
+          </w:tcPr>
+          <w:p>
+            <w:r>
+              <w:rPr>
+                <w:b/>
+              </w:rPr>
+              <w:t>작성자</w:t>
+            </w:r>
+          </w:p>
+        </w:tc>
+        <w:tc>
+          <w:tcPr>
+            <w:tcW w:type="dxa" w:w="2160"/>
+          </w:tcPr>
+          <w:p>
+            <w:r>
+              <w:rPr>
+                <w:b/>
+              </w:rPr>
+              <w:t>부서</w:t>
+            </w:r>
+          </w:p>
+        </w:tc>
+        <w:tc>
+          <w:tcPr>
+            <w:tcW w:type="dxa" w:w="2160"/>
+          </w:tcPr>
+          <w:p>
+            <w:r>
+              <w:rPr>
+                <w:b/>
+              </w:rPr>
+              <w:t>문서 상태(초안/확정)</w:t>
+            </w:r>
+          </w:p>
+        </w:tc>
+      </w:tr>
+      <w:tr>
+        <w:tc>
+          <w:tcPr>
+            <w:tcW w:type="dxa" w:w="2160"/>
+          </w:tcPr>
+          <w:p>
+            <w:r>
+              <w:rPr>
+                <w:b w:val="0"/>
+              </w:rPr>
+              <w:t>________</w:t>
+            </w:r>
+          </w:p>
+        </w:tc>
+        <w:tc>
+          <w:tcPr>
+            <w:tcW w:type="dxa" w:w="2160"/>
+          </w:tcPr>
+          <w:p>
+            <w:r>
+              <w:rPr>
+                <w:b w:val="0"/>
+              </w:rPr>
+              <w:t>________</w:t>
+            </w:r>
+          </w:p>
+        </w:tc>
+        <w:tc>
+          <w:tcPr>
+            <w:tcW w:type="dxa" w:w="2160"/>
+          </w:tcPr>
+          <w:p>
+            <w:r>
+              <w:rPr>
+                <w:b w:val="0"/>
+              </w:rPr>
+              <w:t>(부서명)</w:t>
+            </w:r>
+          </w:p>
+        </w:tc>
+        <w:tc>
+          <w:tcPr>
+            <w:tcW w:type="dxa" w:w="2160"/>
+          </w:tcPr>
+          <w:p>
+            <w:r>
+              <w:rPr>
+                <w:b w:val="0"/>
+              </w:rPr>
+              <w:t>________</w:t>
+            </w:r>
+          </w:p>
+        </w:tc>
+      </w:tr>
+    </w:tbl>
+    <w:p/>
+    <w:tbl>
+      <w:tblPr>
+        <w:tblStyle w:val="TableGrid"/>
+        <w:tblW w:type="auto" w:w="0"/>
+        <w:tblLook w:firstColumn="1" w:firstRow="1" w:lastColumn="0" w:lastRow="0" w:noHBand="0" w:noVBand="1" w:val="04A0"/>
+      </w:tblPr>
+      <w:tblGrid>
+        <w:gridCol w:w="2880"/>
+        <w:gridCol w:w="2880"/>
+        <w:gridCol w:w="2880"/>
+      </w:tblGrid>
+      <w:tr>
+        <w:tc>
+          <w:tcPr>
+            <w:tcW w:type="dxa" w:w="2880"/>
+          </w:tcPr>
+          <w:p>
+            <w:r>
+              <w:rPr>
+                <w:b/>
+              </w:rPr>
+              <w:t>작성</w:t>
+            </w:r>
+          </w:p>
+        </w:tc>
+        <w:tc>
+          <w:tcPr>
+            <w:tcW w:type="dxa" w:w="2880"/>
+          </w:tcPr>
+          <w:p>
+            <w:r>
+              <w:rPr>
+                <w:b/>
+              </w:rPr>
+              <w:t>검토</w:t>
+            </w:r>
+          </w:p>
+        </w:tc>
+        <w:tc>
+          <w:tcPr>
+            <w:tcW w:type="dxa" w:w="2880"/>
+          </w:tcPr>
+          <w:p>
+            <w:r>
+              <w:rPr>
+                <w:b/>
+              </w:rPr>
+              <w:t>승인</w:t>
+            </w:r>
+          </w:p>
+        </w:tc>
+      </w:tr>
+      <w:tr>
+        <w:tc>
+          <w:tcPr>
+            <w:tcW w:type="dxa" w:w="2880"/>
+          </w:tcPr>
+          <w:p>
+            <w:r>
+              <w:rPr>
+                <w:b w:val="0"/>
+              </w:rPr>
+              <w:t>________</w:t>
+            </w:r>
+          </w:p>
+        </w:tc>
+        <w:tc>
+          <w:tcPr>
+            <w:tcW w:type="dxa" w:w="2880"/>
+          </w:tcPr>
+          <w:p>
+            <w:r>
+              <w:rPr>
+                <w:b w:val="0"/>
+              </w:rPr>
+              <w:t>________</w:t>
+            </w:r>
+          </w:p>
+        </w:tc>
+        <w:tc>
+          <w:tcPr>
+            <w:tcW w:type="dxa" w:w="2880"/>
+          </w:tcPr>
+          <w:p>
+            <w:r>
+              <w:rPr>
+                <w:b w:val="0"/>
+              </w:rPr>
+              <w:t>________</w:t>
+            </w:r>
+          </w:p>
+        </w:tc>
+      </w:tr>
+    </w:tbl>
+    <w:p/>
+    <w:p>
+      <w:r>
+        <w:rPr>
+          <w:b/>
+        </w:rPr>
+        <w:t>요약</w:t>
+      </w:r>
+    </w:p>
+    <w:p>
+      <w:r>
+        <w:rPr>
+          <w:b w:val="0"/>
+        </w:rPr>
+        <w:t>승인 요청 사항: 선교·구제 기금 마련을 위한 바자회 개최 및 예산 집행을 요청합니다.</w:t>
+      </w:r>
+    </w:p>
+    <w:p>
+      <w:r>
+        <w:rPr>
+          <w:b w:val="0"/>
+        </w:rPr>
+        <w:t>핵심 개요: ________에 ________에서 개최하며, 예상 참여 인원은 ________명입니다.</w:t>
+      </w:r>
+    </w:p>
+    <w:p>
+      <w:r>
+        <w:rPr>
+          <w:b w:val="0"/>
+        </w:rPr>
+        <w:t>예산 총액: 금________원(금________) / 재원: ________.</w:t>
+      </w:r>
+    </w:p>
+    <w:p>
+      <w:r>
+        <w:rPr>
+          <w:b w:val="0"/>
+        </w:rPr>
+        <w:t>수익금 처리: 총수입에서 승인된 지출을 차감한 순수익금을 선교·구제 목적에 사용하고 정산·사용 결과를 보고합니다.</w:t>
       </w:r>
     </w:p>
     <w:p>
@@ -22,62 +279,23 @@
         <w:rPr>
           <w:b w:val="0"/>
         </w:rPr>
-        <w:t>개요</w:t>
+        <w:t>1. 추진 배경 및 필요성</w:t>
       </w:r>
     </w:p>
     <w:p>
-      <w:pPr>
-        <w:pStyle w:val="ListBullet"/>
-      </w:pPr>
       <w:r>
         <w:rPr>
           <w:b w:val="0"/>
         </w:rPr>
-        <w:t>목적 : 선교 및 지역사회 구제 기금 마련</w:t>
+        <w:t>가. 교우와 지역주민이 물품을 나누고 참여할 수 있는 선교·구제 기금 마련의 장이 필요합니다.</w:t>
       </w:r>
     </w:p>
     <w:p>
-      <w:pPr>
-        <w:pStyle w:val="ListBullet"/>
-      </w:pPr>
       <w:r>
         <w:rPr>
           <w:b w:val="0"/>
         </w:rPr>
-        <w:t>일시 : 202X년 __월 __일(요일) __:__ ~ __:__</w:t>
-      </w:r>
-    </w:p>
-    <w:p>
-      <w:pPr>
-        <w:pStyle w:val="ListBullet"/>
-      </w:pPr>
-      <w:r>
-        <w:rPr>
-          <w:b w:val="0"/>
-        </w:rPr>
-        <w:t>장소 : (교회명) 마당 및 교육관</w:t>
-      </w:r>
-    </w:p>
-    <w:p>
-      <w:pPr>
-        <w:pStyle w:val="ListBullet"/>
-      </w:pPr>
-      <w:r>
-        <w:rPr>
-          <w:b w:val="0"/>
-        </w:rPr>
-        <w:t>담당 : (부서명/위원장) ________</w:t>
-      </w:r>
-    </w:p>
-    <w:p>
-      <w:pPr>
-        <w:pStyle w:val="ListBullet"/>
-      </w:pPr>
-      <w:r>
-        <w:rPr>
-          <w:b w:val="0"/>
-        </w:rPr>
-        <w:t>대상 : 교인 및 지역주민 (예상 인원 n명)</w:t>
+        <w:t>나. 기증·판매·현금 관리와 수익금 사용 절차를 사전에 정하여 투명하게 운영하고자 합니다.</w:t>
       </w:r>
     </w:p>
     <w:p>
@@ -88,7 +306,4437 @@
         <w:rPr>
           <w:b w:val="0"/>
         </w:rPr>
-        <w:t>물품 기증 접수표</w:t>
+        <w:t>2. 목적 및 목표</w:t>
+      </w:r>
+    </w:p>
+    <w:tbl>
+      <w:tblPr>
+        <w:tblStyle w:val="TableGrid"/>
+        <w:tblW w:type="auto" w:w="0"/>
+        <w:tblLook w:firstColumn="1" w:firstRow="1" w:lastColumn="0" w:lastRow="0" w:noHBand="0" w:noVBand="1" w:val="04A0"/>
+      </w:tblPr>
+      <w:tblGrid>
+        <w:gridCol w:w="4320"/>
+        <w:gridCol w:w="4320"/>
+      </w:tblGrid>
+      <w:tr>
+        <w:tc>
+          <w:tcPr>
+            <w:tcW w:type="dxa" w:w="4320"/>
+          </w:tcPr>
+          <w:p>
+            <w:r>
+              <w:rPr>
+                <w:b/>
+              </w:rPr>
+              <w:t>구분</w:t>
+            </w:r>
+          </w:p>
+        </w:tc>
+        <w:tc>
+          <w:tcPr>
+            <w:tcW w:type="dxa" w:w="4320"/>
+          </w:tcPr>
+          <w:p>
+            <w:r>
+              <w:rPr>
+                <w:b/>
+              </w:rPr>
+              <w:t>내용</w:t>
+            </w:r>
+          </w:p>
+        </w:tc>
+      </w:tr>
+      <w:tr>
+        <w:tc>
+          <w:tcPr>
+            <w:tcW w:type="dxa" w:w="4320"/>
+          </w:tcPr>
+          <w:p>
+            <w:r>
+              <w:rPr>
+                <w:b w:val="0"/>
+              </w:rPr>
+              <w:t>신앙적 목적</w:t>
+            </w:r>
+          </w:p>
+        </w:tc>
+        <w:tc>
+          <w:tcPr>
+            <w:tcW w:type="dxa" w:w="4320"/>
+          </w:tcPr>
+          <w:p>
+            <w:r>
+              <w:rPr>
+                <w:b w:val="0"/>
+              </w:rPr>
+              <w:t>이웃 사랑과 청지기 정신을 실천하고 공동체의 나눔을 격려합니다.</w:t>
+            </w:r>
+          </w:p>
+        </w:tc>
+      </w:tr>
+      <w:tr>
+        <w:tc>
+          <w:tcPr>
+            <w:tcW w:type="dxa" w:w="4320"/>
+          </w:tcPr>
+          <w:p>
+            <w:r>
+              <w:rPr>
+                <w:b w:val="0"/>
+              </w:rPr>
+              <w:t>주제 말씀</w:t>
+            </w:r>
+          </w:p>
+        </w:tc>
+        <w:tc>
+          <w:tcPr>
+            <w:tcW w:type="dxa" w:w="4320"/>
+          </w:tcPr>
+          <w:p>
+            <w:r>
+              <w:rPr>
+                <w:b w:val="0"/>
+              </w:rPr>
+              <w:t>디모데전서 6:18</w:t>
+            </w:r>
+          </w:p>
+        </w:tc>
+      </w:tr>
+      <w:tr>
+        <w:tc>
+          <w:tcPr>
+            <w:tcW w:type="dxa" w:w="4320"/>
+          </w:tcPr>
+          <w:p>
+            <w:r>
+              <w:rPr>
+                <w:b w:val="0"/>
+              </w:rPr>
+              <w:t>확인 가능한 목표</w:t>
+            </w:r>
+          </w:p>
+        </w:tc>
+        <w:tc>
+          <w:tcPr>
+            <w:tcW w:type="dxa" w:w="4320"/>
+          </w:tcPr>
+          <w:p>
+            <w:r>
+              <w:rPr>
+                <w:b w:val="0"/>
+              </w:rPr>
+              <w:t>참여 ________명, 판매 가능한 기증품 ________점, 순수익금 금________원(금________)</w:t>
+            </w:r>
+          </w:p>
+        </w:tc>
+      </w:tr>
+      <w:tr>
+        <w:tc>
+          <w:tcPr>
+            <w:tcW w:type="dxa" w:w="4320"/>
+          </w:tcPr>
+          <w:p>
+            <w:r>
+              <w:rPr>
+                <w:b w:val="0"/>
+              </w:rPr>
+              <w:t>관리 목표</w:t>
+            </w:r>
+          </w:p>
+        </w:tc>
+        <w:tc>
+          <w:tcPr>
+            <w:tcW w:type="dxa" w:w="4320"/>
+          </w:tcPr>
+          <w:p>
+            <w:r>
+              <w:rPr>
+                <w:b w:val="0"/>
+              </w:rPr>
+              <w:t>거래 기록·증빙 연결 및 2인 확인 실시율 ________%, 정산·사용 보고 기한 준수</w:t>
+            </w:r>
+          </w:p>
+        </w:tc>
+      </w:tr>
+    </w:tbl>
+    <w:p/>
+    <w:p>
+      <w:pPr>
+        <w:pStyle w:val="Heading2"/>
+      </w:pPr>
+      <w:r>
+        <w:rPr>
+          <w:b w:val="0"/>
+        </w:rPr>
+        <w:t>3. 행사 개요</w:t>
+      </w:r>
+    </w:p>
+    <w:tbl>
+      <w:tblPr>
+        <w:tblStyle w:val="TableGrid"/>
+        <w:tblW w:type="auto" w:w="0"/>
+        <w:tblLook w:firstColumn="1" w:firstRow="1" w:lastColumn="0" w:lastRow="0" w:noHBand="0" w:noVBand="1" w:val="04A0"/>
+      </w:tblPr>
+      <w:tblGrid>
+        <w:gridCol w:w="4320"/>
+        <w:gridCol w:w="4320"/>
+      </w:tblGrid>
+      <w:tr>
+        <w:tc>
+          <w:tcPr>
+            <w:tcW w:type="dxa" w:w="4320"/>
+          </w:tcPr>
+          <w:p>
+            <w:r>
+              <w:rPr>
+                <w:b/>
+              </w:rPr>
+              <w:t>항목</w:t>
+            </w:r>
+          </w:p>
+        </w:tc>
+        <w:tc>
+          <w:tcPr>
+            <w:tcW w:type="dxa" w:w="4320"/>
+          </w:tcPr>
+          <w:p>
+            <w:r>
+              <w:rPr>
+                <w:b/>
+              </w:rPr>
+              <w:t>내용</w:t>
+            </w:r>
+          </w:p>
+        </w:tc>
+      </w:tr>
+      <w:tr>
+        <w:tc>
+          <w:tcPr>
+            <w:tcW w:type="dxa" w:w="4320"/>
+          </w:tcPr>
+          <w:p>
+            <w:r>
+              <w:rPr>
+                <w:b w:val="0"/>
+              </w:rPr>
+              <w:t>행사명·주제</w:t>
+            </w:r>
+          </w:p>
+        </w:tc>
+        <w:tc>
+          <w:tcPr>
+            <w:tcW w:type="dxa" w:w="4320"/>
+          </w:tcPr>
+          <w:p>
+            <w:r>
+              <w:rPr>
+                <w:b w:val="0"/>
+              </w:rPr>
+              <w:t>(교회명) 선교·구제 바자회 / ________</w:t>
+            </w:r>
+          </w:p>
+        </w:tc>
+      </w:tr>
+      <w:tr>
+        <w:tc>
+          <w:tcPr>
+            <w:tcW w:type="dxa" w:w="4320"/>
+          </w:tcPr>
+          <w:p>
+            <w:r>
+              <w:rPr>
+                <w:b w:val="0"/>
+              </w:rPr>
+              <w:t>주제 말씀</w:t>
+            </w:r>
+          </w:p>
+        </w:tc>
+        <w:tc>
+          <w:tcPr>
+            <w:tcW w:type="dxa" w:w="4320"/>
+          </w:tcPr>
+          <w:p>
+            <w:r>
+              <w:rPr>
+                <w:b w:val="0"/>
+              </w:rPr>
+              <w:t>디모데전서 6:18</w:t>
+            </w:r>
+          </w:p>
+        </w:tc>
+      </w:tr>
+      <w:tr>
+        <w:tc>
+          <w:tcPr>
+            <w:tcW w:type="dxa" w:w="4320"/>
+          </w:tcPr>
+          <w:p>
+            <w:r>
+              <w:rPr>
+                <w:b w:val="0"/>
+              </w:rPr>
+              <w:t>일시</w:t>
+            </w:r>
+          </w:p>
+        </w:tc>
+        <w:tc>
+          <w:tcPr>
+            <w:tcW w:type="dxa" w:w="4320"/>
+          </w:tcPr>
+          <w:p>
+            <w:r>
+              <w:rPr>
+                <w:b w:val="0"/>
+              </w:rPr>
+              <w:t>________년 ________월 ________일(____요일), ________:________~________:________</w:t>
+            </w:r>
+          </w:p>
+        </w:tc>
+      </w:tr>
+      <w:tr>
+        <w:tc>
+          <w:tcPr>
+            <w:tcW w:type="dxa" w:w="4320"/>
+          </w:tcPr>
+          <w:p>
+            <w:r>
+              <w:rPr>
+                <w:b w:val="0"/>
+              </w:rPr>
+              <w:t>장소</w:t>
+            </w:r>
+          </w:p>
+        </w:tc>
+        <w:tc>
+          <w:tcPr>
+            <w:tcW w:type="dxa" w:w="4320"/>
+          </w:tcPr>
+          <w:p>
+            <w:r>
+              <w:rPr>
+                <w:b w:val="0"/>
+              </w:rPr>
+              <w:t>________ / 우천 시 장소·운영 변경 기준: ________</w:t>
+            </w:r>
+          </w:p>
+        </w:tc>
+      </w:tr>
+      <w:tr>
+        <w:tc>
+          <w:tcPr>
+            <w:tcW w:type="dxa" w:w="4320"/>
+          </w:tcPr>
+          <w:p>
+            <w:r>
+              <w:rPr>
+                <w:b w:val="0"/>
+              </w:rPr>
+              <w:t>대상·예상 인원</w:t>
+            </w:r>
+          </w:p>
+        </w:tc>
+        <w:tc>
+          <w:tcPr>
+            <w:tcW w:type="dxa" w:w="4320"/>
+          </w:tcPr>
+          <w:p>
+            <w:r>
+              <w:rPr>
+                <w:b w:val="0"/>
+              </w:rPr>
+              <w:t>________ / ________명</w:t>
+            </w:r>
+          </w:p>
+        </w:tc>
+      </w:tr>
+      <w:tr>
+        <w:tc>
+          <w:tcPr>
+            <w:tcW w:type="dxa" w:w="4320"/>
+          </w:tcPr>
+          <w:p>
+            <w:r>
+              <w:rPr>
+                <w:b w:val="0"/>
+              </w:rPr>
+              <w:t>주관·총괄 담당</w:t>
+            </w:r>
+          </w:p>
+        </w:tc>
+        <w:tc>
+          <w:tcPr>
+            <w:tcW w:type="dxa" w:w="4320"/>
+          </w:tcPr>
+          <w:p>
+            <w:r>
+              <w:rPr>
+                <w:b w:val="0"/>
+              </w:rPr>
+              <w:t>(교회명) (부서명) / ________</w:t>
+            </w:r>
+          </w:p>
+        </w:tc>
+      </w:tr>
+      <w:tr>
+        <w:tc>
+          <w:tcPr>
+            <w:tcW w:type="dxa" w:w="4320"/>
+          </w:tcPr>
+          <w:p>
+            <w:r>
+              <w:rPr>
+                <w:b w:val="0"/>
+              </w:rPr>
+              <w:t>수익금 사용 계획</w:t>
+            </w:r>
+          </w:p>
+        </w:tc>
+        <w:tc>
+          <w:tcPr>
+            <w:tcW w:type="dxa" w:w="4320"/>
+          </w:tcPr>
+          <w:p>
+            <w:r>
+              <w:rPr>
+                <w:b w:val="0"/>
+              </w:rPr>
+              <w:t>선교 ________%, 구제 ________% / 지원 대상·승인 절차: ________(확인 필요)</w:t>
+            </w:r>
+          </w:p>
+        </w:tc>
+      </w:tr>
+    </w:tbl>
+    <w:p/>
+    <w:p>
+      <w:r>
+        <w:rPr>
+          <w:b w:val="0"/>
+        </w:rPr>
+        <w:t>※ 날짜 기입 형식: 2026. 10. 24.(토), 시간 기입 형식: 09:00.</w:t>
+      </w:r>
+    </w:p>
+    <w:p>
+      <w:pPr>
+        <w:pStyle w:val="Heading2"/>
+      </w:pPr>
+      <w:r>
+        <w:rPr>
+          <w:b w:val="0"/>
+        </w:rPr>
+        <w:t>4. 세부 추진 계획</w:t>
+      </w:r>
+    </w:p>
+    <w:p>
+      <w:r>
+        <w:rPr>
+          <w:b w:val="0"/>
+        </w:rPr>
+        <w:t>가. 행사 시간표</w:t>
+      </w:r>
+    </w:p>
+    <w:tbl>
+      <w:tblPr>
+        <w:tblStyle w:val="TableGrid"/>
+        <w:tblW w:type="auto" w:w="0"/>
+        <w:tblLook w:firstColumn="1" w:firstRow="1" w:lastColumn="0" w:lastRow="0" w:noHBand="0" w:noVBand="1" w:val="04A0"/>
+      </w:tblPr>
+      <w:tblGrid>
+        <w:gridCol w:w="2160"/>
+        <w:gridCol w:w="2160"/>
+        <w:gridCol w:w="2160"/>
+        <w:gridCol w:w="2160"/>
+      </w:tblGrid>
+      <w:tr>
+        <w:tc>
+          <w:tcPr>
+            <w:tcW w:type="dxa" w:w="2160"/>
+          </w:tcPr>
+          <w:p>
+            <w:r>
+              <w:rPr>
+                <w:b/>
+              </w:rPr>
+              <w:t>시간</w:t>
+            </w:r>
+          </w:p>
+        </w:tc>
+        <w:tc>
+          <w:tcPr>
+            <w:tcW w:type="dxa" w:w="2160"/>
+          </w:tcPr>
+          <w:p>
+            <w:r>
+              <w:rPr>
+                <w:b/>
+              </w:rPr>
+              <w:t>내용</w:t>
+            </w:r>
+          </w:p>
+        </w:tc>
+        <w:tc>
+          <w:tcPr>
+            <w:tcW w:type="dxa" w:w="2160"/>
+          </w:tcPr>
+          <w:p>
+            <w:r>
+              <w:rPr>
+                <w:b/>
+              </w:rPr>
+              <w:t>담당</w:t>
+            </w:r>
+          </w:p>
+        </w:tc>
+        <w:tc>
+          <w:tcPr>
+            <w:tcW w:type="dxa" w:w="2160"/>
+          </w:tcPr>
+          <w:p>
+            <w:r>
+              <w:rPr>
+                <w:b/>
+              </w:rPr>
+              <w:t>준비 완료 기한</w:t>
+            </w:r>
+          </w:p>
+        </w:tc>
+      </w:tr>
+      <w:tr>
+        <w:tc>
+          <w:tcPr>
+            <w:tcW w:type="dxa" w:w="2160"/>
+          </w:tcPr>
+          <w:p>
+            <w:r>
+              <w:rPr>
+                <w:b w:val="0"/>
+              </w:rPr>
+              <w:t>________~________</w:t>
+            </w:r>
+          </w:p>
+        </w:tc>
+        <w:tc>
+          <w:tcPr>
+            <w:tcW w:type="dxa" w:w="2160"/>
+          </w:tcPr>
+          <w:p>
+            <w:r>
+              <w:rPr>
+                <w:b w:val="0"/>
+              </w:rPr>
+              <w:t>부스 설치·물품 진열·위생 및 안전 점검</w:t>
+            </w:r>
+          </w:p>
+        </w:tc>
+        <w:tc>
+          <w:tcPr>
+            <w:tcW w:type="dxa" w:w="2160"/>
+          </w:tcPr>
+          <w:p>
+            <w:r>
+              <w:rPr>
+                <w:b w:val="0"/>
+              </w:rPr>
+              <w:t>________</w:t>
+            </w:r>
+          </w:p>
+        </w:tc>
+        <w:tc>
+          <w:tcPr>
+            <w:tcW w:type="dxa" w:w="2160"/>
+          </w:tcPr>
+          <w:p>
+            <w:r>
+              <w:rPr>
+                <w:b w:val="0"/>
+              </w:rPr>
+              <w:t>________</w:t>
+            </w:r>
+          </w:p>
+        </w:tc>
+      </w:tr>
+      <w:tr>
+        <w:tc>
+          <w:tcPr>
+            <w:tcW w:type="dxa" w:w="2160"/>
+          </w:tcPr>
+          <w:p>
+            <w:r>
+              <w:rPr>
+                <w:b w:val="0"/>
+              </w:rPr>
+              <w:t>________~________</w:t>
+            </w:r>
+          </w:p>
+        </w:tc>
+        <w:tc>
+          <w:tcPr>
+            <w:tcW w:type="dxa" w:w="2160"/>
+          </w:tcPr>
+          <w:p>
+            <w:r>
+              <w:rPr>
+                <w:b w:val="0"/>
+              </w:rPr>
+              <w:t>봉사자 안내·기도·개장</w:t>
+            </w:r>
+          </w:p>
+        </w:tc>
+        <w:tc>
+          <w:tcPr>
+            <w:tcW w:type="dxa" w:w="2160"/>
+          </w:tcPr>
+          <w:p>
+            <w:r>
+              <w:rPr>
+                <w:b w:val="0"/>
+              </w:rPr>
+              <w:t>________</w:t>
+            </w:r>
+          </w:p>
+        </w:tc>
+        <w:tc>
+          <w:tcPr>
+            <w:tcW w:type="dxa" w:w="2160"/>
+          </w:tcPr>
+          <w:p>
+            <w:r>
+              <w:rPr>
+                <w:b w:val="0"/>
+              </w:rPr>
+              <w:t>________</w:t>
+            </w:r>
+          </w:p>
+        </w:tc>
+      </w:tr>
+      <w:tr>
+        <w:tc>
+          <w:tcPr>
+            <w:tcW w:type="dxa" w:w="2160"/>
+          </w:tcPr>
+          <w:p>
+            <w:r>
+              <w:rPr>
+                <w:b w:val="0"/>
+              </w:rPr>
+              <w:t>________~________</w:t>
+            </w:r>
+          </w:p>
+        </w:tc>
+        <w:tc>
+          <w:tcPr>
+            <w:tcW w:type="dxa" w:w="2160"/>
+          </w:tcPr>
+          <w:p>
+            <w:r>
+              <w:rPr>
+                <w:b w:val="0"/>
+              </w:rPr>
+              <w:t>판매·체험 운영·수시 정리</w:t>
+            </w:r>
+          </w:p>
+        </w:tc>
+        <w:tc>
+          <w:tcPr>
+            <w:tcW w:type="dxa" w:w="2160"/>
+          </w:tcPr>
+          <w:p>
+            <w:r>
+              <w:rPr>
+                <w:b w:val="0"/>
+              </w:rPr>
+              <w:t>________</w:t>
+            </w:r>
+          </w:p>
+        </w:tc>
+        <w:tc>
+          <w:tcPr>
+            <w:tcW w:type="dxa" w:w="2160"/>
+          </w:tcPr>
+          <w:p>
+            <w:r>
+              <w:rPr>
+                <w:b w:val="0"/>
+              </w:rPr>
+              <w:t>________</w:t>
+            </w:r>
+          </w:p>
+        </w:tc>
+      </w:tr>
+      <w:tr>
+        <w:tc>
+          <w:tcPr>
+            <w:tcW w:type="dxa" w:w="2160"/>
+          </w:tcPr>
+          <w:p>
+            <w:r>
+              <w:rPr>
+                <w:b w:val="0"/>
+              </w:rPr>
+              <w:t>________~________</w:t>
+            </w:r>
+          </w:p>
+        </w:tc>
+        <w:tc>
+          <w:tcPr>
+            <w:tcW w:type="dxa" w:w="2160"/>
+          </w:tcPr>
+          <w:p>
+            <w:r>
+              <w:rPr>
+                <w:b w:val="0"/>
+              </w:rPr>
+              <w:t>판매 마감·현금 공동 계수·철수</w:t>
+            </w:r>
+          </w:p>
+        </w:tc>
+        <w:tc>
+          <w:tcPr>
+            <w:tcW w:type="dxa" w:w="2160"/>
+          </w:tcPr>
+          <w:p>
+            <w:r>
+              <w:rPr>
+                <w:b w:val="0"/>
+              </w:rPr>
+              <w:t>________</w:t>
+            </w:r>
+          </w:p>
+        </w:tc>
+        <w:tc>
+          <w:tcPr>
+            <w:tcW w:type="dxa" w:w="2160"/>
+          </w:tcPr>
+          <w:p>
+            <w:r>
+              <w:rPr>
+                <w:b w:val="0"/>
+              </w:rPr>
+              <w:t>________</w:t>
+            </w:r>
+          </w:p>
+        </w:tc>
+      </w:tr>
+    </w:tbl>
+    <w:p/>
+    <w:p>
+      <w:r>
+        <w:rPr>
+          <w:b w:val="0"/>
+        </w:rPr>
+        <w:t>나. 업무분장 및 홍보 일정</w:t>
+      </w:r>
+    </w:p>
+    <w:tbl>
+      <w:tblPr>
+        <w:tblStyle w:val="TableGrid"/>
+        <w:tblW w:type="auto" w:w="0"/>
+        <w:tblLook w:firstColumn="1" w:firstRow="1" w:lastColumn="0" w:lastRow="0" w:noHBand="0" w:noVBand="1" w:val="04A0"/>
+      </w:tblPr>
+      <w:tblGrid>
+        <w:gridCol w:w="2160"/>
+        <w:gridCol w:w="2160"/>
+        <w:gridCol w:w="2160"/>
+        <w:gridCol w:w="2160"/>
+      </w:tblGrid>
+      <w:tr>
+        <w:tc>
+          <w:tcPr>
+            <w:tcW w:type="dxa" w:w="2160"/>
+          </w:tcPr>
+          <w:p>
+            <w:r>
+              <w:rPr>
+                <w:b/>
+              </w:rPr>
+              <w:t>업무</w:t>
+            </w:r>
+          </w:p>
+        </w:tc>
+        <w:tc>
+          <w:tcPr>
+            <w:tcW w:type="dxa" w:w="2160"/>
+          </w:tcPr>
+          <w:p>
+            <w:r>
+              <w:rPr>
+                <w:b/>
+              </w:rPr>
+              <w:t>담당</w:t>
+            </w:r>
+          </w:p>
+        </w:tc>
+        <w:tc>
+          <w:tcPr>
+            <w:tcW w:type="dxa" w:w="2160"/>
+          </w:tcPr>
+          <w:p>
+            <w:r>
+              <w:rPr>
+                <w:b/>
+              </w:rPr>
+              <w:t>기한</w:t>
+            </w:r>
+          </w:p>
+        </w:tc>
+        <w:tc>
+          <w:tcPr>
+            <w:tcW w:type="dxa" w:w="2160"/>
+          </w:tcPr>
+          <w:p>
+            <w:r>
+              <w:rPr>
+                <w:b/>
+              </w:rPr>
+              <w:t>확인</w:t>
+            </w:r>
+          </w:p>
+        </w:tc>
+      </w:tr>
+      <w:tr>
+        <w:tc>
+          <w:tcPr>
+            <w:tcW w:type="dxa" w:w="2160"/>
+          </w:tcPr>
+          <w:p>
+            <w:r>
+              <w:rPr>
+                <w:b w:val="0"/>
+              </w:rPr>
+              <w:t>장소 사용 승인·봉사자 배정</w:t>
+            </w:r>
+          </w:p>
+        </w:tc>
+        <w:tc>
+          <w:tcPr>
+            <w:tcW w:type="dxa" w:w="2160"/>
+          </w:tcPr>
+          <w:p>
+            <w:r>
+              <w:rPr>
+                <w:b w:val="0"/>
+              </w:rPr>
+              <w:t>________</w:t>
+            </w:r>
+          </w:p>
+        </w:tc>
+        <w:tc>
+          <w:tcPr>
+            <w:tcW w:type="dxa" w:w="2160"/>
+          </w:tcPr>
+          <w:p>
+            <w:r>
+              <w:rPr>
+                <w:b w:val="0"/>
+              </w:rPr>
+              <w:t>________</w:t>
+            </w:r>
+          </w:p>
+        </w:tc>
+        <w:tc>
+          <w:tcPr>
+            <w:tcW w:type="dxa" w:w="2160"/>
+          </w:tcPr>
+          <w:p>
+            <w:r>
+              <w:rPr>
+                <w:b w:val="0"/>
+              </w:rPr>
+              <w:t>________</w:t>
+            </w:r>
+          </w:p>
+        </w:tc>
+      </w:tr>
+      <w:tr>
+        <w:tc>
+          <w:tcPr>
+            <w:tcW w:type="dxa" w:w="2160"/>
+          </w:tcPr>
+          <w:p>
+            <w:r>
+              <w:rPr>
+                <w:b w:val="0"/>
+              </w:rPr>
+              <w:t>기증 안내·접수·품목 및 상태 확인</w:t>
+            </w:r>
+          </w:p>
+        </w:tc>
+        <w:tc>
+          <w:tcPr>
+            <w:tcW w:type="dxa" w:w="2160"/>
+          </w:tcPr>
+          <w:p>
+            <w:r>
+              <w:rPr>
+                <w:b w:val="0"/>
+              </w:rPr>
+              <w:t>________</w:t>
+            </w:r>
+          </w:p>
+        </w:tc>
+        <w:tc>
+          <w:tcPr>
+            <w:tcW w:type="dxa" w:w="2160"/>
+          </w:tcPr>
+          <w:p>
+            <w:r>
+              <w:rPr>
+                <w:b w:val="0"/>
+              </w:rPr>
+              <w:t>________</w:t>
+            </w:r>
+          </w:p>
+        </w:tc>
+        <w:tc>
+          <w:tcPr>
+            <w:tcW w:type="dxa" w:w="2160"/>
+          </w:tcPr>
+          <w:p>
+            <w:r>
+              <w:rPr>
+                <w:b w:val="0"/>
+              </w:rPr>
+              <w:t>________</w:t>
+            </w:r>
+          </w:p>
+        </w:tc>
+      </w:tr>
+      <w:tr>
+        <w:tc>
+          <w:tcPr>
+            <w:tcW w:type="dxa" w:w="2160"/>
+          </w:tcPr>
+          <w:p>
+            <w:r>
+              <w:rPr>
+                <w:b w:val="0"/>
+              </w:rPr>
+              <w:t>가격 확정·가격표 부착·부스 설치</w:t>
+            </w:r>
+          </w:p>
+        </w:tc>
+        <w:tc>
+          <w:tcPr>
+            <w:tcW w:type="dxa" w:w="2160"/>
+          </w:tcPr>
+          <w:p>
+            <w:r>
+              <w:rPr>
+                <w:b w:val="0"/>
+              </w:rPr>
+              <w:t>________</w:t>
+            </w:r>
+          </w:p>
+        </w:tc>
+        <w:tc>
+          <w:tcPr>
+            <w:tcW w:type="dxa" w:w="2160"/>
+          </w:tcPr>
+          <w:p>
+            <w:r>
+              <w:rPr>
+                <w:b w:val="0"/>
+              </w:rPr>
+              <w:t>________</w:t>
+            </w:r>
+          </w:p>
+        </w:tc>
+        <w:tc>
+          <w:tcPr>
+            <w:tcW w:type="dxa" w:w="2160"/>
+          </w:tcPr>
+          <w:p>
+            <w:r>
+              <w:rPr>
+                <w:b w:val="0"/>
+              </w:rPr>
+              <w:t>________</w:t>
+            </w:r>
+          </w:p>
+        </w:tc>
+      </w:tr>
+      <w:tr>
+        <w:tc>
+          <w:tcPr>
+            <w:tcW w:type="dxa" w:w="2160"/>
+          </w:tcPr>
+          <w:p>
+            <w:r>
+              <w:rPr>
+                <w:b w:val="0"/>
+              </w:rPr>
+              <w:t>주보·게시판 1차 홍보</w:t>
+            </w:r>
+          </w:p>
+        </w:tc>
+        <w:tc>
+          <w:tcPr>
+            <w:tcW w:type="dxa" w:w="2160"/>
+          </w:tcPr>
+          <w:p>
+            <w:r>
+              <w:rPr>
+                <w:b w:val="0"/>
+              </w:rPr>
+              <w:t>________</w:t>
+            </w:r>
+          </w:p>
+        </w:tc>
+        <w:tc>
+          <w:tcPr>
+            <w:tcW w:type="dxa" w:w="2160"/>
+          </w:tcPr>
+          <w:p>
+            <w:r>
+              <w:rPr>
+                <w:b w:val="0"/>
+              </w:rPr>
+              <w:t>________</w:t>
+            </w:r>
+          </w:p>
+        </w:tc>
+        <w:tc>
+          <w:tcPr>
+            <w:tcW w:type="dxa" w:w="2160"/>
+          </w:tcPr>
+          <w:p>
+            <w:r>
+              <w:rPr>
+                <w:b w:val="0"/>
+              </w:rPr>
+              <w:t>________</w:t>
+            </w:r>
+          </w:p>
+        </w:tc>
+      </w:tr>
+      <w:tr>
+        <w:tc>
+          <w:tcPr>
+            <w:tcW w:type="dxa" w:w="2160"/>
+          </w:tcPr>
+          <w:p>
+            <w:r>
+              <w:rPr>
+                <w:b w:val="0"/>
+              </w:rPr>
+              <w:t>교회 공식 온라인 채널 홍보·행사 전 재안내</w:t>
+            </w:r>
+          </w:p>
+        </w:tc>
+        <w:tc>
+          <w:tcPr>
+            <w:tcW w:type="dxa" w:w="2160"/>
+          </w:tcPr>
+          <w:p>
+            <w:r>
+              <w:rPr>
+                <w:b w:val="0"/>
+              </w:rPr>
+              <w:t>________</w:t>
+            </w:r>
+          </w:p>
+        </w:tc>
+        <w:tc>
+          <w:tcPr>
+            <w:tcW w:type="dxa" w:w="2160"/>
+          </w:tcPr>
+          <w:p>
+            <w:r>
+              <w:rPr>
+                <w:b w:val="0"/>
+              </w:rPr>
+              <w:t>________</w:t>
+            </w:r>
+          </w:p>
+        </w:tc>
+        <w:tc>
+          <w:tcPr>
+            <w:tcW w:type="dxa" w:w="2160"/>
+          </w:tcPr>
+          <w:p>
+            <w:r>
+              <w:rPr>
+                <w:b w:val="0"/>
+              </w:rPr>
+              <w:t>________</w:t>
+            </w:r>
+          </w:p>
+        </w:tc>
+      </w:tr>
+      <w:tr>
+        <w:tc>
+          <w:tcPr>
+            <w:tcW w:type="dxa" w:w="2160"/>
+          </w:tcPr>
+          <w:p>
+            <w:r>
+              <w:rPr>
+                <w:b w:val="0"/>
+              </w:rPr>
+              <w:t>판매·수입 기록·영수증 증빙 취합</w:t>
+            </w:r>
+          </w:p>
+        </w:tc>
+        <w:tc>
+          <w:tcPr>
+            <w:tcW w:type="dxa" w:w="2160"/>
+          </w:tcPr>
+          <w:p>
+            <w:r>
+              <w:rPr>
+                <w:b w:val="0"/>
+              </w:rPr>
+              <w:t>________</w:t>
+            </w:r>
+          </w:p>
+        </w:tc>
+        <w:tc>
+          <w:tcPr>
+            <w:tcW w:type="dxa" w:w="2160"/>
+          </w:tcPr>
+          <w:p>
+            <w:r>
+              <w:rPr>
+                <w:b w:val="0"/>
+              </w:rPr>
+              <w:t>________</w:t>
+            </w:r>
+          </w:p>
+        </w:tc>
+        <w:tc>
+          <w:tcPr>
+            <w:tcW w:type="dxa" w:w="2160"/>
+          </w:tcPr>
+          <w:p>
+            <w:r>
+              <w:rPr>
+                <w:b w:val="0"/>
+              </w:rPr>
+              <w:t>________</w:t>
+            </w:r>
+          </w:p>
+        </w:tc>
+      </w:tr>
+      <w:tr>
+        <w:tc>
+          <w:tcPr>
+            <w:tcW w:type="dxa" w:w="2160"/>
+          </w:tcPr>
+          <w:p>
+            <w:r>
+              <w:rPr>
+                <w:b w:val="0"/>
+              </w:rPr>
+              <w:t>미판매품 처리·정리·장소 원상복구</w:t>
+            </w:r>
+          </w:p>
+        </w:tc>
+        <w:tc>
+          <w:tcPr>
+            <w:tcW w:type="dxa" w:w="2160"/>
+          </w:tcPr>
+          <w:p>
+            <w:r>
+              <w:rPr>
+                <w:b w:val="0"/>
+              </w:rPr>
+              <w:t>________</w:t>
+            </w:r>
+          </w:p>
+        </w:tc>
+        <w:tc>
+          <w:tcPr>
+            <w:tcW w:type="dxa" w:w="2160"/>
+          </w:tcPr>
+          <w:p>
+            <w:r>
+              <w:rPr>
+                <w:b w:val="0"/>
+              </w:rPr>
+              <w:t>________</w:t>
+            </w:r>
+          </w:p>
+        </w:tc>
+        <w:tc>
+          <w:tcPr>
+            <w:tcW w:type="dxa" w:w="2160"/>
+          </w:tcPr>
+          <w:p>
+            <w:r>
+              <w:rPr>
+                <w:b w:val="0"/>
+              </w:rPr>
+              <w:t>________</w:t>
+            </w:r>
+          </w:p>
+        </w:tc>
+      </w:tr>
+    </w:tbl>
+    <w:p/>
+    <w:p>
+      <w:r>
+        <w:rPr>
+          <w:b w:val="0"/>
+        </w:rPr>
+        <w:t>다. 부스 배치와 담당</w:t>
+      </w:r>
+    </w:p>
+    <w:tbl>
+      <w:tblPr>
+        <w:tblStyle w:val="TableGrid"/>
+        <w:tblW w:type="auto" w:w="0"/>
+        <w:tblLook w:firstColumn="1" w:firstRow="1" w:lastColumn="0" w:lastRow="0" w:noHBand="0" w:noVBand="1" w:val="04A0"/>
+      </w:tblPr>
+      <w:tblGrid>
+        <w:gridCol w:w="1728"/>
+        <w:gridCol w:w="1728"/>
+        <w:gridCol w:w="1728"/>
+        <w:gridCol w:w="1728"/>
+        <w:gridCol w:w="1728"/>
+      </w:tblGrid>
+      <w:tr>
+        <w:tc>
+          <w:tcPr>
+            <w:tcW w:type="dxa" w:w="1728"/>
+          </w:tcPr>
+          <w:p>
+            <w:r>
+              <w:rPr>
+                <w:b/>
+              </w:rPr>
+              <w:t>부스</w:t>
+            </w:r>
+          </w:p>
+        </w:tc>
+        <w:tc>
+          <w:tcPr>
+            <w:tcW w:type="dxa" w:w="1728"/>
+          </w:tcPr>
+          <w:p>
+            <w:r>
+              <w:rPr>
+                <w:b/>
+              </w:rPr>
+              <w:t>위치·배치 기준</w:t>
+            </w:r>
+          </w:p>
+        </w:tc>
+        <w:tc>
+          <w:tcPr>
+            <w:tcW w:type="dxa" w:w="1728"/>
+          </w:tcPr>
+          <w:p>
+            <w:r>
+              <w:rPr>
+                <w:b/>
+              </w:rPr>
+              <w:t>판매·운영 내용</w:t>
+            </w:r>
+          </w:p>
+        </w:tc>
+        <w:tc>
+          <w:tcPr>
+            <w:tcW w:type="dxa" w:w="1728"/>
+          </w:tcPr>
+          <w:p>
+            <w:r>
+              <w:rPr>
+                <w:b/>
+              </w:rPr>
+              <w:t>담당</w:t>
+            </w:r>
+          </w:p>
+        </w:tc>
+        <w:tc>
+          <w:tcPr>
+            <w:tcW w:type="dxa" w:w="1728"/>
+          </w:tcPr>
+          <w:p>
+            <w:r>
+              <w:rPr>
+                <w:b/>
+              </w:rPr>
+              <w:t>설치 기한</w:t>
+            </w:r>
+          </w:p>
+        </w:tc>
+      </w:tr>
+      <w:tr>
+        <w:tc>
+          <w:tcPr>
+            <w:tcW w:type="dxa" w:w="1728"/>
+          </w:tcPr>
+          <w:p>
+            <w:r>
+              <w:rPr>
+                <w:b w:val="0"/>
+              </w:rPr>
+              <w:t>접수·안내</w:t>
+            </w:r>
+          </w:p>
+        </w:tc>
+        <w:tc>
+          <w:tcPr>
+            <w:tcW w:type="dxa" w:w="1728"/>
+          </w:tcPr>
+          <w:p>
+            <w:r>
+              <w:rPr>
+                <w:b w:val="0"/>
+              </w:rPr>
+              <w:t>출입구 인근, 출입 동선 확보</w:t>
+            </w:r>
+          </w:p>
+        </w:tc>
+        <w:tc>
+          <w:tcPr>
+            <w:tcW w:type="dxa" w:w="1728"/>
+          </w:tcPr>
+          <w:p>
+            <w:r>
+              <w:rPr>
+                <w:b w:val="0"/>
+              </w:rPr>
+              <w:t>안내·분실물 접수</w:t>
+            </w:r>
+          </w:p>
+        </w:tc>
+        <w:tc>
+          <w:tcPr>
+            <w:tcW w:type="dxa" w:w="1728"/>
+          </w:tcPr>
+          <w:p>
+            <w:r>
+              <w:rPr>
+                <w:b w:val="0"/>
+              </w:rPr>
+              <w:t>________</w:t>
+            </w:r>
+          </w:p>
+        </w:tc>
+        <w:tc>
+          <w:tcPr>
+            <w:tcW w:type="dxa" w:w="1728"/>
+          </w:tcPr>
+          <w:p>
+            <w:r>
+              <w:rPr>
+                <w:b w:val="0"/>
+              </w:rPr>
+              <w:t>________</w:t>
+            </w:r>
+          </w:p>
+        </w:tc>
+      </w:tr>
+      <w:tr>
+        <w:tc>
+          <w:tcPr>
+            <w:tcW w:type="dxa" w:w="1728"/>
+          </w:tcPr>
+          <w:p>
+            <w:r>
+              <w:rPr>
+                <w:b w:val="0"/>
+              </w:rPr>
+              <w:t>생활용품·의류</w:t>
+            </w:r>
+          </w:p>
+        </w:tc>
+        <w:tc>
+          <w:tcPr>
+            <w:tcW w:type="dxa" w:w="1728"/>
+          </w:tcPr>
+          <w:p>
+            <w:r>
+              <w:rPr>
+                <w:b w:val="0"/>
+              </w:rPr>
+              <w:t>________</w:t>
+            </w:r>
+          </w:p>
+        </w:tc>
+        <w:tc>
+          <w:tcPr>
+            <w:tcW w:type="dxa" w:w="1728"/>
+          </w:tcPr>
+          <w:p>
+            <w:r>
+              <w:rPr>
+                <w:b w:val="0"/>
+              </w:rPr>
+              <w:t>검수 완료 물품 판매</w:t>
+            </w:r>
+          </w:p>
+        </w:tc>
+        <w:tc>
+          <w:tcPr>
+            <w:tcW w:type="dxa" w:w="1728"/>
+          </w:tcPr>
+          <w:p>
+            <w:r>
+              <w:rPr>
+                <w:b w:val="0"/>
+              </w:rPr>
+              <w:t>________</w:t>
+            </w:r>
+          </w:p>
+        </w:tc>
+        <w:tc>
+          <w:tcPr>
+            <w:tcW w:type="dxa" w:w="1728"/>
+          </w:tcPr>
+          <w:p>
+            <w:r>
+              <w:rPr>
+                <w:b w:val="0"/>
+              </w:rPr>
+              <w:t>________</w:t>
+            </w:r>
+          </w:p>
+        </w:tc>
+      </w:tr>
+      <w:tr>
+        <w:tc>
+          <w:tcPr>
+            <w:tcW w:type="dxa" w:w="1728"/>
+          </w:tcPr>
+          <w:p>
+            <w:r>
+              <w:rPr>
+                <w:b w:val="0"/>
+              </w:rPr>
+              <w:t>먹거리</w:t>
+            </w:r>
+          </w:p>
+        </w:tc>
+        <w:tc>
+          <w:tcPr>
+            <w:tcW w:type="dxa" w:w="1728"/>
+          </w:tcPr>
+          <w:p>
+            <w:r>
+              <w:rPr>
+                <w:b w:val="0"/>
+              </w:rPr>
+              <w:t>손 씻기·보관 시설 인근</w:t>
+            </w:r>
+          </w:p>
+        </w:tc>
+        <w:tc>
+          <w:tcPr>
+            <w:tcW w:type="dxa" w:w="1728"/>
+          </w:tcPr>
+          <w:p>
+            <w:r>
+              <w:rPr>
+                <w:b w:val="0"/>
+              </w:rPr>
+              <w:t>승인된 먹거리 판매</w:t>
+            </w:r>
+          </w:p>
+        </w:tc>
+        <w:tc>
+          <w:tcPr>
+            <w:tcW w:type="dxa" w:w="1728"/>
+          </w:tcPr>
+          <w:p>
+            <w:r>
+              <w:rPr>
+                <w:b w:val="0"/>
+              </w:rPr>
+              <w:t>________</w:t>
+            </w:r>
+          </w:p>
+        </w:tc>
+        <w:tc>
+          <w:tcPr>
+            <w:tcW w:type="dxa" w:w="1728"/>
+          </w:tcPr>
+          <w:p>
+            <w:r>
+              <w:rPr>
+                <w:b w:val="0"/>
+              </w:rPr>
+              <w:t>________</w:t>
+            </w:r>
+          </w:p>
+        </w:tc>
+      </w:tr>
+      <w:tr>
+        <w:tc>
+          <w:tcPr>
+            <w:tcW w:type="dxa" w:w="1728"/>
+          </w:tcPr>
+          <w:p>
+            <w:r>
+              <w:rPr>
+                <w:b w:val="0"/>
+              </w:rPr>
+              <w:t>계산·정산</w:t>
+            </w:r>
+          </w:p>
+        </w:tc>
+        <w:tc>
+          <w:tcPr>
+            <w:tcW w:type="dxa" w:w="1728"/>
+          </w:tcPr>
+          <w:p>
+            <w:r>
+              <w:rPr>
+                <w:b w:val="0"/>
+              </w:rPr>
+              <w:t>대기 줄과 통행로 분리</w:t>
+            </w:r>
+          </w:p>
+        </w:tc>
+        <w:tc>
+          <w:tcPr>
+            <w:tcW w:type="dxa" w:w="1728"/>
+          </w:tcPr>
+          <w:p>
+            <w:r>
+              <w:rPr>
+                <w:b w:val="0"/>
+              </w:rPr>
+              <w:t>결제·수입 기록</w:t>
+            </w:r>
+          </w:p>
+        </w:tc>
+        <w:tc>
+          <w:tcPr>
+            <w:tcW w:type="dxa" w:w="1728"/>
+          </w:tcPr>
+          <w:p>
+            <w:r>
+              <w:rPr>
+                <w:b w:val="0"/>
+              </w:rPr>
+              <w:t>________</w:t>
+            </w:r>
+          </w:p>
+        </w:tc>
+        <w:tc>
+          <w:tcPr>
+            <w:tcW w:type="dxa" w:w="1728"/>
+          </w:tcPr>
+          <w:p>
+            <w:r>
+              <w:rPr>
+                <w:b w:val="0"/>
+              </w:rPr>
+              <w:t>________</w:t>
+            </w:r>
+          </w:p>
+        </w:tc>
+      </w:tr>
+    </w:tbl>
+    <w:p/>
+    <w:p>
+      <w:r>
+        <w:rPr>
+          <w:b w:val="0"/>
+        </w:rPr>
+        <w:t>라. 물품 접수 및 가격표 원칙</w:t>
+      </w:r>
+    </w:p>
+    <w:tbl>
+      <w:tblPr>
+        <w:tblStyle w:val="TableGrid"/>
+        <w:tblW w:type="auto" w:w="0"/>
+        <w:tblLook w:firstColumn="1" w:firstRow="1" w:lastColumn="0" w:lastRow="0" w:noHBand="0" w:noVBand="1" w:val="04A0"/>
+      </w:tblPr>
+      <w:tblGrid>
+        <w:gridCol w:w="2160"/>
+        <w:gridCol w:w="2160"/>
+        <w:gridCol w:w="2160"/>
+        <w:gridCol w:w="2160"/>
+      </w:tblGrid>
+      <w:tr>
+        <w:tc>
+          <w:tcPr>
+            <w:tcW w:type="dxa" w:w="2160"/>
+          </w:tcPr>
+          <w:p>
+            <w:r>
+              <w:rPr>
+                <w:b/>
+              </w:rPr>
+              <w:t>구분</w:t>
+            </w:r>
+          </w:p>
+        </w:tc>
+        <w:tc>
+          <w:tcPr>
+            <w:tcW w:type="dxa" w:w="2160"/>
+          </w:tcPr>
+          <w:p>
+            <w:r>
+              <w:rPr>
+                <w:b/>
+              </w:rPr>
+              <w:t>운영 원칙</w:t>
+            </w:r>
+          </w:p>
+        </w:tc>
+        <w:tc>
+          <w:tcPr>
+            <w:tcW w:type="dxa" w:w="2160"/>
+          </w:tcPr>
+          <w:p>
+            <w:r>
+              <w:rPr>
+                <w:b/>
+              </w:rPr>
+              <w:t>담당</w:t>
+            </w:r>
+          </w:p>
+        </w:tc>
+        <w:tc>
+          <w:tcPr>
+            <w:tcW w:type="dxa" w:w="2160"/>
+          </w:tcPr>
+          <w:p>
+            <w:r>
+              <w:rPr>
+                <w:b/>
+              </w:rPr>
+              <w:t>기한</w:t>
+            </w:r>
+          </w:p>
+        </w:tc>
+      </w:tr>
+      <w:tr>
+        <w:tc>
+          <w:tcPr>
+            <w:tcW w:type="dxa" w:w="2160"/>
+          </w:tcPr>
+          <w:p>
+            <w:r>
+              <w:rPr>
+                <w:b w:val="0"/>
+              </w:rPr>
+              <w:t>접수</w:t>
+            </w:r>
+          </w:p>
+        </w:tc>
+        <w:tc>
+          <w:tcPr>
+            <w:tcW w:type="dxa" w:w="2160"/>
+          </w:tcPr>
+          <w:p>
+            <w:r>
+              <w:rPr>
+                <w:b w:val="0"/>
+              </w:rPr>
+              <w:t>접수 기간 ________~________, 장소 ________; 붙임 1에 물품별 번호 부여</w:t>
+            </w:r>
+          </w:p>
+        </w:tc>
+        <w:tc>
+          <w:tcPr>
+            <w:tcW w:type="dxa" w:w="2160"/>
+          </w:tcPr>
+          <w:p>
+            <w:r>
+              <w:rPr>
+                <w:b w:val="0"/>
+              </w:rPr>
+              <w:t>________</w:t>
+            </w:r>
+          </w:p>
+        </w:tc>
+        <w:tc>
+          <w:tcPr>
+            <w:tcW w:type="dxa" w:w="2160"/>
+          </w:tcPr>
+          <w:p>
+            <w:r>
+              <w:rPr>
+                <w:b w:val="0"/>
+              </w:rPr>
+              <w:t>________</w:t>
+            </w:r>
+          </w:p>
+        </w:tc>
+      </w:tr>
+      <w:tr>
+        <w:tc>
+          <w:tcPr>
+            <w:tcW w:type="dxa" w:w="2160"/>
+          </w:tcPr>
+          <w:p>
+            <w:r>
+              <w:rPr>
+                <w:b w:val="0"/>
+              </w:rPr>
+              <w:t>검수</w:t>
+            </w:r>
+          </w:p>
+        </w:tc>
+        <w:tc>
+          <w:tcPr>
+            <w:tcW w:type="dxa" w:w="2160"/>
+          </w:tcPr>
+          <w:p>
+            <w:r>
+              <w:rPr>
+                <w:b w:val="0"/>
+              </w:rPr>
+              <w:t>오염·파손·사용기한·작동 상태 확인, 판매 부적합품 제외</w:t>
+            </w:r>
+          </w:p>
+        </w:tc>
+        <w:tc>
+          <w:tcPr>
+            <w:tcW w:type="dxa" w:w="2160"/>
+          </w:tcPr>
+          <w:p>
+            <w:r>
+              <w:rPr>
+                <w:b w:val="0"/>
+              </w:rPr>
+              <w:t>________</w:t>
+            </w:r>
+          </w:p>
+        </w:tc>
+        <w:tc>
+          <w:tcPr>
+            <w:tcW w:type="dxa" w:w="2160"/>
+          </w:tcPr>
+          <w:p>
+            <w:r>
+              <w:rPr>
+                <w:b w:val="0"/>
+              </w:rPr>
+              <w:t>________</w:t>
+            </w:r>
+          </w:p>
+        </w:tc>
+      </w:tr>
+      <w:tr>
+        <w:tc>
+          <w:tcPr>
+            <w:tcW w:type="dxa" w:w="2160"/>
+          </w:tcPr>
+          <w:p>
+            <w:r>
+              <w:rPr>
+                <w:b w:val="0"/>
+              </w:rPr>
+              <w:t>가격표</w:t>
+            </w:r>
+          </w:p>
+        </w:tc>
+        <w:tc>
+          <w:tcPr>
+            <w:tcW w:type="dxa" w:w="2160"/>
+          </w:tcPr>
+          <w:p>
+            <w:r>
+              <w:rPr>
+                <w:b w:val="0"/>
+              </w:rPr>
+              <w:t>물품번호·품명·상태·판매가격 표시; 가격은 금________원(금________) 형식 사용</w:t>
+            </w:r>
+          </w:p>
+        </w:tc>
+        <w:tc>
+          <w:tcPr>
+            <w:tcW w:type="dxa" w:w="2160"/>
+          </w:tcPr>
+          <w:p>
+            <w:r>
+              <w:rPr>
+                <w:b w:val="0"/>
+              </w:rPr>
+              <w:t>________</w:t>
+            </w:r>
+          </w:p>
+        </w:tc>
+        <w:tc>
+          <w:tcPr>
+            <w:tcW w:type="dxa" w:w="2160"/>
+          </w:tcPr>
+          <w:p>
+            <w:r>
+              <w:rPr>
+                <w:b w:val="0"/>
+              </w:rPr>
+              <w:t>________</w:t>
+            </w:r>
+          </w:p>
+        </w:tc>
+      </w:tr>
+      <w:tr>
+        <w:tc>
+          <w:tcPr>
+            <w:tcW w:type="dxa" w:w="2160"/>
+          </w:tcPr>
+          <w:p>
+            <w:r>
+              <w:rPr>
+                <w:b w:val="0"/>
+              </w:rPr>
+              <w:t>가격 변경</w:t>
+            </w:r>
+          </w:p>
+        </w:tc>
+        <w:tc>
+          <w:tcPr>
+            <w:tcW w:type="dxa" w:w="2160"/>
+          </w:tcPr>
+          <w:p>
+            <w:r>
+              <w:rPr>
+                <w:b w:val="0"/>
+              </w:rPr>
+              <w:t>할인·묶음 판매 기준 사전 확정, 임의 변경 금지, 변경 내역 기록</w:t>
+            </w:r>
+          </w:p>
+        </w:tc>
+        <w:tc>
+          <w:tcPr>
+            <w:tcW w:type="dxa" w:w="2160"/>
+          </w:tcPr>
+          <w:p>
+            <w:r>
+              <w:rPr>
+                <w:b w:val="0"/>
+              </w:rPr>
+              <w:t>________</w:t>
+            </w:r>
+          </w:p>
+        </w:tc>
+        <w:tc>
+          <w:tcPr>
+            <w:tcW w:type="dxa" w:w="2160"/>
+          </w:tcPr>
+          <w:p>
+            <w:r>
+              <w:rPr>
+                <w:b w:val="0"/>
+              </w:rPr>
+              <w:t>________</w:t>
+            </w:r>
+          </w:p>
+        </w:tc>
+      </w:tr>
+      <w:tr>
+        <w:tc>
+          <w:tcPr>
+            <w:tcW w:type="dxa" w:w="2160"/>
+          </w:tcPr>
+          <w:p>
+            <w:r>
+              <w:rPr>
+                <w:b w:val="0"/>
+              </w:rPr>
+              <w:t>잔여품</w:t>
+            </w:r>
+          </w:p>
+        </w:tc>
+        <w:tc>
+          <w:tcPr>
+            <w:tcW w:type="dxa" w:w="2160"/>
+          </w:tcPr>
+          <w:p>
+            <w:r>
+              <w:rPr>
+                <w:b w:val="0"/>
+              </w:rPr>
+              <w:t>반환·추가 기증·폐기 등 기증 시 확인한 처리 방식에 따라 기록 후 처리</w:t>
+            </w:r>
+          </w:p>
+        </w:tc>
+        <w:tc>
+          <w:tcPr>
+            <w:tcW w:type="dxa" w:w="2160"/>
+          </w:tcPr>
+          <w:p>
+            <w:r>
+              <w:rPr>
+                <w:b w:val="0"/>
+              </w:rPr>
+              <w:t>________</w:t>
+            </w:r>
+          </w:p>
+        </w:tc>
+        <w:tc>
+          <w:tcPr>
+            <w:tcW w:type="dxa" w:w="2160"/>
+          </w:tcPr>
+          <w:p>
+            <w:r>
+              <w:rPr>
+                <w:b w:val="0"/>
+              </w:rPr>
+              <w:t>________</w:t>
+            </w:r>
+          </w:p>
+        </w:tc>
+      </w:tr>
+    </w:tbl>
+    <w:p/>
+    <w:p>
+      <w:pPr>
+        <w:pStyle w:val="Heading2"/>
+      </w:pPr>
+      <w:r>
+        <w:rPr>
+          <w:b w:val="0"/>
+        </w:rPr>
+        <w:t>5. 안전관리 계획</w:t>
+      </w:r>
+    </w:p>
+    <w:tbl>
+      <w:tblPr>
+        <w:tblStyle w:val="TableGrid"/>
+        <w:tblW w:type="auto" w:w="0"/>
+        <w:tblLook w:firstColumn="1" w:firstRow="1" w:lastColumn="0" w:lastRow="0" w:noHBand="0" w:noVBand="1" w:val="04A0"/>
+      </w:tblPr>
+      <w:tblGrid>
+        <w:gridCol w:w="2160"/>
+        <w:gridCol w:w="2160"/>
+        <w:gridCol w:w="2160"/>
+        <w:gridCol w:w="2160"/>
+      </w:tblGrid>
+      <w:tr>
+        <w:tc>
+          <w:tcPr>
+            <w:tcW w:type="dxa" w:w="2160"/>
+          </w:tcPr>
+          <w:p>
+            <w:r>
+              <w:rPr>
+                <w:b/>
+              </w:rPr>
+              <w:t>위험요인</w:t>
+            </w:r>
+          </w:p>
+        </w:tc>
+        <w:tc>
+          <w:tcPr>
+            <w:tcW w:type="dxa" w:w="2160"/>
+          </w:tcPr>
+          <w:p>
+            <w:r>
+              <w:rPr>
+                <w:b/>
+              </w:rPr>
+              <w:t>예방조치</w:t>
+            </w:r>
+          </w:p>
+        </w:tc>
+        <w:tc>
+          <w:tcPr>
+            <w:tcW w:type="dxa" w:w="2160"/>
+          </w:tcPr>
+          <w:p>
+            <w:r>
+              <w:rPr>
+                <w:b/>
+              </w:rPr>
+              <w:t>담당</w:t>
+            </w:r>
+          </w:p>
+        </w:tc>
+        <w:tc>
+          <w:tcPr>
+            <w:tcW w:type="dxa" w:w="2160"/>
+          </w:tcPr>
+          <w:p>
+            <w:r>
+              <w:rPr>
+                <w:b/>
+              </w:rPr>
+              <w:t>완료·점검 기한</w:t>
+            </w:r>
+          </w:p>
+        </w:tc>
+      </w:tr>
+      <w:tr>
+        <w:tc>
+          <w:tcPr>
+            <w:tcW w:type="dxa" w:w="2160"/>
+          </w:tcPr>
+          <w:p>
+            <w:r>
+              <w:rPr>
+                <w:b w:val="0"/>
+              </w:rPr>
+              <w:t>식중독·알레르기</w:t>
+            </w:r>
+          </w:p>
+        </w:tc>
+        <w:tc>
+          <w:tcPr>
+            <w:tcW w:type="dxa" w:w="2160"/>
+          </w:tcPr>
+          <w:p>
+            <w:r>
+              <w:rPr>
+                <w:b w:val="0"/>
+              </w:rPr>
+              <w:t>손 위생, 조리·보관 온도와 시간 관리, 원재료·알레르기 유발 성분 안내; 판매 관련 요건 확인(확인 필요)</w:t>
+            </w:r>
+          </w:p>
+        </w:tc>
+        <w:tc>
+          <w:tcPr>
+            <w:tcW w:type="dxa" w:w="2160"/>
+          </w:tcPr>
+          <w:p>
+            <w:r>
+              <w:rPr>
+                <w:b w:val="0"/>
+              </w:rPr>
+              <w:t>________</w:t>
+            </w:r>
+          </w:p>
+        </w:tc>
+        <w:tc>
+          <w:tcPr>
+            <w:tcW w:type="dxa" w:w="2160"/>
+          </w:tcPr>
+          <w:p>
+            <w:r>
+              <w:rPr>
+                <w:b w:val="0"/>
+              </w:rPr>
+              <w:t>________</w:t>
+            </w:r>
+          </w:p>
+        </w:tc>
+      </w:tr>
+      <w:tr>
+        <w:tc>
+          <w:tcPr>
+            <w:tcW w:type="dxa" w:w="2160"/>
+          </w:tcPr>
+          <w:p>
+            <w:r>
+              <w:rPr>
+                <w:b w:val="0"/>
+              </w:rPr>
+              <w:t>화재·감전·화상</w:t>
+            </w:r>
+          </w:p>
+        </w:tc>
+        <w:tc>
+          <w:tcPr>
+            <w:tcW w:type="dxa" w:w="2160"/>
+          </w:tcPr>
+          <w:p>
+            <w:r>
+              <w:rPr>
+                <w:b w:val="0"/>
+              </w:rPr>
+              <w:t>소화기·전선 상태 확인, 문어발 배선 방지, 열기구 접근 제한</w:t>
+            </w:r>
+          </w:p>
+        </w:tc>
+        <w:tc>
+          <w:tcPr>
+            <w:tcW w:type="dxa" w:w="2160"/>
+          </w:tcPr>
+          <w:p>
+            <w:r>
+              <w:rPr>
+                <w:b w:val="0"/>
+              </w:rPr>
+              <w:t>________</w:t>
+            </w:r>
+          </w:p>
+        </w:tc>
+        <w:tc>
+          <w:tcPr>
+            <w:tcW w:type="dxa" w:w="2160"/>
+          </w:tcPr>
+          <w:p>
+            <w:r>
+              <w:rPr>
+                <w:b w:val="0"/>
+              </w:rPr>
+              <w:t>________</w:t>
+            </w:r>
+          </w:p>
+        </w:tc>
+      </w:tr>
+      <w:tr>
+        <w:tc>
+          <w:tcPr>
+            <w:tcW w:type="dxa" w:w="2160"/>
+          </w:tcPr>
+          <w:p>
+            <w:r>
+              <w:rPr>
+                <w:b w:val="0"/>
+              </w:rPr>
+              <w:t>혼잡·낙상</w:t>
+            </w:r>
+          </w:p>
+        </w:tc>
+        <w:tc>
+          <w:tcPr>
+            <w:tcW w:type="dxa" w:w="2160"/>
+          </w:tcPr>
+          <w:p>
+            <w:r>
+              <w:rPr>
+                <w:b w:val="0"/>
+              </w:rPr>
+              <w:t>비상구·통로 확보, 바닥 물기 제거, 대기 줄 및 차량 동선 분리</w:t>
+            </w:r>
+          </w:p>
+        </w:tc>
+        <w:tc>
+          <w:tcPr>
+            <w:tcW w:type="dxa" w:w="2160"/>
+          </w:tcPr>
+          <w:p>
+            <w:r>
+              <w:rPr>
+                <w:b w:val="0"/>
+              </w:rPr>
+              <w:t>________</w:t>
+            </w:r>
+          </w:p>
+        </w:tc>
+        <w:tc>
+          <w:tcPr>
+            <w:tcW w:type="dxa" w:w="2160"/>
+          </w:tcPr>
+          <w:p>
+            <w:r>
+              <w:rPr>
+                <w:b w:val="0"/>
+              </w:rPr>
+              <w:t>________</w:t>
+            </w:r>
+          </w:p>
+        </w:tc>
+      </w:tr>
+      <w:tr>
+        <w:tc>
+          <w:tcPr>
+            <w:tcW w:type="dxa" w:w="2160"/>
+          </w:tcPr>
+          <w:p>
+            <w:r>
+              <w:rPr>
+                <w:b w:val="0"/>
+              </w:rPr>
+              <w:t>아동 이탈·사고</w:t>
+            </w:r>
+          </w:p>
+        </w:tc>
+        <w:tc>
+          <w:tcPr>
+            <w:tcW w:type="dxa" w:w="2160"/>
+          </w:tcPr>
+          <w:p>
+            <w:r>
+              <w:rPr>
+                <w:b w:val="0"/>
+              </w:rPr>
+              <w:t>아동 보호자 동행 안내, 안내 부스 인계 절차 및 응급 대응 역할 공유</w:t>
+            </w:r>
+          </w:p>
+        </w:tc>
+        <w:tc>
+          <w:tcPr>
+            <w:tcW w:type="dxa" w:w="2160"/>
+          </w:tcPr>
+          <w:p>
+            <w:r>
+              <w:rPr>
+                <w:b w:val="0"/>
+              </w:rPr>
+              <w:t>________</w:t>
+            </w:r>
+          </w:p>
+        </w:tc>
+        <w:tc>
+          <w:tcPr>
+            <w:tcW w:type="dxa" w:w="2160"/>
+          </w:tcPr>
+          <w:p>
+            <w:r>
+              <w:rPr>
+                <w:b w:val="0"/>
+              </w:rPr>
+              <w:t>________</w:t>
+            </w:r>
+          </w:p>
+        </w:tc>
+      </w:tr>
+      <w:tr>
+        <w:tc>
+          <w:tcPr>
+            <w:tcW w:type="dxa" w:w="2160"/>
+          </w:tcPr>
+          <w:p>
+            <w:r>
+              <w:rPr>
+                <w:b w:val="0"/>
+              </w:rPr>
+              <w:t>우천·시설 파손</w:t>
+            </w:r>
+          </w:p>
+        </w:tc>
+        <w:tc>
+          <w:tcPr>
+            <w:tcW w:type="dxa" w:w="2160"/>
+          </w:tcPr>
+          <w:p>
+            <w:r>
+              <w:rPr>
+                <w:b w:val="0"/>
+              </w:rPr>
+              <w:t>기상·시설 상태 확인 후 장소 변경 또는 운영 중단 여부 결정</w:t>
+            </w:r>
+          </w:p>
+        </w:tc>
+        <w:tc>
+          <w:tcPr>
+            <w:tcW w:type="dxa" w:w="2160"/>
+          </w:tcPr>
+          <w:p>
+            <w:r>
+              <w:rPr>
+                <w:b w:val="0"/>
+              </w:rPr>
+              <w:t>________</w:t>
+            </w:r>
+          </w:p>
+        </w:tc>
+        <w:tc>
+          <w:tcPr>
+            <w:tcW w:type="dxa" w:w="2160"/>
+          </w:tcPr>
+          <w:p>
+            <w:r>
+              <w:rPr>
+                <w:b w:val="0"/>
+              </w:rPr>
+              <w:t>________</w:t>
+            </w:r>
+          </w:p>
+        </w:tc>
+      </w:tr>
+    </w:tbl>
+    <w:p/>
+    <w:p>
+      <w:r>
+        <w:rPr>
+          <w:b w:val="0"/>
+        </w:rPr>
+        <w:t>가. 사고 발생 시 현장 운영을 중지하고 안전 확보, 필요 시 119 신고, 총괄 보고 및 사고 기록을 실시합니다. 담당: ________ / 대응 기한: 발생 즉시.</w:t>
+      </w:r>
+    </w:p>
+    <w:p>
+      <w:r>
+        <w:rPr>
+          <w:b w:val="0"/>
+        </w:rPr>
+        <w:t>나. 개인 연락처·건강정보와 사고 관련 개인정보는 공개 문서에 기재하지 않고 별도 제한 문서로 관리합니다. 담당: ________ / 관리 기한: ________.</w:t>
+      </w:r>
+    </w:p>
+    <w:p>
+      <w:pPr>
+        <w:pStyle w:val="Heading2"/>
+      </w:pPr>
+      <w:r>
+        <w:rPr>
+          <w:b w:val="0"/>
+        </w:rPr>
+        <w:t>6. 소요 예산 및 재원</w:t>
+      </w:r>
+    </w:p>
+    <w:p>
+      <w:r>
+        <w:rPr>
+          <w:b w:val="0"/>
+        </w:rPr>
+        <w:t>(단위: 원)</w:t>
+      </w:r>
+    </w:p>
+    <w:tbl>
+      <w:tblPr>
+        <w:tblStyle w:val="TableGrid"/>
+        <w:tblW w:type="auto" w:w="0"/>
+        <w:tblLook w:firstColumn="1" w:firstRow="1" w:lastColumn="0" w:lastRow="0" w:noHBand="0" w:noVBand="1" w:val="04A0"/>
+      </w:tblPr>
+      <w:tblGrid>
+        <w:gridCol w:w="2160"/>
+        <w:gridCol w:w="2160"/>
+        <w:gridCol w:w="2160"/>
+        <w:gridCol w:w="2160"/>
+      </w:tblGrid>
+      <w:tr>
+        <w:tc>
+          <w:tcPr>
+            <w:tcW w:type="dxa" w:w="2160"/>
+          </w:tcPr>
+          <w:p>
+            <w:r>
+              <w:rPr>
+                <w:b/>
+              </w:rPr>
+              <w:t>항목</w:t>
+            </w:r>
+          </w:p>
+        </w:tc>
+        <w:tc>
+          <w:tcPr>
+            <w:tcW w:type="dxa" w:w="2160"/>
+          </w:tcPr>
+          <w:p>
+            <w:r>
+              <w:rPr>
+                <w:b/>
+              </w:rPr>
+              <w:t>산출근거</w:t>
+            </w:r>
+          </w:p>
+        </w:tc>
+        <w:tc>
+          <w:tcPr>
+            <w:tcW w:type="dxa" w:w="2160"/>
+          </w:tcPr>
+          <w:p>
+            <w:r>
+              <w:rPr>
+                <w:b/>
+              </w:rPr>
+              <w:t>금액</w:t>
+            </w:r>
+          </w:p>
+        </w:tc>
+        <w:tc>
+          <w:tcPr>
+            <w:tcW w:type="dxa" w:w="2160"/>
+          </w:tcPr>
+          <w:p>
+            <w:r>
+              <w:rPr>
+                <w:b/>
+              </w:rPr>
+              <w:t>재원</w:t>
+            </w:r>
+          </w:p>
+        </w:tc>
+      </w:tr>
+      <w:tr>
+        <w:tc>
+          <w:tcPr>
+            <w:tcW w:type="dxa" w:w="2160"/>
+          </w:tcPr>
+          <w:p>
+            <w:r>
+              <w:rPr>
+                <w:b w:val="0"/>
+              </w:rPr>
+              <w:t>홍보·가격표</w:t>
+            </w:r>
+          </w:p>
+        </w:tc>
+        <w:tc>
+          <w:tcPr>
+            <w:tcW w:type="dxa" w:w="2160"/>
+          </w:tcPr>
+          <w:p>
+            <w:r>
+              <w:rPr>
+                <w:b w:val="0"/>
+              </w:rPr>
+              <w:t>________원 × ________매</w:t>
+            </w:r>
+          </w:p>
+        </w:tc>
+        <w:tc>
+          <w:tcPr>
+            <w:tcW w:type="dxa" w:w="2160"/>
+          </w:tcPr>
+          <w:p>
+            <w:r>
+              <w:rPr>
+                <w:b w:val="0"/>
+              </w:rPr>
+              <w:t>________</w:t>
+            </w:r>
+          </w:p>
+        </w:tc>
+        <w:tc>
+          <w:tcPr>
+            <w:tcW w:type="dxa" w:w="2160"/>
+          </w:tcPr>
+          <w:p>
+            <w:r>
+              <w:rPr>
+                <w:b w:val="0"/>
+              </w:rPr>
+              <w:t>________</w:t>
+            </w:r>
+          </w:p>
+        </w:tc>
+      </w:tr>
+      <w:tr>
+        <w:tc>
+          <w:tcPr>
+            <w:tcW w:type="dxa" w:w="2160"/>
+          </w:tcPr>
+          <w:p>
+            <w:r>
+              <w:rPr>
+                <w:b w:val="0"/>
+              </w:rPr>
+              <w:t>부스·소모품</w:t>
+            </w:r>
+          </w:p>
+        </w:tc>
+        <w:tc>
+          <w:tcPr>
+            <w:tcW w:type="dxa" w:w="2160"/>
+          </w:tcPr>
+          <w:p>
+            <w:r>
+              <w:rPr>
+                <w:b w:val="0"/>
+              </w:rPr>
+              <w:t>________원 × ________개</w:t>
+            </w:r>
+          </w:p>
+        </w:tc>
+        <w:tc>
+          <w:tcPr>
+            <w:tcW w:type="dxa" w:w="2160"/>
+          </w:tcPr>
+          <w:p>
+            <w:r>
+              <w:rPr>
+                <w:b w:val="0"/>
+              </w:rPr>
+              <w:t>________</w:t>
+            </w:r>
+          </w:p>
+        </w:tc>
+        <w:tc>
+          <w:tcPr>
+            <w:tcW w:type="dxa" w:w="2160"/>
+          </w:tcPr>
+          <w:p>
+            <w:r>
+              <w:rPr>
+                <w:b w:val="0"/>
+              </w:rPr>
+              <w:t>________</w:t>
+            </w:r>
+          </w:p>
+        </w:tc>
+      </w:tr>
+      <w:tr>
+        <w:tc>
+          <w:tcPr>
+            <w:tcW w:type="dxa" w:w="2160"/>
+          </w:tcPr>
+          <w:p>
+            <w:r>
+              <w:rPr>
+                <w:b w:val="0"/>
+              </w:rPr>
+              <w:t>먹거리 재료</w:t>
+            </w:r>
+          </w:p>
+        </w:tc>
+        <w:tc>
+          <w:tcPr>
+            <w:tcW w:type="dxa" w:w="2160"/>
+          </w:tcPr>
+          <w:p>
+            <w:r>
+              <w:rPr>
+                <w:b w:val="0"/>
+              </w:rPr>
+              <w:t>________원 × ________인분</w:t>
+            </w:r>
+          </w:p>
+        </w:tc>
+        <w:tc>
+          <w:tcPr>
+            <w:tcW w:type="dxa" w:w="2160"/>
+          </w:tcPr>
+          <w:p>
+            <w:r>
+              <w:rPr>
+                <w:b w:val="0"/>
+              </w:rPr>
+              <w:t>________</w:t>
+            </w:r>
+          </w:p>
+        </w:tc>
+        <w:tc>
+          <w:tcPr>
+            <w:tcW w:type="dxa" w:w="2160"/>
+          </w:tcPr>
+          <w:p>
+            <w:r>
+              <w:rPr>
+                <w:b w:val="0"/>
+              </w:rPr>
+              <w:t>________</w:t>
+            </w:r>
+          </w:p>
+        </w:tc>
+      </w:tr>
+      <w:tr>
+        <w:tc>
+          <w:tcPr>
+            <w:tcW w:type="dxa" w:w="2160"/>
+          </w:tcPr>
+          <w:p>
+            <w:r>
+              <w:rPr>
+                <w:b w:val="0"/>
+              </w:rPr>
+              <w:t>위생·안전 물품</w:t>
+            </w:r>
+          </w:p>
+        </w:tc>
+        <w:tc>
+          <w:tcPr>
+            <w:tcW w:type="dxa" w:w="2160"/>
+          </w:tcPr>
+          <w:p>
+            <w:r>
+              <w:rPr>
+                <w:b w:val="0"/>
+              </w:rPr>
+              <w:t>________원 × ________개</w:t>
+            </w:r>
+          </w:p>
+        </w:tc>
+        <w:tc>
+          <w:tcPr>
+            <w:tcW w:type="dxa" w:w="2160"/>
+          </w:tcPr>
+          <w:p>
+            <w:r>
+              <w:rPr>
+                <w:b w:val="0"/>
+              </w:rPr>
+              <w:t>________</w:t>
+            </w:r>
+          </w:p>
+        </w:tc>
+        <w:tc>
+          <w:tcPr>
+            <w:tcW w:type="dxa" w:w="2160"/>
+          </w:tcPr>
+          <w:p>
+            <w:r>
+              <w:rPr>
+                <w:b w:val="0"/>
+              </w:rPr>
+              <w:t>________</w:t>
+            </w:r>
+          </w:p>
+        </w:tc>
+      </w:tr>
+      <w:tr>
+        <w:tc>
+          <w:tcPr>
+            <w:tcW w:type="dxa" w:w="2160"/>
+          </w:tcPr>
+          <w:p>
+            <w:r>
+              <w:rPr>
+                <w:b w:val="0"/>
+              </w:rPr>
+              <w:t>합계</w:t>
+            </w:r>
+          </w:p>
+        </w:tc>
+        <w:tc>
+          <w:tcPr>
+            <w:tcW w:type="dxa" w:w="2160"/>
+          </w:tcPr>
+          <w:p>
+            <w:r>
+              <w:rPr>
+                <w:b w:val="0"/>
+              </w:rPr>
+              <w:t>위 항목 합산</w:t>
+            </w:r>
+          </w:p>
+        </w:tc>
+        <w:tc>
+          <w:tcPr>
+            <w:tcW w:type="dxa" w:w="2160"/>
+          </w:tcPr>
+          <w:p>
+            <w:r>
+              <w:rPr>
+                <w:b w:val="0"/>
+              </w:rPr>
+              <w:t>________</w:t>
+            </w:r>
+          </w:p>
+        </w:tc>
+        <w:tc>
+          <w:tcPr>
+            <w:tcW w:type="dxa" w:w="2160"/>
+          </w:tcPr>
+          <w:p>
+            <w:r>
+              <w:rPr>
+                <w:b w:val="0"/>
+              </w:rPr>
+              <w:t>________</w:t>
+            </w:r>
+          </w:p>
+        </w:tc>
+      </w:tr>
+    </w:tbl>
+    <w:p/>
+    <w:p>
+      <w:r>
+        <w:rPr>
+          <w:b w:val="0"/>
+        </w:rPr>
+        <w:t>가. 예산 총액: 금________원(금________).</w:t>
+      </w:r>
+    </w:p>
+    <w:p>
+      <w:r>
+        <w:rPr>
+          <w:b w:val="0"/>
+        </w:rPr>
+        <w:t>나. 지출은 사전 승인 범위에서 집행하고 거래번호와 영수증 번호를 연결합니다. 담당: ________ / 기한: 각 지출 전 승인, 지출 당일 기록.</w:t>
+      </w:r>
+    </w:p>
+    <w:p>
+      <w:r>
+        <w:rPr>
+          <w:b w:val="0"/>
+        </w:rPr>
+        <w:t>다. 현금은 두 사람이 함께 세고 서명하며, 교회 명의 계좌로 입금하고 개인 계좌와 혼용하지 않습니다. 계수 담당: ________·________ / 입금 담당: ________ / 기한: ________.</w:t>
+      </w:r>
+    </w:p>
+    <w:p>
+      <w:r>
+        <w:rPr>
+          <w:b w:val="0"/>
+        </w:rPr>
+        <w:t>라. 정산은 작성자 외 다른 사람이 확인한 후 승인받고, 행사별 보고 및 해당 월 재정 보고에 반영합니다. 작성: ________ / 확인: ________ / 기한: ________.</w:t>
+      </w:r>
+    </w:p>
+    <w:p>
+      <w:pPr>
+        <w:pStyle w:val="Heading2"/>
+      </w:pPr>
+      <w:r>
+        <w:rPr>
+          <w:b w:val="0"/>
+        </w:rPr>
+        <w:t>7. 기대 효과 및 평가 방법</w:t>
+      </w:r>
+    </w:p>
+    <w:tbl>
+      <w:tblPr>
+        <w:tblStyle w:val="TableGrid"/>
+        <w:tblW w:type="auto" w:w="0"/>
+        <w:tblLook w:firstColumn="1" w:firstRow="1" w:lastColumn="0" w:lastRow="0" w:noHBand="0" w:noVBand="1" w:val="04A0"/>
+      </w:tblPr>
+      <w:tblGrid>
+        <w:gridCol w:w="2160"/>
+        <w:gridCol w:w="2160"/>
+        <w:gridCol w:w="2160"/>
+        <w:gridCol w:w="2160"/>
+      </w:tblGrid>
+      <w:tr>
+        <w:tc>
+          <w:tcPr>
+            <w:tcW w:type="dxa" w:w="2160"/>
+          </w:tcPr>
+          <w:p>
+            <w:r>
+              <w:rPr>
+                <w:b/>
+              </w:rPr>
+              <w:t>구분</w:t>
+            </w:r>
+          </w:p>
+        </w:tc>
+        <w:tc>
+          <w:tcPr>
+            <w:tcW w:type="dxa" w:w="2160"/>
+          </w:tcPr>
+          <w:p>
+            <w:r>
+              <w:rPr>
+                <w:b/>
+              </w:rPr>
+              <w:t>기대 효과·확인 방법</w:t>
+            </w:r>
+          </w:p>
+        </w:tc>
+        <w:tc>
+          <w:tcPr>
+            <w:tcW w:type="dxa" w:w="2160"/>
+          </w:tcPr>
+          <w:p>
+            <w:r>
+              <w:rPr>
+                <w:b/>
+              </w:rPr>
+              <w:t>담당</w:t>
+            </w:r>
+          </w:p>
+        </w:tc>
+        <w:tc>
+          <w:tcPr>
+            <w:tcW w:type="dxa" w:w="2160"/>
+          </w:tcPr>
+          <w:p>
+            <w:r>
+              <w:rPr>
+                <w:b/>
+              </w:rPr>
+              <w:t>평가 기한</w:t>
+            </w:r>
+          </w:p>
+        </w:tc>
+      </w:tr>
+      <w:tr>
+        <w:tc>
+          <w:tcPr>
+            <w:tcW w:type="dxa" w:w="2160"/>
+          </w:tcPr>
+          <w:p>
+            <w:r>
+              <w:rPr>
+                <w:b w:val="0"/>
+              </w:rPr>
+              <w:t>신앙적 효과</w:t>
+            </w:r>
+          </w:p>
+        </w:tc>
+        <w:tc>
+          <w:tcPr>
+            <w:tcW w:type="dxa" w:w="2160"/>
+          </w:tcPr>
+          <w:p>
+            <w:r>
+              <w:rPr>
+                <w:b w:val="0"/>
+              </w:rPr>
+              <w:t>나눔과 섬김의 경험을 봉사자 소감으로 확인</w:t>
+            </w:r>
+          </w:p>
+        </w:tc>
+        <w:tc>
+          <w:tcPr>
+            <w:tcW w:type="dxa" w:w="2160"/>
+          </w:tcPr>
+          <w:p>
+            <w:r>
+              <w:rPr>
+                <w:b w:val="0"/>
+              </w:rPr>
+              <w:t>________</w:t>
+            </w:r>
+          </w:p>
+        </w:tc>
+        <w:tc>
+          <w:tcPr>
+            <w:tcW w:type="dxa" w:w="2160"/>
+          </w:tcPr>
+          <w:p>
+            <w:r>
+              <w:rPr>
+                <w:b w:val="0"/>
+              </w:rPr>
+              <w:t>________</w:t>
+            </w:r>
+          </w:p>
+        </w:tc>
+      </w:tr>
+      <w:tr>
+        <w:tc>
+          <w:tcPr>
+            <w:tcW w:type="dxa" w:w="2160"/>
+          </w:tcPr>
+          <w:p>
+            <w:r>
+              <w:rPr>
+                <w:b w:val="0"/>
+              </w:rPr>
+              <w:t>운영 결과</w:t>
+            </w:r>
+          </w:p>
+        </w:tc>
+        <w:tc>
+          <w:tcPr>
+            <w:tcW w:type="dxa" w:w="2160"/>
+          </w:tcPr>
+          <w:p>
+            <w:r>
+              <w:rPr>
+                <w:b w:val="0"/>
+              </w:rPr>
+              <w:t>참여·기증·판매 수량 및 순수익금을 목표와 비교</w:t>
+            </w:r>
+          </w:p>
+        </w:tc>
+        <w:tc>
+          <w:tcPr>
+            <w:tcW w:type="dxa" w:w="2160"/>
+          </w:tcPr>
+          <w:p>
+            <w:r>
+              <w:rPr>
+                <w:b w:val="0"/>
+              </w:rPr>
+              <w:t>________</w:t>
+            </w:r>
+          </w:p>
+        </w:tc>
+        <w:tc>
+          <w:tcPr>
+            <w:tcW w:type="dxa" w:w="2160"/>
+          </w:tcPr>
+          <w:p>
+            <w:r>
+              <w:rPr>
+                <w:b w:val="0"/>
+              </w:rPr>
+              <w:t>________</w:t>
+            </w:r>
+          </w:p>
+        </w:tc>
+      </w:tr>
+      <w:tr>
+        <w:tc>
+          <w:tcPr>
+            <w:tcW w:type="dxa" w:w="2160"/>
+          </w:tcPr>
+          <w:p>
+            <w:r>
+              <w:rPr>
+                <w:b w:val="0"/>
+              </w:rPr>
+              <w:t>투명성·안전</w:t>
+            </w:r>
+          </w:p>
+        </w:tc>
+        <w:tc>
+          <w:tcPr>
+            <w:tcW w:type="dxa" w:w="2160"/>
+          </w:tcPr>
+          <w:p>
+            <w:r>
+              <w:rPr>
+                <w:b w:val="0"/>
+              </w:rPr>
+              <w:t>거래·증빙 누락, 현금 차이, 사고·민원 및 조치 결과 확인</w:t>
+            </w:r>
+          </w:p>
+        </w:tc>
+        <w:tc>
+          <w:tcPr>
+            <w:tcW w:type="dxa" w:w="2160"/>
+          </w:tcPr>
+          <w:p>
+            <w:r>
+              <w:rPr>
+                <w:b w:val="0"/>
+              </w:rPr>
+              <w:t>________</w:t>
+            </w:r>
+          </w:p>
+        </w:tc>
+        <w:tc>
+          <w:tcPr>
+            <w:tcW w:type="dxa" w:w="2160"/>
+          </w:tcPr>
+          <w:p>
+            <w:r>
+              <w:rPr>
+                <w:b w:val="0"/>
+              </w:rPr>
+              <w:t>________</w:t>
+            </w:r>
+          </w:p>
+        </w:tc>
+      </w:tr>
+    </w:tbl>
+    <w:p/>
+    <w:p>
+      <w:pPr>
+        <w:pStyle w:val="Heading2"/>
+      </w:pPr>
+      <w:r>
+        <w:rPr>
+          <w:b w:val="0"/>
+        </w:rPr>
+        <w:t>8. 향후 일정</w:t>
+      </w:r>
+    </w:p>
+    <w:tbl>
+      <w:tblPr>
+        <w:tblStyle w:val="TableGrid"/>
+        <w:tblW w:type="auto" w:w="0"/>
+        <w:tblLook w:firstColumn="1" w:firstRow="1" w:lastColumn="0" w:lastRow="0" w:noHBand="0" w:noVBand="1" w:val="04A0"/>
+      </w:tblPr>
+      <w:tblGrid>
+        <w:gridCol w:w="2880"/>
+        <w:gridCol w:w="2880"/>
+        <w:gridCol w:w="2880"/>
+      </w:tblGrid>
+      <w:tr>
+        <w:tc>
+          <w:tcPr>
+            <w:tcW w:type="dxa" w:w="2880"/>
+          </w:tcPr>
+          <w:p>
+            <w:r>
+              <w:rPr>
+                <w:b/>
+              </w:rPr>
+              <w:t>내용</w:t>
+            </w:r>
+          </w:p>
+        </w:tc>
+        <w:tc>
+          <w:tcPr>
+            <w:tcW w:type="dxa" w:w="2880"/>
+          </w:tcPr>
+          <w:p>
+            <w:r>
+              <w:rPr>
+                <w:b/>
+              </w:rPr>
+              <w:t>담당</w:t>
+            </w:r>
+          </w:p>
+        </w:tc>
+        <w:tc>
+          <w:tcPr>
+            <w:tcW w:type="dxa" w:w="2880"/>
+          </w:tcPr>
+          <w:p>
+            <w:r>
+              <w:rPr>
+                <w:b/>
+              </w:rPr>
+              <w:t>기한</w:t>
+            </w:r>
+          </w:p>
+        </w:tc>
+      </w:tr>
+      <w:tr>
+        <w:tc>
+          <w:tcPr>
+            <w:tcW w:type="dxa" w:w="2880"/>
+          </w:tcPr>
+          <w:p>
+            <w:r>
+              <w:rPr>
+                <w:b w:val="0"/>
+              </w:rPr>
+              <w:t>계획·예산 승인 및 운영 기준 공유</w:t>
+            </w:r>
+          </w:p>
+        </w:tc>
+        <w:tc>
+          <w:tcPr>
+            <w:tcW w:type="dxa" w:w="2880"/>
+          </w:tcPr>
+          <w:p>
+            <w:r>
+              <w:rPr>
+                <w:b w:val="0"/>
+              </w:rPr>
+              <w:t>________</w:t>
+            </w:r>
+          </w:p>
+        </w:tc>
+        <w:tc>
+          <w:tcPr>
+            <w:tcW w:type="dxa" w:w="2880"/>
+          </w:tcPr>
+          <w:p>
+            <w:r>
+              <w:rPr>
+                <w:b w:val="0"/>
+              </w:rPr>
+              <w:t>________</w:t>
+            </w:r>
+          </w:p>
+        </w:tc>
+      </w:tr>
+      <w:tr>
+        <w:tc>
+          <w:tcPr>
+            <w:tcW w:type="dxa" w:w="2880"/>
+          </w:tcPr>
+          <w:p>
+            <w:r>
+              <w:rPr>
+                <w:b w:val="0"/>
+              </w:rPr>
+              <w:t>행사 정산·미판매품 처리 완료</w:t>
+            </w:r>
+          </w:p>
+        </w:tc>
+        <w:tc>
+          <w:tcPr>
+            <w:tcW w:type="dxa" w:w="2880"/>
+          </w:tcPr>
+          <w:p>
+            <w:r>
+              <w:rPr>
+                <w:b w:val="0"/>
+              </w:rPr>
+              <w:t>________</w:t>
+            </w:r>
+          </w:p>
+        </w:tc>
+        <w:tc>
+          <w:tcPr>
+            <w:tcW w:type="dxa" w:w="2880"/>
+          </w:tcPr>
+          <w:p>
+            <w:r>
+              <w:rPr>
+                <w:b w:val="0"/>
+              </w:rPr>
+              <w:t>________</w:t>
+            </w:r>
+          </w:p>
+        </w:tc>
+      </w:tr>
+      <w:tr>
+        <w:tc>
+          <w:tcPr>
+            <w:tcW w:type="dxa" w:w="2880"/>
+          </w:tcPr>
+          <w:p>
+            <w:r>
+              <w:rPr>
+                <w:b w:val="0"/>
+              </w:rPr>
+              <w:t>선교·구제 지원 대상과 금액 승인·집행</w:t>
+            </w:r>
+          </w:p>
+        </w:tc>
+        <w:tc>
+          <w:tcPr>
+            <w:tcW w:type="dxa" w:w="2880"/>
+          </w:tcPr>
+          <w:p>
+            <w:r>
+              <w:rPr>
+                <w:b w:val="0"/>
+              </w:rPr>
+              <w:t>________</w:t>
+            </w:r>
+          </w:p>
+        </w:tc>
+        <w:tc>
+          <w:tcPr>
+            <w:tcW w:type="dxa" w:w="2880"/>
+          </w:tcPr>
+          <w:p>
+            <w:r>
+              <w:rPr>
+                <w:b w:val="0"/>
+              </w:rPr>
+              <w:t>________</w:t>
+            </w:r>
+          </w:p>
+        </w:tc>
+      </w:tr>
+      <w:tr>
+        <w:tc>
+          <w:tcPr>
+            <w:tcW w:type="dxa" w:w="2880"/>
+          </w:tcPr>
+          <w:p>
+            <w:r>
+              <w:rPr>
+                <w:b w:val="0"/>
+              </w:rPr>
+              <w:t>정산 및 사용 결과 교회 보고·개인정보 제외 후 공개</w:t>
+            </w:r>
+          </w:p>
+        </w:tc>
+        <w:tc>
+          <w:tcPr>
+            <w:tcW w:type="dxa" w:w="2880"/>
+          </w:tcPr>
+          <w:p>
+            <w:r>
+              <w:rPr>
+                <w:b w:val="0"/>
+              </w:rPr>
+              <w:t>________</w:t>
+            </w:r>
+          </w:p>
+        </w:tc>
+        <w:tc>
+          <w:tcPr>
+            <w:tcW w:type="dxa" w:w="2880"/>
+          </w:tcPr>
+          <w:p>
+            <w:r>
+              <w:rPr>
+                <w:b w:val="0"/>
+              </w:rPr>
+              <w:t>________</w:t>
+            </w:r>
+          </w:p>
+        </w:tc>
+      </w:tr>
+    </w:tbl>
+    <w:p/>
+    <w:p>
+      <w:r>
+        <w:rPr>
+          <w:b w:val="0"/>
+        </w:rPr>
+        <w:t>붙임 1. 물품 기증 접수표 1부.</w:t>
+      </w:r>
+    </w:p>
+    <w:p>
+      <w:pPr>
+        <w:pStyle w:val="ListNumber"/>
+      </w:pPr>
+      <w:r>
+        <w:rPr>
+          <w:b w:val="0"/>
+        </w:rPr>
+        <w:t>수익금 정산·사용 보고서 1부.</w:t>
+      </w:r>
+    </w:p>
+    <w:p>
+      <w:pPr>
+        <w:pStyle w:val="Heading2"/>
+      </w:pPr>
+      <w:r>
+        <w:rPr>
+          <w:b w:val="0"/>
+        </w:rPr>
+        <w:t>붙임 1. 물품 기증 접수표</w:t>
+      </w:r>
+    </w:p>
+    <w:tbl>
+      <w:tblPr>
+        <w:tblStyle w:val="TableGrid"/>
+        <w:tblW w:type="auto" w:w="0"/>
+        <w:tblLook w:firstColumn="1" w:firstRow="1" w:lastColumn="0" w:lastRow="0" w:noHBand="0" w:noVBand="1" w:val="04A0"/>
+      </w:tblPr>
+      <w:tblGrid>
+        <w:gridCol w:w="2160"/>
+        <w:gridCol w:w="2160"/>
+        <w:gridCol w:w="2160"/>
+        <w:gridCol w:w="2160"/>
+      </w:tblGrid>
+      <w:tr>
+        <w:tc>
+          <w:tcPr>
+            <w:tcW w:type="dxa" w:w="2160"/>
+          </w:tcPr>
+          <w:p>
+            <w:r>
+              <w:rPr>
+                <w:b/>
+              </w:rPr>
+              <w:t>행사명</w:t>
+            </w:r>
+          </w:p>
+        </w:tc>
+        <w:tc>
+          <w:tcPr>
+            <w:tcW w:type="dxa" w:w="2160"/>
+          </w:tcPr>
+          <w:p>
+            <w:r>
+              <w:rPr>
+                <w:b/>
+              </w:rPr>
+              <w:t>접수 기간</w:t>
+            </w:r>
+          </w:p>
+        </w:tc>
+        <w:tc>
+          <w:tcPr>
+            <w:tcW w:type="dxa" w:w="2160"/>
+          </w:tcPr>
+          <w:p>
+            <w:r>
+              <w:rPr>
+                <w:b/>
+              </w:rPr>
+              <w:t>접수 담당</w:t>
+            </w:r>
+          </w:p>
+        </w:tc>
+        <w:tc>
+          <w:tcPr>
+            <w:tcW w:type="dxa" w:w="2160"/>
+          </w:tcPr>
+          <w:p>
+            <w:r>
+              <w:rPr>
+                <w:b/>
+              </w:rPr>
+              <w:t>접수 마감 기한</w:t>
+            </w:r>
+          </w:p>
+        </w:tc>
+      </w:tr>
+      <w:tr>
+        <w:tc>
+          <w:tcPr>
+            <w:tcW w:type="dxa" w:w="2160"/>
+          </w:tcPr>
+          <w:p>
+            <w:r>
+              <w:rPr>
+                <w:b w:val="0"/>
+              </w:rPr>
+              <w:t>________</w:t>
+            </w:r>
+          </w:p>
+        </w:tc>
+        <w:tc>
+          <w:tcPr>
+            <w:tcW w:type="dxa" w:w="2160"/>
+          </w:tcPr>
+          <w:p>
+            <w:r>
+              <w:rPr>
+                <w:b w:val="0"/>
+              </w:rPr>
+              <w:t>________~________</w:t>
+            </w:r>
+          </w:p>
+        </w:tc>
+        <w:tc>
+          <w:tcPr>
+            <w:tcW w:type="dxa" w:w="2160"/>
+          </w:tcPr>
+          <w:p>
+            <w:r>
+              <w:rPr>
+                <w:b w:val="0"/>
+              </w:rPr>
+              <w:t>________</w:t>
+            </w:r>
+          </w:p>
+        </w:tc>
+        <w:tc>
+          <w:tcPr>
+            <w:tcW w:type="dxa" w:w="2160"/>
+          </w:tcPr>
+          <w:p>
+            <w:r>
+              <w:rPr>
+                <w:b w:val="0"/>
+              </w:rPr>
+              <w:t>________</w:t>
+            </w:r>
+          </w:p>
+        </w:tc>
+      </w:tr>
+    </w:tbl>
+    <w:p/>
+    <w:tbl>
+      <w:tblPr>
+        <w:tblStyle w:val="TableGrid"/>
+        <w:tblW w:type="auto" w:w="0"/>
+        <w:tblLook w:firstColumn="1" w:firstRow="1" w:lastColumn="0" w:lastRow="0" w:noHBand="0" w:noVBand="1" w:val="04A0"/>
+      </w:tblPr>
+      <w:tblGrid>
+        <w:gridCol w:w="1234"/>
+        <w:gridCol w:w="1234"/>
+        <w:gridCol w:w="1234"/>
+        <w:gridCol w:w="1234"/>
+        <w:gridCol w:w="1234"/>
+        <w:gridCol w:w="1234"/>
+        <w:gridCol w:w="1234"/>
+      </w:tblGrid>
+      <w:tr>
+        <w:tc>
+          <w:tcPr>
+            <w:tcW w:type="dxa" w:w="1234"/>
+          </w:tcPr>
+          <w:p>
+            <w:r>
+              <w:rPr>
+                <w:b/>
+              </w:rPr>
+              <w:t>접수번호</w:t>
+            </w:r>
+          </w:p>
+        </w:tc>
+        <w:tc>
+          <w:tcPr>
+            <w:tcW w:type="dxa" w:w="1234"/>
+          </w:tcPr>
+          <w:p>
+            <w:r>
+              <w:rPr>
+                <w:b/>
+              </w:rPr>
+              <w:t>품명·수량</w:t>
+            </w:r>
+          </w:p>
+        </w:tc>
+        <w:tc>
+          <w:tcPr>
+            <w:tcW w:type="dxa" w:w="1234"/>
+          </w:tcPr>
+          <w:p>
+            <w:r>
+              <w:rPr>
+                <w:b/>
+              </w:rPr>
+              <w:t>상태·검수 결과</w:t>
+            </w:r>
+          </w:p>
+        </w:tc>
+        <w:tc>
+          <w:tcPr>
+            <w:tcW w:type="dxa" w:w="1234"/>
+          </w:tcPr>
+          <w:p>
+            <w:r>
+              <w:rPr>
+                <w:b/>
+              </w:rPr>
+              <w:t>판매가격</w:t>
+            </w:r>
+          </w:p>
+        </w:tc>
+        <w:tc>
+          <w:tcPr>
+            <w:tcW w:type="dxa" w:w="1234"/>
+          </w:tcPr>
+          <w:p>
+            <w:r>
+              <w:rPr>
+                <w:b/>
+              </w:rPr>
+              <w:t>미판매 시 처리 방식</w:t>
+            </w:r>
+          </w:p>
+        </w:tc>
+        <w:tc>
+          <w:tcPr>
+            <w:tcW w:type="dxa" w:w="1234"/>
+          </w:tcPr>
+          <w:p>
+            <w:r>
+              <w:rPr>
+                <w:b/>
+              </w:rPr>
+              <w:t>접수·검수 담당</w:t>
+            </w:r>
+          </w:p>
+        </w:tc>
+        <w:tc>
+          <w:tcPr>
+            <w:tcW w:type="dxa" w:w="1234"/>
+          </w:tcPr>
+          <w:p>
+            <w:r>
+              <w:rPr>
+                <w:b/>
+              </w:rPr>
+              <w:t>처리 기한</w:t>
+            </w:r>
+          </w:p>
+        </w:tc>
+      </w:tr>
+      <w:tr>
+        <w:tc>
+          <w:tcPr>
+            <w:tcW w:type="dxa" w:w="1234"/>
+          </w:tcPr>
+          <w:p>
+            <w:r>
+              <w:rPr>
+                <w:b w:val="0"/>
+              </w:rPr>
+              <w:t>________</w:t>
+            </w:r>
+          </w:p>
+        </w:tc>
+        <w:tc>
+          <w:tcPr>
+            <w:tcW w:type="dxa" w:w="1234"/>
+          </w:tcPr>
+          <w:p>
+            <w:r>
+              <w:rPr>
+                <w:b w:val="0"/>
+              </w:rPr>
+              <w:t>________</w:t>
+            </w:r>
+          </w:p>
+        </w:tc>
+        <w:tc>
+          <w:tcPr>
+            <w:tcW w:type="dxa" w:w="1234"/>
+          </w:tcPr>
+          <w:p>
+            <w:r>
+              <w:rPr>
+                <w:b w:val="0"/>
+              </w:rPr>
+              <w:t>________</w:t>
+            </w:r>
+          </w:p>
+        </w:tc>
+        <w:tc>
+          <w:tcPr>
+            <w:tcW w:type="dxa" w:w="1234"/>
+          </w:tcPr>
+          <w:p>
+            <w:r>
+              <w:rPr>
+                <w:b w:val="0"/>
+              </w:rPr>
+              <w:t>________</w:t>
+            </w:r>
+          </w:p>
+        </w:tc>
+        <w:tc>
+          <w:tcPr>
+            <w:tcW w:type="dxa" w:w="1234"/>
+          </w:tcPr>
+          <w:p>
+            <w:r>
+              <w:rPr>
+                <w:b w:val="0"/>
+              </w:rPr>
+              <w:t>________</w:t>
+            </w:r>
+          </w:p>
+        </w:tc>
+        <w:tc>
+          <w:tcPr>
+            <w:tcW w:type="dxa" w:w="1234"/>
+          </w:tcPr>
+          <w:p>
+            <w:r>
+              <w:rPr>
+                <w:b w:val="0"/>
+              </w:rPr>
+              <w:t>________</w:t>
+            </w:r>
+          </w:p>
+        </w:tc>
+        <w:tc>
+          <w:tcPr>
+            <w:tcW w:type="dxa" w:w="1234"/>
+          </w:tcPr>
+          <w:p>
+            <w:r>
+              <w:rPr>
+                <w:b w:val="0"/>
+              </w:rPr>
+              <w:t>________</w:t>
+            </w:r>
+          </w:p>
+        </w:tc>
+      </w:tr>
+      <w:tr>
+        <w:tc>
+          <w:tcPr>
+            <w:tcW w:type="dxa" w:w="1234"/>
+          </w:tcPr>
+          <w:p>
+            <w:r>
+              <w:rPr>
+                <w:b w:val="0"/>
+              </w:rPr>
+              <w:t>________</w:t>
+            </w:r>
+          </w:p>
+        </w:tc>
+        <w:tc>
+          <w:tcPr>
+            <w:tcW w:type="dxa" w:w="1234"/>
+          </w:tcPr>
+          <w:p>
+            <w:r>
+              <w:rPr>
+                <w:b w:val="0"/>
+              </w:rPr>
+              <w:t>________</w:t>
+            </w:r>
+          </w:p>
+        </w:tc>
+        <w:tc>
+          <w:tcPr>
+            <w:tcW w:type="dxa" w:w="1234"/>
+          </w:tcPr>
+          <w:p>
+            <w:r>
+              <w:rPr>
+                <w:b w:val="0"/>
+              </w:rPr>
+              <w:t>________</w:t>
+            </w:r>
+          </w:p>
+        </w:tc>
+        <w:tc>
+          <w:tcPr>
+            <w:tcW w:type="dxa" w:w="1234"/>
+          </w:tcPr>
+          <w:p>
+            <w:r>
+              <w:rPr>
+                <w:b w:val="0"/>
+              </w:rPr>
+              <w:t>________</w:t>
+            </w:r>
+          </w:p>
+        </w:tc>
+        <w:tc>
+          <w:tcPr>
+            <w:tcW w:type="dxa" w:w="1234"/>
+          </w:tcPr>
+          <w:p>
+            <w:r>
+              <w:rPr>
+                <w:b w:val="0"/>
+              </w:rPr>
+              <w:t>________</w:t>
+            </w:r>
+          </w:p>
+        </w:tc>
+        <w:tc>
+          <w:tcPr>
+            <w:tcW w:type="dxa" w:w="1234"/>
+          </w:tcPr>
+          <w:p>
+            <w:r>
+              <w:rPr>
+                <w:b w:val="0"/>
+              </w:rPr>
+              <w:t>________</w:t>
+            </w:r>
+          </w:p>
+        </w:tc>
+        <w:tc>
+          <w:tcPr>
+            <w:tcW w:type="dxa" w:w="1234"/>
+          </w:tcPr>
+          <w:p>
+            <w:r>
+              <w:rPr>
+                <w:b w:val="0"/>
+              </w:rPr>
+              <w:t>________</w:t>
+            </w:r>
+          </w:p>
+        </w:tc>
+      </w:tr>
+      <w:tr>
+        <w:tc>
+          <w:tcPr>
+            <w:tcW w:type="dxa" w:w="1234"/>
+          </w:tcPr>
+          <w:p>
+            <w:r>
+              <w:rPr>
+                <w:b w:val="0"/>
+              </w:rPr>
+              <w:t>________</w:t>
+            </w:r>
+          </w:p>
+        </w:tc>
+        <w:tc>
+          <w:tcPr>
+            <w:tcW w:type="dxa" w:w="1234"/>
+          </w:tcPr>
+          <w:p>
+            <w:r>
+              <w:rPr>
+                <w:b w:val="0"/>
+              </w:rPr>
+              <w:t>________</w:t>
+            </w:r>
+          </w:p>
+        </w:tc>
+        <w:tc>
+          <w:tcPr>
+            <w:tcW w:type="dxa" w:w="1234"/>
+          </w:tcPr>
+          <w:p>
+            <w:r>
+              <w:rPr>
+                <w:b w:val="0"/>
+              </w:rPr>
+              <w:t>________</w:t>
+            </w:r>
+          </w:p>
+        </w:tc>
+        <w:tc>
+          <w:tcPr>
+            <w:tcW w:type="dxa" w:w="1234"/>
+          </w:tcPr>
+          <w:p>
+            <w:r>
+              <w:rPr>
+                <w:b w:val="0"/>
+              </w:rPr>
+              <w:t>________</w:t>
+            </w:r>
+          </w:p>
+        </w:tc>
+        <w:tc>
+          <w:tcPr>
+            <w:tcW w:type="dxa" w:w="1234"/>
+          </w:tcPr>
+          <w:p>
+            <w:r>
+              <w:rPr>
+                <w:b w:val="0"/>
+              </w:rPr>
+              <w:t>________</w:t>
+            </w:r>
+          </w:p>
+        </w:tc>
+        <w:tc>
+          <w:tcPr>
+            <w:tcW w:type="dxa" w:w="1234"/>
+          </w:tcPr>
+          <w:p>
+            <w:r>
+              <w:rPr>
+                <w:b w:val="0"/>
+              </w:rPr>
+              <w:t>________</w:t>
+            </w:r>
+          </w:p>
+        </w:tc>
+        <w:tc>
+          <w:tcPr>
+            <w:tcW w:type="dxa" w:w="1234"/>
+          </w:tcPr>
+          <w:p>
+            <w:r>
+              <w:rPr>
+                <w:b w:val="0"/>
+              </w:rPr>
+              <w:t>________</w:t>
+            </w:r>
+          </w:p>
+        </w:tc>
+      </w:tr>
+    </w:tbl>
+    <w:p/>
+    <w:p>
+      <w:r>
+        <w:rPr>
+          <w:b w:val="0"/>
+        </w:rPr>
+        <w:t>가. 판매가격은 금________원(금________) 형식으로 기입합니다.</w:t>
+      </w:r>
+    </w:p>
+    <w:p>
+      <w:r>
+        <w:rPr>
+          <w:b w:val="0"/>
+        </w:rPr>
+        <w:t>나. 기증자 연락처가 필요한 경우 아래 별도 회신 부분만 접수하여 공개 접수표와 분리 보관합니다.</w:t>
+      </w:r>
+    </w:p>
+    <w:p>
+      <w:r>
+        <w:rPr>
+          <w:b/>
+        </w:rPr>
+        <w:t>기증자 회신서 — 별도 보관</w:t>
+      </w:r>
+    </w:p>
+    <w:tbl>
+      <w:tblPr>
+        <w:tblStyle w:val="TableGrid"/>
+        <w:tblW w:type="auto" w:w="0"/>
+        <w:tblLook w:firstColumn="1" w:firstRow="1" w:lastColumn="0" w:lastRow="0" w:noHBand="0" w:noVBand="1" w:val="04A0"/>
+      </w:tblPr>
+      <w:tblGrid>
+        <w:gridCol w:w="2160"/>
+        <w:gridCol w:w="2160"/>
+        <w:gridCol w:w="2160"/>
+        <w:gridCol w:w="2160"/>
+      </w:tblGrid>
+      <w:tr>
+        <w:tc>
+          <w:tcPr>
+            <w:tcW w:type="dxa" w:w="2160"/>
+          </w:tcPr>
+          <w:p>
+            <w:r>
+              <w:rPr>
+                <w:b/>
+              </w:rPr>
+              <w:t>접수번호</w:t>
+            </w:r>
+          </w:p>
+        </w:tc>
+        <w:tc>
+          <w:tcPr>
+            <w:tcW w:type="dxa" w:w="2160"/>
+          </w:tcPr>
+          <w:p>
+            <w:r>
+              <w:rPr>
+                <w:b/>
+              </w:rPr>
+              <w:t>기증자 성명</w:t>
+            </w:r>
+          </w:p>
+        </w:tc>
+        <w:tc>
+          <w:tcPr>
+            <w:tcW w:type="dxa" w:w="2160"/>
+          </w:tcPr>
+          <w:p>
+            <w:r>
+              <w:rPr>
+                <w:b/>
+              </w:rPr>
+              <w:t>연락처</w:t>
+            </w:r>
+          </w:p>
+        </w:tc>
+        <w:tc>
+          <w:tcPr>
+            <w:tcW w:type="dxa" w:w="2160"/>
+          </w:tcPr>
+          <w:p>
+            <w:r>
+              <w:rPr>
+                <w:b/>
+              </w:rPr>
+              <w:t>미판매품 처리 동의(반환·추가 기증·폐기)</w:t>
+            </w:r>
+          </w:p>
+        </w:tc>
+      </w:tr>
+      <w:tr>
+        <w:tc>
+          <w:tcPr>
+            <w:tcW w:type="dxa" w:w="2160"/>
+          </w:tcPr>
+          <w:p>
+            <w:r>
+              <w:rPr>
+                <w:b w:val="0"/>
+              </w:rPr>
+              <w:t>________</w:t>
+            </w:r>
+          </w:p>
+        </w:tc>
+        <w:tc>
+          <w:tcPr>
+            <w:tcW w:type="dxa" w:w="2160"/>
+          </w:tcPr>
+          <w:p>
+            <w:r>
+              <w:rPr>
+                <w:b w:val="0"/>
+              </w:rPr>
+              <w:t>________</w:t>
+            </w:r>
+          </w:p>
+        </w:tc>
+        <w:tc>
+          <w:tcPr>
+            <w:tcW w:type="dxa" w:w="2160"/>
+          </w:tcPr>
+          <w:p>
+            <w:r>
+              <w:rPr>
+                <w:b w:val="0"/>
+              </w:rPr>
+              <w:t>________</w:t>
+            </w:r>
+          </w:p>
+        </w:tc>
+        <w:tc>
+          <w:tcPr>
+            <w:tcW w:type="dxa" w:w="2160"/>
+          </w:tcPr>
+          <w:p>
+            <w:r>
+              <w:rPr>
+                <w:b w:val="0"/>
+              </w:rPr>
+              <w:t>________</w:t>
+            </w:r>
+          </w:p>
+        </w:tc>
+      </w:tr>
+    </w:tbl>
+    <w:p/>
+    <w:p>
+      <w:r>
+        <w:rPr>
+          <w:b w:val="0"/>
+        </w:rPr>
+        <w:t>개인정보 수집·이용 동의: 기증 확인·잔여품 처리 안내를 위해 성명·연락처를 ________까지 수집·이용한 후 파기하며, 동의를 거부할 수 있으나 개별 안내가 제한될 수 있습니다. 동의 여부: ________ / 서명: ________.</w:t>
+      </w:r>
+    </w:p>
+    <w:p>
+      <w:r>
+        <w:rPr>
+          <w:b w:val="0"/>
+        </w:rPr>
+        <w:t>보관·파기 담당: ________ / 파기 기한: ________.</w:t>
+      </w:r>
+    </w:p>
+    <w:p>
+      <w:pPr>
+        <w:pStyle w:val="Heading1"/>
+        <w:jc w:val="center"/>
+      </w:pPr>
+      <w:r>
+        <w:rPr>
+          <w:b w:val="0"/>
+        </w:rPr>
+        <w:t>[연도] (교회명) (부서명) 교회 바자회 수익금 정산·사용 보고서</w:t>
+      </w:r>
+    </w:p>
+    <w:tbl>
+      <w:tblPr>
+        <w:tblStyle w:val="TableGrid"/>
+        <w:tblW w:type="auto" w:w="0"/>
+        <w:tblLook w:firstColumn="1" w:firstRow="1" w:lastColumn="0" w:lastRow="0" w:noHBand="0" w:noVBand="1" w:val="04A0"/>
+      </w:tblPr>
+      <w:tblGrid>
+        <w:gridCol w:w="2160"/>
+        <w:gridCol w:w="2160"/>
+        <w:gridCol w:w="2160"/>
+        <w:gridCol w:w="2160"/>
+      </w:tblGrid>
+      <w:tr>
+        <w:tc>
+          <w:tcPr>
+            <w:tcW w:type="dxa" w:w="2160"/>
+          </w:tcPr>
+          <w:p>
+            <w:r>
+              <w:rPr>
+                <w:b/>
+              </w:rPr>
+              <w:t>작성일</w:t>
+            </w:r>
+          </w:p>
+        </w:tc>
+        <w:tc>
+          <w:tcPr>
+            <w:tcW w:type="dxa" w:w="2160"/>
+          </w:tcPr>
+          <w:p>
+            <w:r>
+              <w:rPr>
+                <w:b/>
+              </w:rPr>
+              <w:t>작성자</w:t>
+            </w:r>
+          </w:p>
+        </w:tc>
+        <w:tc>
+          <w:tcPr>
+            <w:tcW w:type="dxa" w:w="2160"/>
+          </w:tcPr>
+          <w:p>
+            <w:r>
+              <w:rPr>
+                <w:b/>
+              </w:rPr>
+              <w:t>부서</w:t>
+            </w:r>
+          </w:p>
+        </w:tc>
+        <w:tc>
+          <w:tcPr>
+            <w:tcW w:type="dxa" w:w="2160"/>
+          </w:tcPr>
+          <w:p>
+            <w:r>
+              <w:rPr>
+                <w:b/>
+              </w:rPr>
+              <w:t>문서 상태(초안/확정)</w:t>
+            </w:r>
+          </w:p>
+        </w:tc>
+      </w:tr>
+      <w:tr>
+        <w:tc>
+          <w:tcPr>
+            <w:tcW w:type="dxa" w:w="2160"/>
+          </w:tcPr>
+          <w:p>
+            <w:r>
+              <w:rPr>
+                <w:b w:val="0"/>
+              </w:rPr>
+              <w:t>________</w:t>
+            </w:r>
+          </w:p>
+        </w:tc>
+        <w:tc>
+          <w:tcPr>
+            <w:tcW w:type="dxa" w:w="2160"/>
+          </w:tcPr>
+          <w:p>
+            <w:r>
+              <w:rPr>
+                <w:b w:val="0"/>
+              </w:rPr>
+              <w:t>________</w:t>
+            </w:r>
+          </w:p>
+        </w:tc>
+        <w:tc>
+          <w:tcPr>
+            <w:tcW w:type="dxa" w:w="2160"/>
+          </w:tcPr>
+          <w:p>
+            <w:r>
+              <w:rPr>
+                <w:b w:val="0"/>
+              </w:rPr>
+              <w:t>(부서명)</w:t>
+            </w:r>
+          </w:p>
+        </w:tc>
+        <w:tc>
+          <w:tcPr>
+            <w:tcW w:type="dxa" w:w="2160"/>
+          </w:tcPr>
+          <w:p>
+            <w:r>
+              <w:rPr>
+                <w:b w:val="0"/>
+              </w:rPr>
+              <w:t>________</w:t>
+            </w:r>
+          </w:p>
+        </w:tc>
+      </w:tr>
+    </w:tbl>
+    <w:p/>
+    <w:tbl>
+      <w:tblPr>
+        <w:tblStyle w:val="TableGrid"/>
+        <w:tblW w:type="auto" w:w="0"/>
+        <w:tblLook w:firstColumn="1" w:firstRow="1" w:lastColumn="0" w:lastRow="0" w:noHBand="0" w:noVBand="1" w:val="04A0"/>
+      </w:tblPr>
+      <w:tblGrid>
+        <w:gridCol w:w="2880"/>
+        <w:gridCol w:w="2880"/>
+        <w:gridCol w:w="2880"/>
+      </w:tblGrid>
+      <w:tr>
+        <w:tc>
+          <w:tcPr>
+            <w:tcW w:type="dxa" w:w="2880"/>
+          </w:tcPr>
+          <w:p>
+            <w:r>
+              <w:rPr>
+                <w:b/>
+              </w:rPr>
+              <w:t>작성</w:t>
+            </w:r>
+          </w:p>
+        </w:tc>
+        <w:tc>
+          <w:tcPr>
+            <w:tcW w:type="dxa" w:w="2880"/>
+          </w:tcPr>
+          <w:p>
+            <w:r>
+              <w:rPr>
+                <w:b/>
+              </w:rPr>
+              <w:t>검토</w:t>
+            </w:r>
+          </w:p>
+        </w:tc>
+        <w:tc>
+          <w:tcPr>
+            <w:tcW w:type="dxa" w:w="2880"/>
+          </w:tcPr>
+          <w:p>
+            <w:r>
+              <w:rPr>
+                <w:b/>
+              </w:rPr>
+              <w:t>승인</w:t>
+            </w:r>
+          </w:p>
+        </w:tc>
+      </w:tr>
+      <w:tr>
+        <w:tc>
+          <w:tcPr>
+            <w:tcW w:type="dxa" w:w="2880"/>
+          </w:tcPr>
+          <w:p>
+            <w:r>
+              <w:rPr>
+                <w:b w:val="0"/>
+              </w:rPr>
+              <w:t>________</w:t>
+            </w:r>
+          </w:p>
+        </w:tc>
+        <w:tc>
+          <w:tcPr>
+            <w:tcW w:type="dxa" w:w="2880"/>
+          </w:tcPr>
+          <w:p>
+            <w:r>
+              <w:rPr>
+                <w:b w:val="0"/>
+              </w:rPr>
+              <w:t>________</w:t>
+            </w:r>
+          </w:p>
+        </w:tc>
+        <w:tc>
+          <w:tcPr>
+            <w:tcW w:type="dxa" w:w="2880"/>
+          </w:tcPr>
+          <w:p>
+            <w:r>
+              <w:rPr>
+                <w:b w:val="0"/>
+              </w:rPr>
+              <w:t>________</w:t>
+            </w:r>
+          </w:p>
+        </w:tc>
+      </w:tr>
+    </w:tbl>
+    <w:p/>
+    <w:p>
+      <w:r>
+        <w:rPr>
+          <w:b/>
+        </w:rPr>
+        <w:t>결과 요약</w:t>
+      </w:r>
+    </w:p>
+    <w:p>
+      <w:r>
+        <w:rPr>
+          <w:b w:val="0"/>
+        </w:rPr>
+        <w:t>행사일·장소: ________ / ________.</w:t>
+      </w:r>
+    </w:p>
+    <w:p>
+      <w:r>
+        <w:rPr>
+          <w:b w:val="0"/>
+        </w:rPr>
+        <w:t>총수입: 금________원(금________), 총지출: 금________원(금________).</w:t>
+      </w:r>
+    </w:p>
+    <w:p>
+      <w:r>
+        <w:rPr>
+          <w:b w:val="0"/>
+        </w:rPr>
+        <w:t>순수익금: 금________원(금________), 사용액: 금________원(금________), 미사용 잔액: 금________원(금________).</w:t>
+      </w:r>
+    </w:p>
+    <w:p>
+      <w:pPr>
+        <w:pStyle w:val="Heading2"/>
+      </w:pPr>
+      <w:r>
+        <w:rPr>
+          <w:b w:val="0"/>
+        </w:rPr>
+        <w:t>1. 추진 개요</w:t>
+      </w:r>
+    </w:p>
+    <w:tbl>
+      <w:tblPr>
+        <w:tblStyle w:val="TableGrid"/>
+        <w:tblW w:type="auto" w:w="0"/>
+        <w:tblLook w:firstColumn="1" w:firstRow="1" w:lastColumn="0" w:lastRow="0" w:noHBand="0" w:noVBand="1" w:val="04A0"/>
+      </w:tblPr>
+      <w:tblGrid>
+        <w:gridCol w:w="2160"/>
+        <w:gridCol w:w="2160"/>
+        <w:gridCol w:w="2160"/>
+        <w:gridCol w:w="2160"/>
+      </w:tblGrid>
+      <w:tr>
+        <w:tc>
+          <w:tcPr>
+            <w:tcW w:type="dxa" w:w="2160"/>
+          </w:tcPr>
+          <w:p>
+            <w:r>
+              <w:rPr>
+                <w:b/>
+              </w:rPr>
+              <w:t>행사명</w:t>
+            </w:r>
+          </w:p>
+        </w:tc>
+        <w:tc>
+          <w:tcPr>
+            <w:tcW w:type="dxa" w:w="2160"/>
+          </w:tcPr>
+          <w:p>
+            <w:r>
+              <w:rPr>
+                <w:b/>
+              </w:rPr>
+              <w:t>운영 시간</w:t>
+            </w:r>
+          </w:p>
+        </w:tc>
+        <w:tc>
+          <w:tcPr>
+            <w:tcW w:type="dxa" w:w="2160"/>
+          </w:tcPr>
+          <w:p>
+            <w:r>
+              <w:rPr>
+                <w:b/>
+              </w:rPr>
+              <w:t>참여 인원</w:t>
+            </w:r>
+          </w:p>
+        </w:tc>
+        <w:tc>
+          <w:tcPr>
+            <w:tcW w:type="dxa" w:w="2160"/>
+          </w:tcPr>
+          <w:p>
+            <w:r>
+              <w:rPr>
+                <w:b/>
+              </w:rPr>
+              <w:t>총괄 담당</w:t>
+            </w:r>
+          </w:p>
+        </w:tc>
+      </w:tr>
+      <w:tr>
+        <w:tc>
+          <w:tcPr>
+            <w:tcW w:type="dxa" w:w="2160"/>
+          </w:tcPr>
+          <w:p>
+            <w:r>
+              <w:rPr>
+                <w:b w:val="0"/>
+              </w:rPr>
+              <w:t>________</w:t>
+            </w:r>
+          </w:p>
+        </w:tc>
+        <w:tc>
+          <w:tcPr>
+            <w:tcW w:type="dxa" w:w="2160"/>
+          </w:tcPr>
+          <w:p>
+            <w:r>
+              <w:rPr>
+                <w:b w:val="0"/>
+              </w:rPr>
+              <w:t>________~________</w:t>
+            </w:r>
+          </w:p>
+        </w:tc>
+        <w:tc>
+          <w:tcPr>
+            <w:tcW w:type="dxa" w:w="2160"/>
+          </w:tcPr>
+          <w:p>
+            <w:r>
+              <w:rPr>
+                <w:b w:val="0"/>
+              </w:rPr>
+              <w:t>________명</w:t>
+            </w:r>
+          </w:p>
+        </w:tc>
+        <w:tc>
+          <w:tcPr>
+            <w:tcW w:type="dxa" w:w="2160"/>
+          </w:tcPr>
+          <w:p>
+            <w:r>
+              <w:rPr>
+                <w:b w:val="0"/>
+              </w:rPr>
+              <w:t>________</w:t>
+            </w:r>
+          </w:p>
+        </w:tc>
+      </w:tr>
+    </w:tbl>
+    <w:p/>
+    <w:p>
+      <w:pPr>
+        <w:pStyle w:val="Heading2"/>
+      </w:pPr>
+      <w:r>
+        <w:rPr>
+          <w:b w:val="0"/>
+        </w:rPr>
+        <w:t>2. 계획 대비 추진 실적</w:t>
+      </w:r>
+    </w:p>
+    <w:tbl>
+      <w:tblPr>
+        <w:tblStyle w:val="TableGrid"/>
+        <w:tblW w:type="auto" w:w="0"/>
+        <w:tblLook w:firstColumn="1" w:firstRow="1" w:lastColumn="0" w:lastRow="0" w:noHBand="0" w:noVBand="1" w:val="04A0"/>
+      </w:tblPr>
+      <w:tblGrid>
+        <w:gridCol w:w="2160"/>
+        <w:gridCol w:w="2160"/>
+        <w:gridCol w:w="2160"/>
+        <w:gridCol w:w="2160"/>
+      </w:tblGrid>
+      <w:tr>
+        <w:tc>
+          <w:tcPr>
+            <w:tcW w:type="dxa" w:w="2160"/>
+          </w:tcPr>
+          <w:p>
+            <w:r>
+              <w:rPr>
+                <w:b/>
+              </w:rPr>
+              <w:t>항목</w:t>
+            </w:r>
+          </w:p>
+        </w:tc>
+        <w:tc>
+          <w:tcPr>
+            <w:tcW w:type="dxa" w:w="2160"/>
+          </w:tcPr>
+          <w:p>
+            <w:r>
+              <w:rPr>
+                <w:b/>
+              </w:rPr>
+              <w:t>계획</w:t>
+            </w:r>
+          </w:p>
+        </w:tc>
+        <w:tc>
+          <w:tcPr>
+            <w:tcW w:type="dxa" w:w="2160"/>
+          </w:tcPr>
+          <w:p>
+            <w:r>
+              <w:rPr>
+                <w:b/>
+              </w:rPr>
+              <w:t>실적</w:t>
+            </w:r>
+          </w:p>
+        </w:tc>
+        <w:tc>
+          <w:tcPr>
+            <w:tcW w:type="dxa" w:w="2160"/>
+          </w:tcPr>
+          <w:p>
+            <w:r>
+              <w:rPr>
+                <w:b/>
+              </w:rPr>
+              <w:t>차이 사유</w:t>
+            </w:r>
+          </w:p>
+        </w:tc>
+      </w:tr>
+      <w:tr>
+        <w:tc>
+          <w:tcPr>
+            <w:tcW w:type="dxa" w:w="2160"/>
+          </w:tcPr>
+          <w:p>
+            <w:r>
+              <w:rPr>
+                <w:b w:val="0"/>
+              </w:rPr>
+              <w:t>기증·판매 수량</w:t>
+            </w:r>
+          </w:p>
+        </w:tc>
+        <w:tc>
+          <w:tcPr>
+            <w:tcW w:type="dxa" w:w="2160"/>
+          </w:tcPr>
+          <w:p>
+            <w:r>
+              <w:rPr>
+                <w:b w:val="0"/>
+              </w:rPr>
+              <w:t>________</w:t>
+            </w:r>
+          </w:p>
+        </w:tc>
+        <w:tc>
+          <w:tcPr>
+            <w:tcW w:type="dxa" w:w="2160"/>
+          </w:tcPr>
+          <w:p>
+            <w:r>
+              <w:rPr>
+                <w:b w:val="0"/>
+              </w:rPr>
+              <w:t>________</w:t>
+            </w:r>
+          </w:p>
+        </w:tc>
+        <w:tc>
+          <w:tcPr>
+            <w:tcW w:type="dxa" w:w="2160"/>
+          </w:tcPr>
+          <w:p>
+            <w:r>
+              <w:rPr>
+                <w:b w:val="0"/>
+              </w:rPr>
+              <w:t>________</w:t>
+            </w:r>
+          </w:p>
+        </w:tc>
+      </w:tr>
+      <w:tr>
+        <w:tc>
+          <w:tcPr>
+            <w:tcW w:type="dxa" w:w="2160"/>
+          </w:tcPr>
+          <w:p>
+            <w:r>
+              <w:rPr>
+                <w:b w:val="0"/>
+              </w:rPr>
+              <w:t>참여 인원·순수익금</w:t>
+            </w:r>
+          </w:p>
+        </w:tc>
+        <w:tc>
+          <w:tcPr>
+            <w:tcW w:type="dxa" w:w="2160"/>
+          </w:tcPr>
+          <w:p>
+            <w:r>
+              <w:rPr>
+                <w:b w:val="0"/>
+              </w:rPr>
+              <w:t>________</w:t>
+            </w:r>
+          </w:p>
+        </w:tc>
+        <w:tc>
+          <w:tcPr>
+            <w:tcW w:type="dxa" w:w="2160"/>
+          </w:tcPr>
+          <w:p>
+            <w:r>
+              <w:rPr>
+                <w:b w:val="0"/>
+              </w:rPr>
+              <w:t>________</w:t>
+            </w:r>
+          </w:p>
+        </w:tc>
+        <w:tc>
+          <w:tcPr>
+            <w:tcW w:type="dxa" w:w="2160"/>
+          </w:tcPr>
+          <w:p>
+            <w:r>
+              <w:rPr>
+                <w:b w:val="0"/>
+              </w:rPr>
+              <w:t>________</w:t>
+            </w:r>
+          </w:p>
+        </w:tc>
+      </w:tr>
+    </w:tbl>
+    <w:p/>
+    <w:p>
+      <w:pPr>
+        <w:pStyle w:val="Heading2"/>
+      </w:pPr>
+      <w:r>
+        <w:rPr>
+          <w:b w:val="0"/>
+        </w:rPr>
+        <w:t>3. 주요 성과 및 평가</w:t>
+      </w:r>
+    </w:p>
+    <w:p>
+      <w:r>
+        <w:rPr>
+          <w:b w:val="0"/>
+        </w:rPr>
+        <w:t>가. 신앙적 평가 및 봉사자 소감: ________.</w:t>
+      </w:r>
+    </w:p>
+    <w:p>
+      <w:r>
+        <w:rPr>
+          <w:b w:val="0"/>
+        </w:rPr>
+        <w:t>나. 확인 가능한 성과 및 목표 달성 정도: ________.</w:t>
+      </w:r>
+    </w:p>
+    <w:p>
+      <w:pPr>
+        <w:pStyle w:val="Heading2"/>
+      </w:pPr>
+      <w:r>
+        <w:rPr>
+          <w:b w:val="0"/>
+        </w:rPr>
+        <w:t>4. 예산 집행 및 정산</w:t>
+      </w:r>
+    </w:p>
+    <w:p>
+      <w:r>
+        <w:rPr>
+          <w:b w:val="0"/>
+        </w:rPr>
+        <w:t>가. 예산 집행 내역</w:t>
+      </w:r>
+    </w:p>
+    <w:p>
+      <w:r>
+        <w:rPr>
+          <w:b w:val="0"/>
+        </w:rPr>
+        <w:t>(단위: 원)</w:t>
       </w:r>
     </w:p>
     <w:tbl>
@@ -115,7 +4763,7 @@
               <w:rPr>
                 <w:b/>
               </w:rPr>
-              <w:t>구분</w:t>
+              <w:t>항목</w:t>
             </w:r>
           </w:p>
         </w:tc>
@@ -128,7 +4776,7 @@
               <w:rPr>
                 <w:b/>
               </w:rPr>
-              <w:t>기증자(성함)</w:t>
+              <w:t>산출근거</w:t>
             </w:r>
           </w:p>
         </w:tc>
@@ -141,7 +4789,7 @@
               <w:rPr>
                 <w:b/>
               </w:rPr>
-              <w:t>물품명</w:t>
+              <w:t>예산</w:t>
             </w:r>
           </w:p>
         </w:tc>
@@ -154,7 +4802,7 @@
               <w:rPr>
                 <w:b/>
               </w:rPr>
-              <w:t>수량</w:t>
+              <w:t>집행</w:t>
             </w:r>
           </w:p>
         </w:tc>
@@ -167,7 +4815,7 @@
               <w:rPr>
                 <w:b/>
               </w:rPr>
-              <w:t>상태</w:t>
+              <w:t>잔액</w:t>
             </w:r>
           </w:p>
         </w:tc>
@@ -180,7 +4828,7 @@
               <w:rPr>
                 <w:b/>
               </w:rPr>
-              <w:t>비고</w:t>
+              <w:t>차액 사유</w:t>
             </w:r>
           </w:p>
         </w:tc>
@@ -195,7 +4843,7 @@
               <w:rPr>
                 <w:b w:val="0"/>
               </w:rPr>
-              <w:t>1</w:t>
+              <w:t>________</w:t>
             </w:r>
           </w:p>
         </w:tc>
@@ -209,6 +4857,86 @@
                 <w:b w:val="0"/>
               </w:rPr>
               <w:t>________</w:t>
+            </w:r>
+          </w:p>
+        </w:tc>
+        <w:tc>
+          <w:tcPr>
+            <w:tcW w:type="dxa" w:w="1440"/>
+          </w:tcPr>
+          <w:p>
+            <w:r>
+              <w:rPr>
+                <w:b w:val="0"/>
+              </w:rPr>
+              <w:t>________</w:t>
+            </w:r>
+          </w:p>
+        </w:tc>
+        <w:tc>
+          <w:tcPr>
+            <w:tcW w:type="dxa" w:w="1440"/>
+          </w:tcPr>
+          <w:p>
+            <w:r>
+              <w:rPr>
+                <w:b w:val="0"/>
+              </w:rPr>
+              <w:t>________</w:t>
+            </w:r>
+          </w:p>
+        </w:tc>
+        <w:tc>
+          <w:tcPr>
+            <w:tcW w:type="dxa" w:w="1440"/>
+          </w:tcPr>
+          <w:p>
+            <w:r>
+              <w:rPr>
+                <w:b w:val="0"/>
+              </w:rPr>
+              <w:t>________</w:t>
+            </w:r>
+          </w:p>
+        </w:tc>
+        <w:tc>
+          <w:tcPr>
+            <w:tcW w:type="dxa" w:w="1440"/>
+          </w:tcPr>
+          <w:p>
+            <w:r>
+              <w:rPr>
+                <w:b w:val="0"/>
+              </w:rPr>
+              <w:t>________</w:t>
+            </w:r>
+          </w:p>
+        </w:tc>
+      </w:tr>
+      <w:tr>
+        <w:tc>
+          <w:tcPr>
+            <w:tcW w:type="dxa" w:w="1440"/>
+          </w:tcPr>
+          <w:p>
+            <w:r>
+              <w:rPr>
+                <w:b w:val="0"/>
+              </w:rPr>
+              <w:t>합계</w:t>
+            </w:r>
+          </w:p>
+        </w:tc>
+        <w:tc>
+          <w:tcPr>
+            <w:tcW w:type="dxa" w:w="1440"/>
+          </w:tcPr>
+          <w:p>
+            <w:r>
+              <w:rPr>
+                <w:b w:val="0"/>
+              </w:rPr>
+              <w:t>항목 합산</w:t>
             </w:r>
           </w:p>
         </w:tc>
@@ -268,14 +4996,323 @@
     </w:tbl>
     <w:p/>
     <w:p>
-      <w:pPr>
-        <w:pStyle w:val="Heading2"/>
-      </w:pPr>
       <w:r>
         <w:rPr>
           <w:b w:val="0"/>
         </w:rPr>
-        <w:t>부스 배치와 담당</w:t>
+        <w:t>나. 거래별 기록 및 증빙 연결</w:t>
+      </w:r>
+    </w:p>
+    <w:p>
+      <w:r>
+        <w:rPr>
+          <w:b w:val="0"/>
+        </w:rPr>
+        <w:t>(단위: 원)</w:t>
+      </w:r>
+    </w:p>
+    <w:tbl>
+      <w:tblPr>
+        <w:tblStyle w:val="TableGrid"/>
+        <w:tblW w:type="auto" w:w="0"/>
+        <w:tblLook w:firstColumn="1" w:firstRow="1" w:lastColumn="0" w:lastRow="0" w:noHBand="0" w:noVBand="1" w:val="04A0"/>
+      </w:tblPr>
+      <w:tblGrid>
+        <w:gridCol w:w="1234"/>
+        <w:gridCol w:w="1234"/>
+        <w:gridCol w:w="1234"/>
+        <w:gridCol w:w="1234"/>
+        <w:gridCol w:w="1234"/>
+        <w:gridCol w:w="1234"/>
+        <w:gridCol w:w="1234"/>
+      </w:tblGrid>
+      <w:tr>
+        <w:tc>
+          <w:tcPr>
+            <w:tcW w:type="dxa" w:w="1234"/>
+          </w:tcPr>
+          <w:p>
+            <w:r>
+              <w:rPr>
+                <w:b/>
+              </w:rPr>
+              <w:t>거래번호·일자</w:t>
+            </w:r>
+          </w:p>
+        </w:tc>
+        <w:tc>
+          <w:tcPr>
+            <w:tcW w:type="dxa" w:w="1234"/>
+          </w:tcPr>
+          <w:p>
+            <w:r>
+              <w:rPr>
+                <w:b/>
+              </w:rPr>
+              <w:t>내용·산출근거</w:t>
+            </w:r>
+          </w:p>
+        </w:tc>
+        <w:tc>
+          <w:tcPr>
+            <w:tcW w:type="dxa" w:w="1234"/>
+          </w:tcPr>
+          <w:p>
+            <w:r>
+              <w:rPr>
+                <w:b/>
+              </w:rPr>
+              <w:t>수입</w:t>
+            </w:r>
+          </w:p>
+        </w:tc>
+        <w:tc>
+          <w:tcPr>
+            <w:tcW w:type="dxa" w:w="1234"/>
+          </w:tcPr>
+          <w:p>
+            <w:r>
+              <w:rPr>
+                <w:b/>
+              </w:rPr>
+              <w:t>지출</w:t>
+            </w:r>
+          </w:p>
+        </w:tc>
+        <w:tc>
+          <w:tcPr>
+            <w:tcW w:type="dxa" w:w="1234"/>
+          </w:tcPr>
+          <w:p>
+            <w:r>
+              <w:rPr>
+                <w:b/>
+              </w:rPr>
+              <w:t>결제 수단</w:t>
+            </w:r>
+          </w:p>
+        </w:tc>
+        <w:tc>
+          <w:tcPr>
+            <w:tcW w:type="dxa" w:w="1234"/>
+          </w:tcPr>
+          <w:p>
+            <w:r>
+              <w:rPr>
+                <w:b/>
+              </w:rPr>
+              <w:t>사전 승인·증빙 번호</w:t>
+            </w:r>
+          </w:p>
+        </w:tc>
+        <w:tc>
+          <w:tcPr>
+            <w:tcW w:type="dxa" w:w="1234"/>
+          </w:tcPr>
+          <w:p>
+            <w:r>
+              <w:rPr>
+                <w:b/>
+              </w:rPr>
+              <w:t>기록자·확인자</w:t>
+            </w:r>
+          </w:p>
+        </w:tc>
+      </w:tr>
+      <w:tr>
+        <w:tc>
+          <w:tcPr>
+            <w:tcW w:type="dxa" w:w="1234"/>
+          </w:tcPr>
+          <w:p>
+            <w:r>
+              <w:rPr>
+                <w:b w:val="0"/>
+              </w:rPr>
+              <w:t>________</w:t>
+            </w:r>
+          </w:p>
+        </w:tc>
+        <w:tc>
+          <w:tcPr>
+            <w:tcW w:type="dxa" w:w="1234"/>
+          </w:tcPr>
+          <w:p>
+            <w:r>
+              <w:rPr>
+                <w:b w:val="0"/>
+              </w:rPr>
+              <w:t>________</w:t>
+            </w:r>
+          </w:p>
+        </w:tc>
+        <w:tc>
+          <w:tcPr>
+            <w:tcW w:type="dxa" w:w="1234"/>
+          </w:tcPr>
+          <w:p>
+            <w:r>
+              <w:rPr>
+                <w:b w:val="0"/>
+              </w:rPr>
+              <w:t>________</w:t>
+            </w:r>
+          </w:p>
+        </w:tc>
+        <w:tc>
+          <w:tcPr>
+            <w:tcW w:type="dxa" w:w="1234"/>
+          </w:tcPr>
+          <w:p>
+            <w:r>
+              <w:rPr>
+                <w:b w:val="0"/>
+              </w:rPr>
+              <w:t>________</w:t>
+            </w:r>
+          </w:p>
+        </w:tc>
+        <w:tc>
+          <w:tcPr>
+            <w:tcW w:type="dxa" w:w="1234"/>
+          </w:tcPr>
+          <w:p>
+            <w:r>
+              <w:rPr>
+                <w:b w:val="0"/>
+              </w:rPr>
+              <w:t>________</w:t>
+            </w:r>
+          </w:p>
+        </w:tc>
+        <w:tc>
+          <w:tcPr>
+            <w:tcW w:type="dxa" w:w="1234"/>
+          </w:tcPr>
+          <w:p>
+            <w:r>
+              <w:rPr>
+                <w:b w:val="0"/>
+              </w:rPr>
+              <w:t>________</w:t>
+            </w:r>
+          </w:p>
+        </w:tc>
+        <w:tc>
+          <w:tcPr>
+            <w:tcW w:type="dxa" w:w="1234"/>
+          </w:tcPr>
+          <w:p>
+            <w:r>
+              <w:rPr>
+                <w:b w:val="0"/>
+              </w:rPr>
+              <w:t>________</w:t>
+            </w:r>
+          </w:p>
+        </w:tc>
+      </w:tr>
+      <w:tr>
+        <w:tc>
+          <w:tcPr>
+            <w:tcW w:type="dxa" w:w="1234"/>
+          </w:tcPr>
+          <w:p>
+            <w:r>
+              <w:rPr>
+                <w:b w:val="0"/>
+              </w:rPr>
+              <w:t>________</w:t>
+            </w:r>
+          </w:p>
+        </w:tc>
+        <w:tc>
+          <w:tcPr>
+            <w:tcW w:type="dxa" w:w="1234"/>
+          </w:tcPr>
+          <w:p>
+            <w:r>
+              <w:rPr>
+                <w:b w:val="0"/>
+              </w:rPr>
+              <w:t>________</w:t>
+            </w:r>
+          </w:p>
+        </w:tc>
+        <w:tc>
+          <w:tcPr>
+            <w:tcW w:type="dxa" w:w="1234"/>
+          </w:tcPr>
+          <w:p>
+            <w:r>
+              <w:rPr>
+                <w:b w:val="0"/>
+              </w:rPr>
+              <w:t>________</w:t>
+            </w:r>
+          </w:p>
+        </w:tc>
+        <w:tc>
+          <w:tcPr>
+            <w:tcW w:type="dxa" w:w="1234"/>
+          </w:tcPr>
+          <w:p>
+            <w:r>
+              <w:rPr>
+                <w:b w:val="0"/>
+              </w:rPr>
+              <w:t>________</w:t>
+            </w:r>
+          </w:p>
+        </w:tc>
+        <w:tc>
+          <w:tcPr>
+            <w:tcW w:type="dxa" w:w="1234"/>
+          </w:tcPr>
+          <w:p>
+            <w:r>
+              <w:rPr>
+                <w:b w:val="0"/>
+              </w:rPr>
+              <w:t>________</w:t>
+            </w:r>
+          </w:p>
+        </w:tc>
+        <w:tc>
+          <w:tcPr>
+            <w:tcW w:type="dxa" w:w="1234"/>
+          </w:tcPr>
+          <w:p>
+            <w:r>
+              <w:rPr>
+                <w:b w:val="0"/>
+              </w:rPr>
+              <w:t>________</w:t>
+            </w:r>
+          </w:p>
+        </w:tc>
+        <w:tc>
+          <w:tcPr>
+            <w:tcW w:type="dxa" w:w="1234"/>
+          </w:tcPr>
+          <w:p>
+            <w:r>
+              <w:rPr>
+                <w:b w:val="0"/>
+              </w:rPr>
+              <w:t>________</w:t>
+            </w:r>
+          </w:p>
+        </w:tc>
+      </w:tr>
+    </w:tbl>
+    <w:p/>
+    <w:p>
+      <w:r>
+        <w:rPr>
+          <w:b w:val="0"/>
+        </w:rPr>
+        <w:t>다. 현금 및 입금 확인</w:t>
       </w:r>
     </w:p>
     <w:tbl>
@@ -300,7 +5337,7 @@
               <w:rPr>
                 <w:b/>
               </w:rPr>
-              <w:t>부스명</w:t>
+              <w:t>현금 실사액</w:t>
             </w:r>
           </w:p>
         </w:tc>
@@ -313,7 +5350,7 @@
               <w:rPr>
                 <w:b/>
               </w:rPr>
-              <w:t>주요 물품</w:t>
+              <w:t>장부상 현금액·차이</w:t>
             </w:r>
           </w:p>
         </w:tc>
@@ -326,7 +5363,7 @@
               <w:rPr>
                 <w:b/>
               </w:rPr>
-              <w:t>담당자</w:t>
+              <w:t>공동 계수 서명</w:t>
             </w:r>
           </w:p>
         </w:tc>
@@ -339,7 +5376,7 @@
               <w:rPr>
                 <w:b/>
               </w:rPr>
-              <w:t>보조 인원</w:t>
+              <w:t>교회 계좌 입금일·증빙 번호</w:t>
             </w:r>
           </w:p>
         </w:tc>
@@ -354,7 +5391,7 @@
               <w:rPr>
                 <w:b w:val="0"/>
               </w:rPr>
-              <w:t>의류/잡화</w:t>
+              <w:t>금________원(금________)</w:t>
             </w:r>
           </w:p>
         </w:tc>
@@ -367,7 +5404,7 @@
               <w:rPr>
                 <w:b w:val="0"/>
               </w:rPr>
-              <w:t>________</w:t>
+              <w:t>________ / ________</w:t>
             </w:r>
           </w:p>
         </w:tc>
@@ -380,7 +5417,7 @@
               <w:rPr>
                 <w:b w:val="0"/>
               </w:rPr>
-              <w:t>________</w:t>
+              <w:t>________·________</w:t>
             </w:r>
           </w:p>
         </w:tc>
@@ -393,115 +5430,7 @@
               <w:rPr>
                 <w:b w:val="0"/>
               </w:rPr>
-              <w:t>________</w:t>
-            </w:r>
-          </w:p>
-        </w:tc>
-      </w:tr>
-      <w:tr>
-        <w:tc>
-          <w:tcPr>
-            <w:tcW w:type="dxa" w:w="2160"/>
-          </w:tcPr>
-          <w:p>
-            <w:r>
-              <w:rPr>
-                <w:b w:val="0"/>
-              </w:rPr>
-              <w:t>먹거리</w:t>
-            </w:r>
-          </w:p>
-        </w:tc>
-        <w:tc>
-          <w:tcPr>
-            <w:tcW w:type="dxa" w:w="2160"/>
-          </w:tcPr>
-          <w:p>
-            <w:r>
-              <w:rPr>
-                <w:b w:val="0"/>
-              </w:rPr>
-              <w:t>________</w:t>
-            </w:r>
-          </w:p>
-        </w:tc>
-        <w:tc>
-          <w:tcPr>
-            <w:tcW w:type="dxa" w:w="2160"/>
-          </w:tcPr>
-          <w:p>
-            <w:r>
-              <w:rPr>
-                <w:b w:val="0"/>
-              </w:rPr>
-              <w:t>________</w:t>
-            </w:r>
-          </w:p>
-        </w:tc>
-        <w:tc>
-          <w:tcPr>
-            <w:tcW w:type="dxa" w:w="2160"/>
-          </w:tcPr>
-          <w:p>
-            <w:r>
-              <w:rPr>
-                <w:b w:val="0"/>
-              </w:rPr>
-              <w:t>________</w:t>
-            </w:r>
-          </w:p>
-        </w:tc>
-      </w:tr>
-      <w:tr>
-        <w:tc>
-          <w:tcPr>
-            <w:tcW w:type="dxa" w:w="2160"/>
-          </w:tcPr>
-          <w:p>
-            <w:r>
-              <w:rPr>
-                <w:b w:val="0"/>
-              </w:rPr>
-              <w:t>체험/기타</w:t>
-            </w:r>
-          </w:p>
-        </w:tc>
-        <w:tc>
-          <w:tcPr>
-            <w:tcW w:type="dxa" w:w="2160"/>
-          </w:tcPr>
-          <w:p>
-            <w:r>
-              <w:rPr>
-                <w:b w:val="0"/>
-              </w:rPr>
-              <w:t>________</w:t>
-            </w:r>
-          </w:p>
-        </w:tc>
-        <w:tc>
-          <w:tcPr>
-            <w:tcW w:type="dxa" w:w="2160"/>
-          </w:tcPr>
-          <w:p>
-            <w:r>
-              <w:rPr>
-                <w:b w:val="0"/>
-              </w:rPr>
-              <w:t>________</w:t>
-            </w:r>
-          </w:p>
-        </w:tc>
-        <w:tc>
-          <w:tcPr>
-            <w:tcW w:type="dxa" w:w="2160"/>
-          </w:tcPr>
-          <w:p>
-            <w:r>
-              <w:rPr>
-                <w:b w:val="0"/>
-              </w:rPr>
-              <w:t>________</w:t>
+              <w:t>________ / ________</w:t>
             </w:r>
           </w:p>
         </w:tc>
@@ -509,58 +5438,291 @@
     </w:tbl>
     <w:p/>
     <w:p>
-      <w:pPr>
-        <w:pStyle w:val="Heading2"/>
-      </w:pPr>
       <w:r>
         <w:rPr>
           <w:b w:val="0"/>
         </w:rPr>
-        <w:t>가격표 원칙</w:t>
+        <w:t>라. 수익금 사용 내역</w:t>
       </w:r>
     </w:p>
     <w:p>
-      <w:pPr>
-        <w:pStyle w:val="ListBullet"/>
-      </w:pPr>
       <w:r>
         <w:rPr>
           <w:b w:val="0"/>
         </w:rPr>
-        <w:t>모든 물품은 ____원 단위로 책정(잔돈 교환 편의 고려).</w:t>
+        <w:t>(단위: 원)</w:t>
       </w:r>
     </w:p>
+    <w:tbl>
+      <w:tblPr>
+        <w:tblStyle w:val="TableGrid"/>
+        <w:tblW w:type="auto" w:w="0"/>
+        <w:tblLook w:firstColumn="1" w:firstRow="1" w:lastColumn="0" w:lastRow="0" w:noHBand="0" w:noVBand="1" w:val="04A0"/>
+      </w:tblPr>
+      <w:tblGrid>
+        <w:gridCol w:w="1440"/>
+        <w:gridCol w:w="1440"/>
+        <w:gridCol w:w="1440"/>
+        <w:gridCol w:w="1440"/>
+        <w:gridCol w:w="1440"/>
+        <w:gridCol w:w="1440"/>
+      </w:tblGrid>
+      <w:tr>
+        <w:tc>
+          <w:tcPr>
+            <w:tcW w:type="dxa" w:w="1440"/>
+          </w:tcPr>
+          <w:p>
+            <w:r>
+              <w:rPr>
+                <w:b/>
+              </w:rPr>
+              <w:t>목적·지원 대상 코드</w:t>
+            </w:r>
+          </w:p>
+        </w:tc>
+        <w:tc>
+          <w:tcPr>
+            <w:tcW w:type="dxa" w:w="1440"/>
+          </w:tcPr>
+          <w:p>
+            <w:r>
+              <w:rPr>
+                <w:b/>
+              </w:rPr>
+              <w:t>승인일·근거</w:t>
+            </w:r>
+          </w:p>
+        </w:tc>
+        <w:tc>
+          <w:tcPr>
+            <w:tcW w:type="dxa" w:w="1440"/>
+          </w:tcPr>
+          <w:p>
+            <w:r>
+              <w:rPr>
+                <w:b/>
+              </w:rPr>
+              <w:t>산출근거</w:t>
+            </w:r>
+          </w:p>
+        </w:tc>
+        <w:tc>
+          <w:tcPr>
+            <w:tcW w:type="dxa" w:w="1440"/>
+          </w:tcPr>
+          <w:p>
+            <w:r>
+              <w:rPr>
+                <w:b/>
+              </w:rPr>
+              <w:t>사용액</w:t>
+            </w:r>
+          </w:p>
+        </w:tc>
+        <w:tc>
+          <w:tcPr>
+            <w:tcW w:type="dxa" w:w="1440"/>
+          </w:tcPr>
+          <w:p>
+            <w:r>
+              <w:rPr>
+                <w:b/>
+              </w:rPr>
+              <w:t>집행일·증빙 번호</w:t>
+            </w:r>
+          </w:p>
+        </w:tc>
+        <w:tc>
+          <w:tcPr>
+            <w:tcW w:type="dxa" w:w="1440"/>
+          </w:tcPr>
+          <w:p>
+            <w:r>
+              <w:rPr>
+                <w:b/>
+              </w:rPr>
+              <w:t>담당·확인자</w:t>
+            </w:r>
+          </w:p>
+        </w:tc>
+      </w:tr>
+      <w:tr>
+        <w:tc>
+          <w:tcPr>
+            <w:tcW w:type="dxa" w:w="1440"/>
+          </w:tcPr>
+          <w:p>
+            <w:r>
+              <w:rPr>
+                <w:b w:val="0"/>
+              </w:rPr>
+              <w:t>선교 / ________</w:t>
+            </w:r>
+          </w:p>
+        </w:tc>
+        <w:tc>
+          <w:tcPr>
+            <w:tcW w:type="dxa" w:w="1440"/>
+          </w:tcPr>
+          <w:p>
+            <w:r>
+              <w:rPr>
+                <w:b w:val="0"/>
+              </w:rPr>
+              <w:t>________</w:t>
+            </w:r>
+          </w:p>
+        </w:tc>
+        <w:tc>
+          <w:tcPr>
+            <w:tcW w:type="dxa" w:w="1440"/>
+          </w:tcPr>
+          <w:p>
+            <w:r>
+              <w:rPr>
+                <w:b w:val="0"/>
+              </w:rPr>
+              <w:t>________</w:t>
+            </w:r>
+          </w:p>
+        </w:tc>
+        <w:tc>
+          <w:tcPr>
+            <w:tcW w:type="dxa" w:w="1440"/>
+          </w:tcPr>
+          <w:p>
+            <w:r>
+              <w:rPr>
+                <w:b w:val="0"/>
+              </w:rPr>
+              <w:t>________</w:t>
+            </w:r>
+          </w:p>
+        </w:tc>
+        <w:tc>
+          <w:tcPr>
+            <w:tcW w:type="dxa" w:w="1440"/>
+          </w:tcPr>
+          <w:p>
+            <w:r>
+              <w:rPr>
+                <w:b w:val="0"/>
+              </w:rPr>
+              <w:t>________</w:t>
+            </w:r>
+          </w:p>
+        </w:tc>
+        <w:tc>
+          <w:tcPr>
+            <w:tcW w:type="dxa" w:w="1440"/>
+          </w:tcPr>
+          <w:p>
+            <w:r>
+              <w:rPr>
+                <w:b w:val="0"/>
+              </w:rPr>
+              <w:t>________</w:t>
+            </w:r>
+          </w:p>
+        </w:tc>
+      </w:tr>
+      <w:tr>
+        <w:tc>
+          <w:tcPr>
+            <w:tcW w:type="dxa" w:w="1440"/>
+          </w:tcPr>
+          <w:p>
+            <w:r>
+              <w:rPr>
+                <w:b w:val="0"/>
+              </w:rPr>
+              <w:t>구제 / ________</w:t>
+            </w:r>
+          </w:p>
+        </w:tc>
+        <w:tc>
+          <w:tcPr>
+            <w:tcW w:type="dxa" w:w="1440"/>
+          </w:tcPr>
+          <w:p>
+            <w:r>
+              <w:rPr>
+                <w:b w:val="0"/>
+              </w:rPr>
+              <w:t>________</w:t>
+            </w:r>
+          </w:p>
+        </w:tc>
+        <w:tc>
+          <w:tcPr>
+            <w:tcW w:type="dxa" w:w="1440"/>
+          </w:tcPr>
+          <w:p>
+            <w:r>
+              <w:rPr>
+                <w:b w:val="0"/>
+              </w:rPr>
+              <w:t>________</w:t>
+            </w:r>
+          </w:p>
+        </w:tc>
+        <w:tc>
+          <w:tcPr>
+            <w:tcW w:type="dxa" w:w="1440"/>
+          </w:tcPr>
+          <w:p>
+            <w:r>
+              <w:rPr>
+                <w:b w:val="0"/>
+              </w:rPr>
+              <w:t>________</w:t>
+            </w:r>
+          </w:p>
+        </w:tc>
+        <w:tc>
+          <w:tcPr>
+            <w:tcW w:type="dxa" w:w="1440"/>
+          </w:tcPr>
+          <w:p>
+            <w:r>
+              <w:rPr>
+                <w:b w:val="0"/>
+              </w:rPr>
+              <w:t>________</w:t>
+            </w:r>
+          </w:p>
+        </w:tc>
+        <w:tc>
+          <w:tcPr>
+            <w:tcW w:type="dxa" w:w="1440"/>
+          </w:tcPr>
+          <w:p>
+            <w:r>
+              <w:rPr>
+                <w:b w:val="0"/>
+              </w:rPr>
+              <w:t>________</w:t>
+            </w:r>
+          </w:p>
+        </w:tc>
+      </w:tr>
+    </w:tbl>
+    <w:p/>
     <w:p>
-      <w:pPr>
-        <w:pStyle w:val="ListBullet"/>
-      </w:pPr>
       <w:r>
         <w:rPr>
           <w:b w:val="0"/>
         </w:rPr>
-        <w:t>기증 물품은 상태에 따라 상(____원), 중(____원), 하(____원) 분류.</w:t>
+        <w:t>마. 순수익금은 총수입에서 총지출을 차감하고, 미사용 잔액은 순수익금에서 사용액을 차감합니다. 차이 발생 사유·조치: ________. 담당: ________ / 기한: ________.</w:t>
       </w:r>
     </w:p>
     <w:p>
-      <w:pPr>
-        <w:pStyle w:val="ListBullet"/>
-      </w:pPr>
       <w:r>
         <w:rPr>
           <w:b w:val="0"/>
         </w:rPr>
-        <w:t>먹거리는 원가 대비 __% 수익을 목표로 책정.</w:t>
-      </w:r>
-    </w:p>
-    <w:p>
-      <w:pPr>
-        <w:pStyle w:val="ListBullet"/>
-      </w:pPr>
-      <w:r>
-        <w:rPr>
-          <w:b w:val="0"/>
-        </w:rPr>
-        <w:t>가격표는 잘 보이는 곳에 부착하고, 흥정 여부(가능/불가) 사전 결정.</w:t>
+        <w:t>바. 지원 대상의 개인정보와 계좌정보는 별도 증빙으로 보관합니다. 담당: ________ / 보관·파기 기한: ________.</w:t>
       </w:r>
     </w:p>
     <w:p>
@@ -571,7 +5733,34 @@
         <w:rPr>
           <w:b w:val="0"/>
         </w:rPr>
-        <w:t>홍보 및 준비 일정</w:t>
+        <w:t>5. 안전·운영 사항</w:t>
+      </w:r>
+    </w:p>
+    <w:p>
+      <w:r>
+        <w:rPr>
+          <w:b w:val="0"/>
+        </w:rPr>
+        <w:t>가. 위생·안전 점검 및 사고·민원 발생 여부: ________.</w:t>
+      </w:r>
+    </w:p>
+    <w:p>
+      <w:r>
+        <w:rPr>
+          <w:b w:val="0"/>
+        </w:rPr>
+        <w:t>나. 사고·민원 조치와 미판매품 처리 결과: ________. 담당: ________ / 완료일 또는 기한: ________.</w:t>
+      </w:r>
+    </w:p>
+    <w:p>
+      <w:pPr>
+        <w:pStyle w:val="Heading2"/>
+      </w:pPr>
+      <w:r>
+        <w:rPr>
+          <w:b w:val="0"/>
+        </w:rPr>
+        <w:t>6. 문제점 및 개선사항</w:t>
       </w:r>
     </w:p>
     <w:tbl>
@@ -596,7 +5785,7 @@
               <w:rPr>
                 <w:b/>
               </w:rPr>
-              <w:t>구분</w:t>
+              <w:t>문제점</w:t>
             </w:r>
           </w:p>
         </w:tc>
@@ -609,7 +5798,7 @@
               <w:rPr>
                 <w:b/>
               </w:rPr>
-              <w:t>기간</w:t>
+              <w:t>개선사항</w:t>
             </w:r>
           </w:p>
         </w:tc>
@@ -622,7 +5811,7 @@
               <w:rPr>
                 <w:b/>
               </w:rPr>
-              <w:t>내용</w:t>
+              <w:t>담당</w:t>
             </w:r>
           </w:p>
         </w:tc>
@@ -635,7 +5824,7 @@
               <w:rPr>
                 <w:b/>
               </w:rPr>
-              <w:t>비고</w:t>
+              <w:t>기한</w:t>
             </w:r>
           </w:p>
         </w:tc>
@@ -650,7 +5839,7 @@
               <w:rPr>
                 <w:b w:val="0"/>
               </w:rPr>
-              <w:t>홍보</w:t>
+              <w:t>________</w:t>
             </w:r>
           </w:p>
         </w:tc>
@@ -663,7 +5852,7 @@
               <w:rPr>
                 <w:b w:val="0"/>
               </w:rPr>
-              <w:t>__월 __일 ~ __일</w:t>
+              <w:t>________</w:t>
             </w:r>
           </w:p>
         </w:tc>
@@ -676,7 +5865,7 @@
               <w:rPr>
                 <w:b w:val="0"/>
               </w:rPr>
-              <w:t>주보 광고, 현수막 게시</w:t>
+              <w:t>________</w:t>
             </w:r>
           </w:p>
         </w:tc>
@@ -689,103 +5878,9 @@
               <w:rPr>
                 <w:b w:val="0"/>
               </w:rPr>
-              <w:t>(확인 필요)</w:t>
-            </w:r>
-          </w:p>
-        </w:tc>
-      </w:tr>
-      <w:tr>
-        <w:tc>
-          <w:tcPr>
-            <w:tcW w:type="dxa" w:w="2160"/>
-          </w:tcPr>
-          <w:p>
-            <w:r>
-              <w:rPr>
-                <w:b w:val="0"/>
-              </w:rPr>
-              <w:t>물품수집</w:t>
-            </w:r>
-          </w:p>
-        </w:tc>
-        <w:tc>
-          <w:tcPr>
-            <w:tcW w:type="dxa" w:w="2160"/>
-          </w:tcPr>
-          <w:p>
-            <w:r>
-              <w:rPr>
-                <w:b w:val="0"/>
-              </w:rPr>
-              <w:t>__월 __일 ~ __일</w:t>
-            </w:r>
-          </w:p>
-        </w:tc>
-        <w:tc>
-          <w:tcPr>
-            <w:tcW w:type="dxa" w:w="2160"/>
-          </w:tcPr>
-          <w:p>
-            <w:r>
-              <w:rPr>
-                <w:b w:val="0"/>
-              </w:rPr>
-              <w:t>물품 기증 접수 및 분류</w:t>
-            </w:r>
-          </w:p>
-        </w:tc>
-        <w:tc>
-          <w:tcPr>
-            <w:tcW w:type="dxa" w:w="2160"/>
-          </w:tcPr>
-          <w:p/>
-        </w:tc>
-      </w:tr>
-      <w:tr>
-        <w:tc>
-          <w:tcPr>
-            <w:tcW w:type="dxa" w:w="2160"/>
-          </w:tcPr>
-          <w:p>
-            <w:r>
-              <w:rPr>
-                <w:b w:val="0"/>
-              </w:rPr>
-              <w:t>당일준비</w:t>
-            </w:r>
-          </w:p>
-        </w:tc>
-        <w:tc>
-          <w:tcPr>
-            <w:tcW w:type="dxa" w:w="2160"/>
-          </w:tcPr>
-          <w:p>
-            <w:r>
-              <w:rPr>
-                <w:b w:val="0"/>
-              </w:rPr>
-              <w:t>__월 __일(오전)</w:t>
-            </w:r>
-          </w:p>
-        </w:tc>
-        <w:tc>
-          <w:tcPr>
-            <w:tcW w:type="dxa" w:w="2160"/>
-          </w:tcPr>
-          <w:p>
-            <w:r>
-              <w:rPr>
-                <w:b w:val="0"/>
-              </w:rPr>
-              <w:t>부스 설치 및 물품 진열</w:t>
-            </w:r>
-          </w:p>
-        </w:tc>
-        <w:tc>
-          <w:tcPr>
-            <w:tcW w:type="dxa" w:w="2160"/>
-          </w:tcPr>
-          <w:p/>
+              <w:t>________</w:t>
+            </w:r>
+          </w:p>
         </w:tc>
       </w:tr>
     </w:tbl>
@@ -798,51 +5893,7 @@
         <w:rPr>
           <w:b w:val="0"/>
         </w:rPr>
-        <w:t>위생 및 안전 관리</w:t>
-      </w:r>
-    </w:p>
-    <w:p>
-      <w:pPr>
-        <w:pStyle w:val="ListBullet"/>
-      </w:pPr>
-      <w:r>
-        <w:rPr>
-          <w:b w:val="0"/>
-        </w:rPr>
-        <w:t>먹거리 팀: 조리 시 위생모/장갑 필수 착용, 식재료 유통기한 엄수.</w:t>
-      </w:r>
-    </w:p>
-    <w:p>
-      <w:pPr>
-        <w:pStyle w:val="ListBullet"/>
-      </w:pPr>
-      <w:r>
-        <w:rPr>
-          <w:b w:val="0"/>
-        </w:rPr>
-        <w:t>안전: 전기 사용 부스 배선 정리, 소화기 비치, 주차 안내 인원 배치.</w:t>
-      </w:r>
-    </w:p>
-    <w:p>
-      <w:pPr>
-        <w:pStyle w:val="ListBullet"/>
-      </w:pPr>
-      <w:r>
-        <w:rPr>
-          <w:b w:val="0"/>
-        </w:rPr>
-        <w:t>기타: 쓰레기 분리수거 및 종료 후 청소 담당 구역 사전 지정.</w:t>
-      </w:r>
-    </w:p>
-    <w:p>
-      <w:pPr>
-        <w:pStyle w:val="Heading2"/>
-      </w:pPr>
-      <w:r>
-        <w:rPr>
-          <w:b w:val="0"/>
-        </w:rPr>
-        <w:t>수익금 정산 및 사용 보고 양식</w:t>
+        <w:t>7. 후속조치</w:t>
       </w:r>
     </w:p>
     <w:tbl>
@@ -852,61 +5903,47 @@
         <w:tblLook w:firstColumn="1" w:firstRow="1" w:lastColumn="0" w:lastRow="0" w:noHBand="0" w:noVBand="1" w:val="04A0"/>
       </w:tblPr>
       <w:tblGrid>
-        <w:gridCol w:w="2160"/>
-        <w:gridCol w:w="2160"/>
-        <w:gridCol w:w="2160"/>
-        <w:gridCol w:w="2160"/>
+        <w:gridCol w:w="2880"/>
+        <w:gridCol w:w="2880"/>
+        <w:gridCol w:w="2880"/>
       </w:tblGrid>
       <w:tr>
         <w:tc>
           <w:tcPr>
-            <w:tcW w:type="dxa" w:w="2160"/>
+            <w:tcW w:type="dxa" w:w="2880"/>
           </w:tcPr>
           <w:p>
             <w:r>
               <w:rPr>
                 <w:b/>
               </w:rPr>
-              <w:t>항목</w:t>
-            </w:r>
-          </w:p>
-        </w:tc>
-        <w:tc>
-          <w:tcPr>
-            <w:tcW w:type="dxa" w:w="2160"/>
+              <w:t>내용</w:t>
+            </w:r>
+          </w:p>
+        </w:tc>
+        <w:tc>
+          <w:tcPr>
+            <w:tcW w:type="dxa" w:w="2880"/>
           </w:tcPr>
           <w:p>
             <w:r>
               <w:rPr>
                 <w:b/>
               </w:rPr>
-              <w:t>예산(목표액)</w:t>
-            </w:r>
-          </w:p>
-        </w:tc>
-        <w:tc>
-          <w:tcPr>
-            <w:tcW w:type="dxa" w:w="2160"/>
+              <w:t>담당</w:t>
+            </w:r>
+          </w:p>
+        </w:tc>
+        <w:tc>
+          <w:tcPr>
+            <w:tcW w:type="dxa" w:w="2880"/>
           </w:tcPr>
           <w:p>
             <w:r>
               <w:rPr>
                 <w:b/>
               </w:rPr>
-              <w:t>실제 수익</w:t>
-            </w:r>
-          </w:p>
-        </w:tc>
-        <w:tc>
-          <w:tcPr>
-            <w:tcW w:type="dxa" w:w="2160"/>
-          </w:tcPr>
-          <w:p>
-            <w:r>
-              <w:rPr>
-                <w:b/>
-              </w:rPr>
-              <w:t>비고</w:t>
+              <w:t>기한</w:t>
             </w:r>
           </w:p>
         </w:tc>
@@ -914,20 +5951,20 @@
       <w:tr>
         <w:tc>
           <w:tcPr>
-            <w:tcW w:type="dxa" w:w="2160"/>
+            <w:tcW w:type="dxa" w:w="2880"/>
           </w:tcPr>
           <w:p>
             <w:r>
               <w:rPr>
                 <w:b w:val="0"/>
               </w:rPr>
-              <w:t>매출액</w:t>
-            </w:r>
-          </w:p>
-        </w:tc>
-        <w:tc>
-          <w:tcPr>
-            <w:tcW w:type="dxa" w:w="2160"/>
+              <w:t>정산 증빙 대조·승인 및 해당 월 재정 보고 반영</w:t>
+            </w:r>
+          </w:p>
+        </w:tc>
+        <w:tc>
+          <w:tcPr>
+            <w:tcW w:type="dxa" w:w="2880"/>
           </w:tcPr>
           <w:p>
             <w:r>
@@ -940,7 +5977,7 @@
         </w:tc>
         <w:tc>
           <w:tcPr>
-            <w:tcW w:type="dxa" w:w="2160"/>
+            <w:tcW w:type="dxa" w:w="2880"/>
           </w:tcPr>
           <w:p>
             <w:r>
@@ -950,31 +5987,25 @@
               <w:t>________</w:t>
             </w:r>
           </w:p>
-        </w:tc>
-        <w:tc>
-          <w:tcPr>
-            <w:tcW w:type="dxa" w:w="2160"/>
-          </w:tcPr>
-          <w:p/>
         </w:tc>
       </w:tr>
       <w:tr>
         <w:tc>
           <w:tcPr>
-            <w:tcW w:type="dxa" w:w="2160"/>
+            <w:tcW w:type="dxa" w:w="2880"/>
           </w:tcPr>
           <w:p>
             <w:r>
               <w:rPr>
                 <w:b w:val="0"/>
               </w:rPr>
-              <w:t>준비 비용</w:t>
-            </w:r>
-          </w:p>
-        </w:tc>
-        <w:tc>
-          <w:tcPr>
-            <w:tcW w:type="dxa" w:w="2160"/>
+              <w:t>미사용 잔액 집행 계획 승인·최종 사용 결과 보고</w:t>
+            </w:r>
+          </w:p>
+        </w:tc>
+        <w:tc>
+          <w:tcPr>
+            <w:tcW w:type="dxa" w:w="2880"/>
           </w:tcPr>
           <w:p>
             <w:r>
@@ -987,7 +6018,7 @@
         </w:tc>
         <w:tc>
           <w:tcPr>
-            <w:tcW w:type="dxa" w:w="2160"/>
+            <w:tcW w:type="dxa" w:w="2880"/>
           </w:tcPr>
           <w:p>
             <w:r>
@@ -997,36 +6028,30 @@
               <w:t>________</w:t>
             </w:r>
           </w:p>
-        </w:tc>
-        <w:tc>
-          <w:tcPr>
-            <w:tcW w:type="dxa" w:w="2160"/>
-          </w:tcPr>
-          <w:p/>
         </w:tc>
       </w:tr>
       <w:tr>
         <w:tc>
           <w:tcPr>
-            <w:tcW w:type="dxa" w:w="2160"/>
-          </w:tcPr>
-          <w:p>
-            <w:r>
-              <w:rPr>
-                <w:b/>
-              </w:rPr>
-              <w:t>순수익</w:t>
-            </w:r>
-          </w:p>
-        </w:tc>
-        <w:tc>
-          <w:tcPr>
-            <w:tcW w:type="dxa" w:w="2160"/>
-          </w:tcPr>
-          <w:p>
-            <w:r>
-              <w:rPr>
-                <w:b/>
+            <w:tcW w:type="dxa" w:w="2880"/>
+          </w:tcPr>
+          <w:p>
+            <w:r>
+              <w:rPr>
+                <w:b w:val="0"/>
+              </w:rPr>
+              <w:t>개인정보를 제외한 정산·사용 결과 공개</w:t>
+            </w:r>
+          </w:p>
+        </w:tc>
+        <w:tc>
+          <w:tcPr>
+            <w:tcW w:type="dxa" w:w="2880"/>
+          </w:tcPr>
+          <w:p>
+            <w:r>
+              <w:rPr>
+                <w:b w:val="0"/>
               </w:rPr>
               <w:t>________</w:t>
             </w:r>
@@ -1034,22 +6059,16 @@
         </w:tc>
         <w:tc>
           <w:tcPr>
-            <w:tcW w:type="dxa" w:w="2160"/>
-          </w:tcPr>
-          <w:p>
-            <w:r>
-              <w:rPr>
-                <w:b/>
+            <w:tcW w:type="dxa" w:w="2880"/>
+          </w:tcPr>
+          <w:p>
+            <w:r>
+              <w:rPr>
+                <w:b w:val="0"/>
               </w:rPr>
               <w:t>________</w:t>
             </w:r>
           </w:p>
-        </w:tc>
-        <w:tc>
-          <w:tcPr>
-            <w:tcW w:type="dxa" w:w="2160"/>
-          </w:tcPr>
-          <w:p/>
         </w:tc>
       </w:tr>
     </w:tbl>
@@ -1057,133 +6076,22 @@
     <w:p>
       <w:r>
         <w:rPr>
-          <w:b/>
+          <w:b w:val="0"/>
         </w:rPr>
-        <w:t>[수익금 사용 계획]</w:t>
+        <w:t>붙임 1. 거래별 수입·지출 기록 및 영수증 증빙 ________부.</w:t>
       </w:r>
     </w:p>
-    <w:tbl>
-      <w:tblPr>
-        <w:tblStyle w:val="TableGrid"/>
-        <w:tblW w:type="auto" w:w="0"/>
-        <w:tblLook w:firstColumn="1" w:firstRow="1" w:lastColumn="0" w:lastRow="0" w:noHBand="0" w:noVBand="1" w:val="04A0"/>
-      </w:tblPr>
-      <w:tblGrid>
-        <w:gridCol w:w="2160"/>
-        <w:gridCol w:w="2160"/>
-        <w:gridCol w:w="2160"/>
-        <w:gridCol w:w="2160"/>
-      </w:tblGrid>
-      <w:tr>
-        <w:tc>
-          <w:tcPr>
-            <w:tcW w:type="dxa" w:w="2160"/>
-          </w:tcPr>
-          <w:p>
-            <w:r>
-              <w:rPr>
-                <w:b/>
-              </w:rPr>
-              <w:t>구분</w:t>
-            </w:r>
-          </w:p>
-        </w:tc>
-        <w:tc>
-          <w:tcPr>
-            <w:tcW w:type="dxa" w:w="2160"/>
-          </w:tcPr>
-          <w:p>
-            <w:r>
-              <w:rPr>
-                <w:b/>
-              </w:rPr>
-              <w:t>수혜 대상</w:t>
-            </w:r>
-          </w:p>
-        </w:tc>
-        <w:tc>
-          <w:tcPr>
-            <w:tcW w:type="dxa" w:w="2160"/>
-          </w:tcPr>
-          <w:p>
-            <w:r>
-              <w:rPr>
-                <w:b/>
-              </w:rPr>
-              <w:t>집행 예정일</w:t>
-            </w:r>
-          </w:p>
-        </w:tc>
-        <w:tc>
-          <w:tcPr>
-            <w:tcW w:type="dxa" w:w="2160"/>
-          </w:tcPr>
-          <w:p>
-            <w:r>
-              <w:rPr>
-                <w:b/>
-              </w:rPr>
-              <w:t>비고</w:t>
-            </w:r>
-          </w:p>
-        </w:tc>
-      </w:tr>
-      <w:tr>
-        <w:tc>
-          <w:tcPr>
-            <w:tcW w:type="dxa" w:w="2160"/>
-          </w:tcPr>
-          <w:p>
-            <w:r>
-              <w:rPr>
-                <w:b w:val="0"/>
-              </w:rPr>
-              <w:t>선교/구제</w:t>
-            </w:r>
-          </w:p>
-        </w:tc>
-        <w:tc>
-          <w:tcPr>
-            <w:tcW w:type="dxa" w:w="2160"/>
-          </w:tcPr>
-          <w:p>
-            <w:r>
-              <w:rPr>
-                <w:b w:val="0"/>
-              </w:rPr>
-              <w:t>________</w:t>
-            </w:r>
-          </w:p>
-        </w:tc>
-        <w:tc>
-          <w:tcPr>
-            <w:tcW w:type="dxa" w:w="2160"/>
-          </w:tcPr>
-          <w:p>
-            <w:r>
-              <w:rPr>
-                <w:b w:val="0"/>
-              </w:rPr>
-              <w:t>________</w:t>
-            </w:r>
-          </w:p>
-        </w:tc>
-        <w:tc>
-          <w:tcPr>
-            <w:tcW w:type="dxa" w:w="2160"/>
-          </w:tcPr>
-          <w:p>
-            <w:r>
-              <w:rPr>
-                <w:b w:val="0"/>
-              </w:rPr>
-              <w:t>________</w:t>
-            </w:r>
-          </w:p>
-        </w:tc>
-      </w:tr>
-    </w:tbl>
-    <w:p/>
+    <w:p>
+      <w:pPr>
+        <w:pStyle w:val="ListNumber"/>
+      </w:pPr>
+      <w:r>
+        <w:rPr>
+          <w:b w:val="0"/>
+        </w:rPr>
+        <w:t>교회 계좌 입금·선교·구제 집행 확인 자료 ________부.</w:t>
+      </w:r>
+    </w:p>
     <w:sectPr>
       <w:pgSz w:w="12240" w:h="15840"/>
       <w:pgMar w:top="1440" w:right="1800" w:bottom="1440" w:left="1800" w:header="720" w:footer="720" w:gutter="0"/>
